--- a/docs/new-pages-for-review/tubular-and-podbielniak-centrifuges.docx
+++ b/docs/new-pages-for-review/tubular-and-podbielniak-centrifuges.docx
@@ -8,21 +8,6 @@
       </w:pPr>
       <w:r>
         <w:t>Buy Used Tubular, Podbielniak &amp; Hydraulic Centrifuges for Sale</w:t>
-      </w:r>
-    </w:p>
-    <w:p>
-      <w:r>
-        <w:t>Buying used tubular, Podbielniak and hydraulic centrifuges through International Process Plants (IPP) gives chemical, pharmaceutical, food and specialty manufacturers access to the separation equipment IPP groups under Misc. &amp; Hydraulic on its IMS inventory system: Sharples tubular bowl super centrifuges, Podbielniak centrifugal extractors from Podbielniak, APV and Baker Perkins, and Oil Gear and Sanborn hydraulic drives. Bowl speeds reach 50,000 rpm, and buying used saves up to 50% of capital and 90% of lead time versus buying new. IPP has supplied process equipment worldwide since 1980.</w:t>
-      </w:r>
-    </w:p>
-    <w:p>
-      <w:r>
-        <w:t>IPP stocks good used and refurbished units, including used super centrifuge models from Sharples (AS16, AS26, AS14, AE-18V and T1P), tubular units from Rina, Carl Padberg and Robatel, Podbielniak 6900 countercurrent extractors and APV D36 and Baker Perkins D18 Podbielniak-type units. Every used tubular centrifuge is listed with its specifications, ready to buy and ship.</w:t>
-      </w:r>
-    </w:p>
-    <w:p>
-      <w:r>
-        <w:t>Each unit is listed on IPP's IMS inventory system with its bowl speed, motor power, description and condition grade. New custom fabricated stainless steel equipment is available through IPP's Gale Process Solutions (GPS) subsidiary with 12 to 16 week average delivery.</w:t>
       </w:r>
     </w:p>
     <w:p>
@@ -62,56 +47,14 @@
     <w:p>
       <w:r>
         <w:rPr>
-          <w:b/>
+          <w:color w:val="AAAAAA"/>
         </w:rPr>
-        <w:t>Featured Equipment:</w:t>
-      </w:r>
-    </w:p>
-    <w:p>
-      <w:pPr>
-        <w:pStyle w:val="ListBullet"/>
-      </w:pPr>
-      <w:hyperlink r:id="rId11">
-        <w:r>
-          <w:rPr>
-            <w:color w:val="1155CC"/>
-            <w:u w:val="single"/>
-          </w:rPr>
-          <w:t xml:space="preserve">Tubular Super Centrifuges -- Sharples, Rina, CEPA and Robatel units</w:t>
-        </w:r>
-      </w:hyperlink>
-    </w:p>
-    <w:p>
-      <w:pPr>
-        <w:pStyle w:val="ListBullet"/>
-      </w:pPr>
-      <w:hyperlink r:id="rId12">
-        <w:r>
-          <w:rPr>
-            <w:color w:val="1155CC"/>
-            <w:u w:val="single"/>
-          </w:rPr>
-          <w:t xml:space="preserve">Podbielniak Extractors -- Podbielniak, APV and Baker Perkins units</w:t>
-        </w:r>
-      </w:hyperlink>
-    </w:p>
-    <w:p>
-      <w:pPr>
-        <w:pStyle w:val="ListBullet"/>
-      </w:pPr>
-      <w:hyperlink r:id="rId13">
-        <w:r>
-          <w:rPr>
-            <w:color w:val="1155CC"/>
-            <w:u w:val="single"/>
-          </w:rPr>
-          <w:t xml:space="preserve">Hydraulic Drives -- Oil Gear and Sanborn drives and pumps</w:t>
-        </w:r>
-      </w:hyperlink>
-    </w:p>
-    <w:p>
-      <w:r>
-        <w:t>Trusted around the world by</w:t>
+        <w:t>────────────────────────────────────────────────────────────</w:t>
+      </w:r>
+    </w:p>
+    <w:p>
+      <w:r>
+        <w:t>[Product listing] Live IMS inventory of tubular and Podbielniak centrifuges with filters (design, bowl speed, motor power, material, condition, manufacturer), sorting and See More, as on the live reactor page. Cards are generated from IMS data, so they are not part of this content review.</w:t>
       </w:r>
     </w:p>
     <w:p>
@@ -123,8 +66,16 @@
       </w:r>
     </w:p>
     <w:p>
-      <w:r>
-        <w:t>[Product listing] Live IMS inventory of tubular and Podbielniak centrifuges with filters (design, bowl speed, motor power, material, condition, manufacturer), sorting and See More, as on the live reactor page. Cards are generated from IMS data, so they are not part of this content review.</w:t>
+      <w:pPr>
+        <w:pStyle w:val="Heading2"/>
+      </w:pPr>
+      <w:r>
+        <w:t>Browse Used Tubular &amp; Podbielniak Centrifuges by Design</w:t>
+      </w:r>
+    </w:p>
+    <w:p>
+      <w:r>
+        <w:t>IPP lists this inventory by design, using the Podbielniak and vertical tubular flags on its IMS inventory system plus the hydraulic drives and components in the category.</w:t>
       </w:r>
     </w:p>
     <w:p>
@@ -140,45 +91,12 @@
         <w:pStyle w:val="Heading2"/>
       </w:pPr>
       <w:r>
-        <w:t>Browse Used Tubular &amp; Podbielniak Centrifuges by Design</w:t>
-      </w:r>
-    </w:p>
-    <w:p>
-      <w:r>
-        <w:t>IPP lists this inventory by design, using the Podbielniak and vertical tubular flags on its IMS inventory system plus the hydraulic drives and components in the category.</w:t>
-      </w:r>
-    </w:p>
-    <w:p>
-      <w:r>
-        <w:rPr>
-          <w:color w:val="AAAAAA"/>
-        </w:rPr>
-        <w:t>────────────────────────────────────────────────────────────</w:t>
-      </w:r>
-    </w:p>
-    <w:p>
-      <w:pPr>
-        <w:pStyle w:val="Heading2"/>
-      </w:pPr>
-      <w:r>
         <w:t>Tubular Bowl vs Disc Stack Centrifuges</w:t>
       </w:r>
     </w:p>
     <w:p>
       <w:r>
-        <w:t xml:space="preserve">Tubular bowl and disc stack centrifuges both spin a vertical bowl to separate fine solids and liquids, and they differ in bowl geometry, G-force, throughput and solids discharge. Here is how the two designs compare across key factors, and IPP's </w:t>
-      </w:r>
-      <w:hyperlink r:id="rId14">
-        <w:r>
-          <w:rPr>
-            <w:color w:val="1155CC"/>
-            <w:u w:val="single"/>
-          </w:rPr>
-          <w:t xml:space="preserve">disc stack centrifuge guide</w:t>
-        </w:r>
-      </w:hyperlink>
-      <w:r>
-        <w:t xml:space="preserve"> covers the disc bowl process.</w:t>
+        <w:t>Tubular bowl and disc stack centrifuges both spin a vertical bowl to separate fine solids and liquids, and they differ in bowl geometry, G-force, throughput and solids discharge. Here is how the two designs compare across key factors.</w:t>
       </w:r>
     </w:p>
     <w:tbl>
@@ -440,7 +358,7 @@
           </w:tcPr>
           <w:p>
             <w:r/>
-            <w:hyperlink r:id="rId15">
+            <w:hyperlink r:id="rId11">
               <w:r>
                 <w:rPr>
                   <w:color w:val="1155CC"/>
@@ -549,6 +467,266 @@
       </w:r>
     </w:p>
     <w:p>
+      <w:hyperlink r:id="rId12">
+        <w:r>
+          <w:rPr>
+            <w:color w:val="1155CC"/>
+            <w:u w:val="single"/>
+          </w:rPr>
+          <w:t xml:space="preserve">View Specs</w:t>
+        </w:r>
+      </w:hyperlink>
+      <w:r>
+        <w:t xml:space="preserve"> | </w:t>
+      </w:r>
+      <w:hyperlink r:id="rId12">
+        <w:r>
+          <w:rPr>
+            <w:color w:val="1155CC"/>
+            <w:u w:val="single"/>
+          </w:rPr>
+          <w:t xml:space="preserve">View IPP# 99995</w:t>
+        </w:r>
+      </w:hyperlink>
+    </w:p>
+    <w:p>
+      <w:pPr>
+        <w:pStyle w:val="Heading4"/>
+      </w:pPr>
+      <w:r>
+        <w:t>Sharples AS14-VN2SP ([IPP# 82828](https://ims.internationalprocessplants.com/inventory/equipment/detail/misc-and-hydraulic-centrifuge/82828))</w:t>
+      </w:r>
+    </w:p>
+    <w:p>
+      <w:r>
+        <w:t>Good used Sharples AS14-VN2SP tubular bowl centrifuge with a 1.49 kW (2 HP) motor.</w:t>
+      </w:r>
+    </w:p>
+    <w:p>
+      <w:pPr>
+        <w:pStyle w:val="ListBullet"/>
+      </w:pPr>
+      <w:r>
+        <w:t>Design: Tubular Bowl Centrifuge</w:t>
+      </w:r>
+    </w:p>
+    <w:p>
+      <w:pPr>
+        <w:pStyle w:val="ListBullet"/>
+      </w:pPr>
+      <w:r>
+        <w:t>Motor Power: 1.49 kW (2 HP)</w:t>
+      </w:r>
+    </w:p>
+    <w:p>
+      <w:pPr>
+        <w:pStyle w:val="ListBullet"/>
+      </w:pPr>
+      <w:r>
+        <w:t>Description: 3 phase separator tubular supercentrifuge</w:t>
+      </w:r>
+    </w:p>
+    <w:p>
+      <w:pPr>
+        <w:pStyle w:val="ListBullet"/>
+      </w:pPr>
+      <w:r>
+        <w:t>Condition: Good used</w:t>
+      </w:r>
+    </w:p>
+    <w:p>
+      <w:hyperlink r:id="rId13">
+        <w:r>
+          <w:rPr>
+            <w:color w:val="1155CC"/>
+            <w:u w:val="single"/>
+          </w:rPr>
+          <w:t xml:space="preserve">View Specs</w:t>
+        </w:r>
+      </w:hyperlink>
+      <w:r>
+        <w:t xml:space="preserve"> | </w:t>
+      </w:r>
+      <w:hyperlink r:id="rId13">
+        <w:r>
+          <w:rPr>
+            <w:color w:val="1155CC"/>
+            <w:u w:val="single"/>
+          </w:rPr>
+          <w:t xml:space="preserve">View IPP# 82828</w:t>
+        </w:r>
+      </w:hyperlink>
+    </w:p>
+    <w:p>
+      <w:pPr>
+        <w:pStyle w:val="Heading4"/>
+      </w:pPr>
+      <w:r>
+        <w:t>Sharples AS16 SS 316 ([IPP# 109855](https://ims.internationalprocessplants.com/inventory/equipment/detail/misc-and-hydraulic-centrifuge/109855))</w:t>
+      </w:r>
+    </w:p>
+    <w:p>
+      <w:r>
+        <w:t>Good used Sharples AS16 tubular bowl centrifuge with a 15,000 rpm maximum bowl speed and a 1.49 kW (2 HP) motor.</w:t>
+      </w:r>
+    </w:p>
+    <w:p>
+      <w:pPr>
+        <w:pStyle w:val="ListBullet"/>
+      </w:pPr>
+      <w:r>
+        <w:t>Design: Tubular Bowl Centrifuge</w:t>
+      </w:r>
+    </w:p>
+    <w:p>
+      <w:pPr>
+        <w:pStyle w:val="ListBullet"/>
+      </w:pPr>
+      <w:r>
+        <w:t>Bowl Speed: 15,000 rpm</w:t>
+      </w:r>
+    </w:p>
+    <w:p>
+      <w:pPr>
+        <w:pStyle w:val="ListBullet"/>
+      </w:pPr>
+      <w:r>
+        <w:t>Motor Power: 1.49 kW (2 HP)</w:t>
+      </w:r>
+    </w:p>
+    <w:p>
+      <w:pPr>
+        <w:pStyle w:val="ListBullet"/>
+      </w:pPr>
+      <w:r>
+        <w:t>Description: Supercentrifuge, designed for tubular clarifier, vertically mounted motor</w:t>
+      </w:r>
+    </w:p>
+    <w:p>
+      <w:pPr>
+        <w:pStyle w:val="ListBullet"/>
+      </w:pPr>
+      <w:r>
+        <w:t>Material: Stainless Steel 316</w:t>
+      </w:r>
+    </w:p>
+    <w:p>
+      <w:pPr>
+        <w:pStyle w:val="ListBullet"/>
+      </w:pPr>
+      <w:r>
+        <w:t>Condition: Good used</w:t>
+      </w:r>
+    </w:p>
+    <w:p>
+      <w:hyperlink r:id="rId14">
+        <w:r>
+          <w:rPr>
+            <w:color w:val="1155CC"/>
+            <w:u w:val="single"/>
+          </w:rPr>
+          <w:t xml:space="preserve">View Specs</w:t>
+        </w:r>
+      </w:hyperlink>
+      <w:r>
+        <w:t xml:space="preserve"> | </w:t>
+      </w:r>
+      <w:hyperlink r:id="rId14">
+        <w:r>
+          <w:rPr>
+            <w:color w:val="1155CC"/>
+            <w:u w:val="single"/>
+          </w:rPr>
+          <w:t xml:space="preserve">View IPP# 109855</w:t>
+        </w:r>
+      </w:hyperlink>
+    </w:p>
+    <w:p>
+      <w:hyperlink r:id="rId15">
+        <w:r>
+          <w:rPr>
+            <w:color w:val="1155CC"/>
+            <w:u w:val="single"/>
+          </w:rPr>
+          <w:t xml:space="preserve">Browse All Sharples Tubular &amp; Podbielniak Centrifuges on IMS</w:t>
+        </w:r>
+      </w:hyperlink>
+    </w:p>
+    <w:p>
+      <w:pPr>
+        <w:pStyle w:val="Heading3"/>
+      </w:pPr>
+      <w:r>
+        <w:t>Buy Used Podbielniak Centrifugal Extractors for Sale</w:t>
+      </w:r>
+    </w:p>
+    <w:p>
+      <w:r>
+        <w:t>Podbielniak 6900 units in IPP's inventory are countercurrent extractor centrifuges with a 645 mm (25.4 in) outside diameter, rated 6.9 bar (100 psi) at 121 °C (250 °F). Each Podbielniak extractor works as a centrifugal contactor, bringing the two liquid phases together and separating them in one drum.</w:t>
+      </w:r>
+    </w:p>
+    <w:p>
+      <w:pPr>
+        <w:pStyle w:val="Heading4"/>
+      </w:pPr>
+      <w:r>
+        <w:t>Podbielniak 6900 SS 316 ([IPP# 3065](https://ims.internationalprocessplants.com/inventory/equipment/detail/misc-and-hydraulic-centrifuge/3065))</w:t>
+      </w:r>
+    </w:p>
+    <w:p>
+      <w:r>
+        <w:t>Good used Podbielniak 6900 Podbielniak centrifugal extractor with a 2,500 rpm maximum bowl speed and a 7.5 kW (10 HP) motor.</w:t>
+      </w:r>
+    </w:p>
+    <w:p>
+      <w:pPr>
+        <w:pStyle w:val="ListBullet"/>
+      </w:pPr>
+      <w:r>
+        <w:t>Design: Podbielniak Centrifugal Extractor</w:t>
+      </w:r>
+    </w:p>
+    <w:p>
+      <w:pPr>
+        <w:pStyle w:val="ListBullet"/>
+      </w:pPr>
+      <w:r>
+        <w:t>Bowl Speed: 2,500 rpm</w:t>
+      </w:r>
+    </w:p>
+    <w:p>
+      <w:pPr>
+        <w:pStyle w:val="ListBullet"/>
+      </w:pPr>
+      <w:r>
+        <w:t>Motor Power: 7.5 kW (10 HP)</w:t>
+      </w:r>
+    </w:p>
+    <w:p>
+      <w:pPr>
+        <w:pStyle w:val="ListBullet"/>
+      </w:pPr>
+      <w:r>
+        <w:t>Description: Podbielniak centrifuge, 25.4" OD x 6" inside width, 100psi @ 250° F</w:t>
+      </w:r>
+    </w:p>
+    <w:p>
+      <w:pPr>
+        <w:pStyle w:val="ListBullet"/>
+      </w:pPr>
+      <w:r>
+        <w:t>Material: Stainless Steel 316</w:t>
+      </w:r>
+    </w:p>
+    <w:p>
+      <w:pPr>
+        <w:pStyle w:val="ListBullet"/>
+      </w:pPr>
+      <w:r>
+        <w:t>Condition: Good used</w:t>
+      </w:r>
+    </w:p>
+    <w:p>
       <w:hyperlink r:id="rId16">
         <w:r>
           <w:rPr>
@@ -567,7 +745,7 @@
             <w:color w:val="1155CC"/>
             <w:u w:val="single"/>
           </w:rPr>
-          <w:t xml:space="preserve">View IPP# 99995</w:t>
+          <w:t xml:space="preserve">View IPP# 3065</w:t>
         </w:r>
       </w:hyperlink>
     </w:p>
@@ -576,12 +754,12 @@
         <w:pStyle w:val="Heading4"/>
       </w:pPr>
       <w:r>
-        <w:t>Sharples AS14-VN2SP ([IPP# 82828](https://ims.internationalprocessplants.com/inventory/equipment/detail/misc-and-hydraulic-centrifuge/82828))</w:t>
-      </w:r>
-    </w:p>
-    <w:p>
-      <w:r>
-        <w:t>Good used Sharples AS14-VN2SP tubular bowl centrifuge with a 1.49 kW (2 HP) motor.</w:t>
+        <w:t>Podbielniak 6900 SS 316 ([IPP# 9734](https://ims.internationalprocessplants.com/inventory/equipment/detail/misc-and-hydraulic-centrifuge/9734))</w:t>
+      </w:r>
+    </w:p>
+    <w:p>
+      <w:r>
+        <w:t>Good used Podbielniak 6900 Podbielniak centrifugal extractor with a 2,000 rpm maximum bowl speed and a 5.6 kW (7.5 HP) motor.</w:t>
       </w:r>
     </w:p>
     <w:p>
@@ -589,7 +767,7 @@
         <w:pStyle w:val="ListBullet"/>
       </w:pPr>
       <w:r>
-        <w:t>Design: Tubular Bowl Centrifuge</w:t>
+        <w:t>Design: Podbielniak Centrifugal Extractor</w:t>
       </w:r>
     </w:p>
     <w:p>
@@ -597,7 +775,7 @@
         <w:pStyle w:val="ListBullet"/>
       </w:pPr>
       <w:r>
-        <w:t>Motor Power: 1.49 kW (2 HP)</w:t>
+        <w:t>Bowl Speed: 2,000 rpm</w:t>
       </w:r>
     </w:p>
     <w:p>
@@ -605,7 +783,23 @@
         <w:pStyle w:val="ListBullet"/>
       </w:pPr>
       <w:r>
-        <w:t>Description: 3 phase separator tubular supercentrifuge</w:t>
+        <w:t>Motor Power: 5.6 kW (7.5 HP)</w:t>
+      </w:r>
+    </w:p>
+    <w:p>
+      <w:pPr>
+        <w:pStyle w:val="ListBullet"/>
+      </w:pPr>
+      <w:r>
+        <w:t>Description: Podbielniak centrifuge, 25.4" OD x 6" inside diameter</w:t>
+      </w:r>
+    </w:p>
+    <w:p>
+      <w:pPr>
+        <w:pStyle w:val="ListBullet"/>
+      </w:pPr>
+      <w:r>
+        <w:t>Material: Stainless Steel 316</w:t>
       </w:r>
     </w:p>
     <w:p>
@@ -635,7 +829,7 @@
             <w:color w:val="1155CC"/>
             <w:u w:val="single"/>
           </w:rPr>
-          <w:t xml:space="preserve">View IPP# 82828</w:t>
+          <w:t xml:space="preserve">View IPP# 9734</w:t>
         </w:r>
       </w:hyperlink>
     </w:p>
@@ -644,12 +838,12 @@
         <w:pStyle w:val="Heading4"/>
       </w:pPr>
       <w:r>
-        <w:t>Sharples AS16 SS 316 ([IPP# 109855](https://ims.internationalprocessplants.com/inventory/equipment/detail/misc-and-hydraulic-centrifuge/109855))</w:t>
-      </w:r>
-    </w:p>
-    <w:p>
-      <w:r>
-        <w:t>Good used Sharples AS16 tubular bowl centrifuge with a 15,000 rpm maximum bowl speed and a 1.49 kW (2 HP) motor.</w:t>
+        <w:t>Podbielniak 6900 SS 304 ([IPP# 28799](https://ims.internationalprocessplants.com/inventory/equipment/detail/misc-and-hydraulic-centrifuge/28799))</w:t>
+      </w:r>
+    </w:p>
+    <w:p>
+      <w:r>
+        <w:t>Good used Podbielniak 6900 Podbielniak centrifugal extractor with a 2,500 rpm maximum bowl speed.</w:t>
       </w:r>
     </w:p>
     <w:p>
@@ -657,7 +851,7 @@
         <w:pStyle w:val="ListBullet"/>
       </w:pPr>
       <w:r>
-        <w:t>Design: Tubular Bowl Centrifuge</w:t>
+        <w:t>Design: Podbielniak Centrifugal Extractor</w:t>
       </w:r>
     </w:p>
     <w:p>
@@ -665,7 +859,7 @@
         <w:pStyle w:val="ListBullet"/>
       </w:pPr>
       <w:r>
-        <w:t>Bowl Speed: 15,000 rpm</w:t>
+        <w:t>Bowl Speed: 2,500 rpm</w:t>
       </w:r>
     </w:p>
     <w:p>
@@ -673,7 +867,7 @@
         <w:pStyle w:val="ListBullet"/>
       </w:pPr>
       <w:r>
-        <w:t>Motor Power: 1.49 kW (2 HP)</w:t>
+        <w:t>Description: counter current extractor centrifuge, 25.4" OD x 6" inside width, 100psi @ 250° F</w:t>
       </w:r>
     </w:p>
     <w:p>
@@ -681,15 +875,7 @@
         <w:pStyle w:val="ListBullet"/>
       </w:pPr>
       <w:r>
-        <w:t>Description: Supercentrifuge, designed for tubular clarifier, vertically mounted motor</w:t>
-      </w:r>
-    </w:p>
-    <w:p>
-      <w:pPr>
-        <w:pStyle w:val="ListBullet"/>
-      </w:pPr>
-      <w:r>
-        <w:t>Material: Stainless Steel 316</w:t>
+        <w:t>Material: Stainless Steel 304</w:t>
       </w:r>
     </w:p>
     <w:p>
@@ -719,7 +905,7 @@
             <w:color w:val="1155CC"/>
             <w:u w:val="single"/>
           </w:rPr>
-          <w:t xml:space="preserve">View IPP# 109855</w:t>
+          <w:t xml:space="preserve">View IPP# 28799</w:t>
         </w:r>
       </w:hyperlink>
     </w:p>
@@ -730,7 +916,7 @@
             <w:color w:val="1155CC"/>
             <w:u w:val="single"/>
           </w:rPr>
-          <w:t xml:space="preserve">Browse All Sharples Tubular &amp; Podbielniak Centrifuges on IMS</w:t>
+          <w:t xml:space="preserve">Browse All Podbielniak Tubular &amp; Podbielniak Centrifuges on IMS</w:t>
         </w:r>
       </w:hyperlink>
     </w:p>
@@ -739,12 +925,12 @@
         <w:pStyle w:val="Heading3"/>
       </w:pPr>
       <w:r>
-        <w:t>Buy Used Podbielniak Centrifugal Extractors for Sale</w:t>
-      </w:r>
-    </w:p>
-    <w:p>
-      <w:r>
-        <w:t>Podbielniak 6900 units in IPP's inventory are countercurrent extractor centrifuges with a 645 mm (25.4 in) outside diameter, rated 6.9 bar (100 psi) at 121 °C (250 °F). Each Podbielniak extractor works as a centrifugal contactor, bringing the two liquid phases together and separating them in one drum.</w:t>
+        <w:t>Buy Used APV Podbielniak-Type Centrifuges for Sale</w:t>
+      </w:r>
+    </w:p>
+    <w:p>
+      <w:r>
+        <w:t>APV D36 Podbielniak-type centrifuges in stock have 965 mm (38 in) diameter bowls with 18.6 kW (25 HP) motors in stainless steel 316, one of them refurbished with a Gyrol fluid drive.</w:t>
       </w:r>
     </w:p>
     <w:p>
@@ -752,12 +938,12 @@
         <w:pStyle w:val="Heading4"/>
       </w:pPr>
       <w:r>
-        <w:t>Podbielniak 6900 SS 316 ([IPP# 3065](https://ims.internationalprocessplants.com/inventory/equipment/detail/misc-and-hydraulic-centrifuge/3065))</w:t>
-      </w:r>
-    </w:p>
-    <w:p>
-      <w:r>
-        <w:t>Good used Podbielniak 6900 Podbielniak centrifugal extractor with a 2,500 rpm maximum bowl speed and a 7.5 kW (10 HP) motor.</w:t>
+        <w:t>[Featured] APV D36 SS 316 ([IPP# 211013](https://ims.internationalprocessplants.com/inventory/equipment/detail/misc-and-hydraulic-centrifuge/211013))</w:t>
+      </w:r>
+    </w:p>
+    <w:p>
+      <w:r>
+        <w:t>Good used APV D36 Podbielniak centrifugal extractor with a 18.6 kW (25 HP) motor.</w:t>
       </w:r>
     </w:p>
     <w:p>
@@ -773,7 +959,7 @@
         <w:pStyle w:val="ListBullet"/>
       </w:pPr>
       <w:r>
-        <w:t>Bowl Speed: 2,500 rpm</w:t>
+        <w:t>Motor Power: 18.6 kW (25 HP)</w:t>
       </w:r>
     </w:p>
     <w:p>
@@ -781,7 +967,7 @@
         <w:pStyle w:val="ListBullet"/>
       </w:pPr>
       <w:r>
-        <w:t>Motor Power: 7.5 kW (10 HP)</w:t>
+        <w:t>Description: 38" dia x 39" L bowl, 2" feed pipe, 3" outlet</w:t>
       </w:r>
     </w:p>
     <w:p>
@@ -789,7 +975,7 @@
         <w:pStyle w:val="ListBullet"/>
       </w:pPr>
       <w:r>
-        <w:t>Description: Podbielniak centrifuge, 25.4" OD x 6" inside width, 100psi @ 250° F</w:t>
+        <w:t>Overall Length: 2,450 mm (96 in)</w:t>
       </w:r>
     </w:p>
     <w:p>
@@ -827,7 +1013,7 @@
             <w:color w:val="1155CC"/>
             <w:u w:val="single"/>
           </w:rPr>
-          <w:t xml:space="preserve">View IPP# 3065</w:t>
+          <w:t xml:space="preserve">View IPP# 211013</w:t>
         </w:r>
       </w:hyperlink>
     </w:p>
@@ -836,12 +1022,12 @@
         <w:pStyle w:val="Heading4"/>
       </w:pPr>
       <w:r>
-        <w:t>Podbielniak 6900 SS 316 ([IPP# 9734](https://ims.internationalprocessplants.com/inventory/equipment/detail/misc-and-hydraulic-centrifuge/9734))</w:t>
-      </w:r>
-    </w:p>
-    <w:p>
-      <w:r>
-        <w:t>Good used Podbielniak 6900 Podbielniak centrifugal extractor with a 2,000 rpm maximum bowl speed and a 5.6 kW (7.5 HP) motor.</w:t>
+        <w:t>[Featured] APV D36 SS 316 ([IPP# 211011](https://ims.internationalprocessplants.com/inventory/equipment/detail/misc-and-hydraulic-centrifuge/211011))</w:t>
+      </w:r>
+    </w:p>
+    <w:p>
+      <w:r>
+        <w:t>Good used APV D36 Podbielniak centrifugal extractor with a 18.6 kW (25 HP) motor.</w:t>
       </w:r>
     </w:p>
     <w:p>
@@ -857,7 +1043,7 @@
         <w:pStyle w:val="ListBullet"/>
       </w:pPr>
       <w:r>
-        <w:t>Bowl Speed: 2,000 rpm</w:t>
+        <w:t>Motor Power: 18.6 kW (25 HP)</w:t>
       </w:r>
     </w:p>
     <w:p>
@@ -865,7 +1051,7 @@
         <w:pStyle w:val="ListBullet"/>
       </w:pPr>
       <w:r>
-        <w:t>Motor Power: 5.6 kW (7.5 HP)</w:t>
+        <w:t>Description: 38" dia X 39" L bowl, 2" feed pipe, 3" outlet,</w:t>
       </w:r>
     </w:p>
     <w:p>
@@ -873,7 +1059,7 @@
         <w:pStyle w:val="ListBullet"/>
       </w:pPr>
       <w:r>
-        <w:t>Description: Podbielniak centrifuge, 25.4" OD x 6" inside diameter</w:t>
+        <w:t>Overall Length: 2,450 mm (96 in)</w:t>
       </w:r>
     </w:p>
     <w:p>
@@ -911,7 +1097,7 @@
             <w:color w:val="1155CC"/>
             <w:u w:val="single"/>
           </w:rPr>
-          <w:t xml:space="preserve">View IPP# 9734</w:t>
+          <w:t xml:space="preserve">View IPP# 211011</w:t>
         </w:r>
       </w:hyperlink>
     </w:p>
@@ -920,12 +1106,12 @@
         <w:pStyle w:val="Heading4"/>
       </w:pPr>
       <w:r>
-        <w:t>Podbielniak 6900 SS 304 ([IPP# 28799](https://ims.internationalprocessplants.com/inventory/equipment/detail/misc-and-hydraulic-centrifuge/28799))</w:t>
-      </w:r>
-    </w:p>
-    <w:p>
-      <w:r>
-        <w:t>Good used Podbielniak 6900 Podbielniak centrifugal extractor with a 2,500 rpm maximum bowl speed.</w:t>
+        <w:t>[Refurbished] APV D36 SS 316 ([IPP# 211012](https://ims.internationalprocessplants.com/inventory/equipment/detail/misc-and-hydraulic-centrifuge/211012))</w:t>
+      </w:r>
+    </w:p>
+    <w:p>
+      <w:r>
+        <w:t>Refurbished APV D36 Podbielniak centrifugal extractor with a 2,100 rpm maximum bowl speed and a 18.6 kW (25 HP) motor.</w:t>
       </w:r>
     </w:p>
     <w:p>
@@ -941,7 +1127,7 @@
         <w:pStyle w:val="ListBullet"/>
       </w:pPr>
       <w:r>
-        <w:t>Bowl Speed: 2,500 rpm</w:t>
+        <w:t>Bowl Speed: 2,100 rpm</w:t>
       </w:r>
     </w:p>
     <w:p>
@@ -949,7 +1135,7 @@
         <w:pStyle w:val="ListBullet"/>
       </w:pPr>
       <w:r>
-        <w:t>Description: counter current extractor centrifuge, 25.4" OD x 6" inside width, 100psi @ 250° F</w:t>
+        <w:t>Motor Power: 18.6 kW (25 HP)</w:t>
       </w:r>
     </w:p>
     <w:p>
@@ -957,7 +1143,7 @@
         <w:pStyle w:val="ListBullet"/>
       </w:pPr>
       <w:r>
-        <w:t>Material: Stainless Steel 304</w:t>
+        <w:t>Description: 38" dia X 39" L bowl, 2" feed pipe, 3" outlet, with Gyrol fluid drive</w:t>
       </w:r>
     </w:p>
     <w:p>
@@ -965,7 +1151,23 @@
         <w:pStyle w:val="ListBullet"/>
       </w:pPr>
       <w:r>
-        <w:t>Condition: Good used</w:t>
+        <w:t>Overall Length: 2,450 mm (96 in)</w:t>
+      </w:r>
+    </w:p>
+    <w:p>
+      <w:pPr>
+        <w:pStyle w:val="ListBullet"/>
+      </w:pPr>
+      <w:r>
+        <w:t>Material: Stainless Steel 316</w:t>
+      </w:r>
+    </w:p>
+    <w:p>
+      <w:pPr>
+        <w:pStyle w:val="ListBullet"/>
+      </w:pPr>
+      <w:r>
+        <w:t>Condition: Refurbished</w:t>
       </w:r>
     </w:p>
     <w:p>
@@ -987,7 +1189,7 @@
             <w:color w:val="1155CC"/>
             <w:u w:val="single"/>
           </w:rPr>
-          <w:t xml:space="preserve">View IPP# 28799</w:t>
+          <w:t xml:space="preserve">View IPP# 211012</w:t>
         </w:r>
       </w:hyperlink>
     </w:p>
@@ -998,7 +1200,7 @@
             <w:color w:val="1155CC"/>
             <w:u w:val="single"/>
           </w:rPr>
-          <w:t xml:space="preserve">Browse All Podbielniak Tubular &amp; Podbielniak Centrifuges on IMS</w:t>
+          <w:t xml:space="preserve">Browse All APV Tubular &amp; Podbielniak Centrifuges on IMS</w:t>
         </w:r>
       </w:hyperlink>
     </w:p>
@@ -1007,12 +1209,12 @@
         <w:pStyle w:val="Heading3"/>
       </w:pPr>
       <w:r>
-        <w:t>Buy Used APV Podbielniak-Type Centrifuges for Sale</w:t>
-      </w:r>
-    </w:p>
-    <w:p>
-      <w:r>
-        <w:t>APV D36 Podbielniak-type centrifuges in stock have 965 mm (38 in) diameter bowls with 18.6 kW (25 HP) motors in stainless steel 316, one of them refurbished with a Gyrol fluid drive.</w:t>
+        <w:t>Buy Used Baker Perkins Podbielniak-Type Centrifuges for Sale</w:t>
+      </w:r>
+    </w:p>
+    <w:p>
+      <w:r>
+        <w:t>Baker Perkins D18 and A-1 Podbielniak-type centrifuges in IPP's inventory are rated 17.2 bar (250 psi) at 121 °C (250 °F), the D18 units with dual rotation fluid drives.</w:t>
       </w:r>
     </w:p>
     <w:p>
@@ -1020,12 +1222,12 @@
         <w:pStyle w:val="Heading4"/>
       </w:pPr>
       <w:r>
-        <w:t>[Featured] APV D36 SS 316 ([IPP# 211013](https://ims.internationalprocessplants.com/inventory/equipment/detail/misc-and-hydraulic-centrifuge/211013))</w:t>
-      </w:r>
-    </w:p>
-    <w:p>
-      <w:r>
-        <w:t>Good used APV D36 Podbielniak centrifugal extractor with a 18.6 kW (25 HP) motor.</w:t>
+        <w:t>Baker Perkins D18 SS 316 ([IPP# 211052](https://ims.internationalprocessplants.com/inventory/equipment/detail/misc-and-hydraulic-centrifuge/211052))</w:t>
+      </w:r>
+    </w:p>
+    <w:p>
+      <w:r>
+        <w:t>Good used Baker Perkins D18 Podbielniak centrifugal extractor with a 2,100 rpm maximum bowl speed and a 11.2 kW (15 HP) motor.</w:t>
       </w:r>
     </w:p>
     <w:p>
@@ -1041,7 +1243,7 @@
         <w:pStyle w:val="ListBullet"/>
       </w:pPr>
       <w:r>
-        <w:t>Motor Power: 18.6 kW (25 HP)</w:t>
+        <w:t>Bowl Speed: 2,100 rpm</w:t>
       </w:r>
     </w:p>
     <w:p>
@@ -1049,7 +1251,15 @@
         <w:pStyle w:val="ListBullet"/>
       </w:pPr>
       <w:r>
-        <w:t>Description: 38" dia x 39" L bowl, 2" feed pipe, 3" outlet</w:t>
+        <w:t>Motor Power: 11.2 kW (15 HP)</w:t>
+      </w:r>
+    </w:p>
+    <w:p>
+      <w:pPr>
+        <w:pStyle w:val="ListBullet"/>
+      </w:pPr>
+      <w:r>
+        <w:t>Description: 39" OAL x 36" OD Bowl, 250psi @ 250° F, with 1800rpm dual rotation fluid drive</w:t>
       </w:r>
     </w:p>
     <w:p>
@@ -1095,7 +1305,7 @@
             <w:color w:val="1155CC"/>
             <w:u w:val="single"/>
           </w:rPr>
-          <w:t xml:space="preserve">View IPP# 211013</w:t>
+          <w:t xml:space="preserve">View IPP# 211052</w:t>
         </w:r>
       </w:hyperlink>
     </w:p>
@@ -1104,12 +1314,12 @@
         <w:pStyle w:val="Heading4"/>
       </w:pPr>
       <w:r>
-        <w:t>[Featured] APV D36 SS 316 ([IPP# 211011](https://ims.internationalprocessplants.com/inventory/equipment/detail/misc-and-hydraulic-centrifuge/211011))</w:t>
-      </w:r>
-    </w:p>
-    <w:p>
-      <w:r>
-        <w:t>Good used APV D36 Podbielniak centrifugal extractor with a 18.6 kW (25 HP) motor.</w:t>
+        <w:t>Baker Perkins A-1 ([IPP# 100541](https://ims.internationalprocessplants.com/inventory/equipment/detail/misc-and-hydraulic-centrifuge/100541))</w:t>
+      </w:r>
+    </w:p>
+    <w:p>
+      <w:r>
+        <w:t>Good used Baker Perkins A-1 Podbielniak centrifugal extractor with a 10,000 rpm maximum bowl speed and a 2.2 kW (3 HP) motor.</w:t>
       </w:r>
     </w:p>
     <w:p>
@@ -1125,7 +1335,7 @@
         <w:pStyle w:val="ListBullet"/>
       </w:pPr>
       <w:r>
-        <w:t>Motor Power: 18.6 kW (25 HP)</w:t>
+        <w:t>Bowl Speed: 10,000 rpm</w:t>
       </w:r>
     </w:p>
     <w:p>
@@ -1133,7 +1343,7 @@
         <w:pStyle w:val="ListBullet"/>
       </w:pPr>
       <w:r>
-        <w:t>Description: 38" dia X 39" L bowl, 2" feed pipe, 3" outlet,</w:t>
+        <w:t>Motor Power: 2.2 kW (3 HP)</w:t>
       </w:r>
     </w:p>
     <w:p>
@@ -1141,15 +1351,7 @@
         <w:pStyle w:val="ListBullet"/>
       </w:pPr>
       <w:r>
-        <w:t>Overall Length: 2,450 mm (96 in)</w:t>
-      </w:r>
-    </w:p>
-    <w:p>
-      <w:pPr>
-        <w:pStyle w:val="ListBullet"/>
-      </w:pPr>
-      <w:r>
-        <w:t>Material: Stainless Steel 316</w:t>
+        <w:t>Description: Podbielniak centrifuge, 250psi @ 250° F, 1.0 specific gravity liquid, with Flender Himmel varispeed drive.</w:t>
       </w:r>
     </w:p>
     <w:p>
@@ -1179,7 +1381,7 @@
             <w:color w:val="1155CC"/>
             <w:u w:val="single"/>
           </w:rPr>
-          <w:t xml:space="preserve">View IPP# 211011</w:t>
+          <w:t xml:space="preserve">View IPP# 100541</w:t>
         </w:r>
       </w:hyperlink>
     </w:p>
@@ -1188,12 +1390,12 @@
         <w:pStyle w:val="Heading4"/>
       </w:pPr>
       <w:r>
-        <w:t>[Refurbished] APV D36 SS 316 ([IPP# 211012](https://ims.internationalprocessplants.com/inventory/equipment/detail/misc-and-hydraulic-centrifuge/211012))</w:t>
-      </w:r>
-    </w:p>
-    <w:p>
-      <w:r>
-        <w:t>Refurbished APV D36 Podbielniak centrifugal extractor with a 2,100 rpm maximum bowl speed and a 18.6 kW (25 HP) motor.</w:t>
+        <w:t>Baker Perkins D18 SS 316 ([IPP# 211055](https://ims.internationalprocessplants.com/inventory/equipment/detail/misc-and-hydraulic-centrifuge/211055))</w:t>
+      </w:r>
+    </w:p>
+    <w:p>
+      <w:r>
+        <w:t>Good used Baker Perkins D18 Podbielniak centrifugal extractor with a 2,100 rpm maximum bowl speed and a 11.2 kW (15 HP) motor.</w:t>
       </w:r>
     </w:p>
     <w:p>
@@ -1217,7 +1419,7 @@
         <w:pStyle w:val="ListBullet"/>
       </w:pPr>
       <w:r>
-        <w:t>Motor Power: 18.6 kW (25 HP)</w:t>
+        <w:t>Motor Power: 11.2 kW (15 HP)</w:t>
       </w:r>
     </w:p>
     <w:p>
@@ -1225,7 +1427,7 @@
         <w:pStyle w:val="ListBullet"/>
       </w:pPr>
       <w:r>
-        <w:t>Description: 38" dia X 39" L bowl, 2" feed pipe, 3" outlet, with Gyrol fluid drive</w:t>
+        <w:t>Description: 39" OAL x 36" OD Bowl, 250psi @ 250° F, with 1800rpm dual rotation fluid drive</w:t>
       </w:r>
     </w:p>
     <w:p>
@@ -1249,7 +1451,7 @@
         <w:pStyle w:val="ListBullet"/>
       </w:pPr>
       <w:r>
-        <w:t>Condition: Refurbished</w:t>
+        <w:t>Condition: Good used</w:t>
       </w:r>
     </w:p>
     <w:p>
@@ -1271,7 +1473,7 @@
             <w:color w:val="1155CC"/>
             <w:u w:val="single"/>
           </w:rPr>
-          <w:t xml:space="preserve">View IPP# 211012</w:t>
+          <w:t xml:space="preserve">View IPP# 211055</w:t>
         </w:r>
       </w:hyperlink>
     </w:p>
@@ -1282,7 +1484,7 @@
             <w:color w:val="1155CC"/>
             <w:u w:val="single"/>
           </w:rPr>
-          <w:t xml:space="preserve">Browse All APV Tubular &amp; Podbielniak Centrifuges on IMS</w:t>
+          <w:t xml:space="preserve">Browse All Baker Perkins Tubular &amp; Podbielniak Centrifuges on IMS</w:t>
         </w:r>
       </w:hyperlink>
     </w:p>
@@ -1291,12 +1493,12 @@
         <w:pStyle w:val="Heading3"/>
       </w:pPr>
       <w:r>
-        <w:t>Buy Used Baker Perkins Podbielniak-Type Centrifuges for Sale</w:t>
-      </w:r>
-    </w:p>
-    <w:p>
-      <w:r>
-        <w:t>Baker Perkins D18 and A-1 Podbielniak-type centrifuges in IPP's inventory are rated 17.2 bar (250 psi) at 121 °C (250 °F), the D18 units with dual rotation fluid drives.</w:t>
+        <w:t>Buy Used Oil Gear Hydraulic Centrifuge Drives for Sale</w:t>
+      </w:r>
+    </w:p>
+    <w:p>
+      <w:r>
+        <w:t>Oil Gear hydraulic equipment in stock includes a DH-1211 hydraulic drive for a basket centrifuge and a DACR-2011-ANL pump, both rated 75.8 bar (1,100 psi), and a DA3525 hydraulic power pack rated 172.4 bar (2,500 psi).</w:t>
       </w:r>
     </w:p>
     <w:p>
@@ -1304,12 +1506,12 @@
         <w:pStyle w:val="Heading4"/>
       </w:pPr>
       <w:r>
-        <w:t>Baker Perkins D18 SS 316 ([IPP# 211052](https://ims.internationalprocessplants.com/inventory/equipment/detail/misc-and-hydraulic-centrifuge/211052))</w:t>
-      </w:r>
-    </w:p>
-    <w:p>
-      <w:r>
-        <w:t>Good used Baker Perkins D18 Podbielniak centrifugal extractor with a 2,100 rpm maximum bowl speed and a 11.2 kW (15 HP) motor.</w:t>
+        <w:t>Oil Gear DACR-2011-ANL ([IPP# 108063](https://ims.internationalprocessplants.com/inventory/equipment/detail/misc-and-hydraulic-centrifuge/108063))</w:t>
+      </w:r>
+    </w:p>
+    <w:p>
+      <w:r>
+        <w:t>Good used Oil Gear DACR-2011-ANL hydraulic drive or pump with a 1,200 rpm maximum bowl speed and a 14.9 kW (20 HP) motor.</w:t>
       </w:r>
     </w:p>
     <w:p>
@@ -1317,7 +1519,7 @@
         <w:pStyle w:val="ListBullet"/>
       </w:pPr>
       <w:r>
-        <w:t>Design: Podbielniak Centrifugal Extractor</w:t>
+        <w:t>Design: Hydraulic Drive or Pump</w:t>
       </w:r>
     </w:p>
     <w:p>
@@ -1325,7 +1527,7 @@
         <w:pStyle w:val="ListBullet"/>
       </w:pPr>
       <w:r>
-        <w:t>Bowl Speed: 2,100 rpm</w:t>
+        <w:t>Bowl Speed: 1,200 rpm</w:t>
       </w:r>
     </w:p>
     <w:p>
@@ -1333,7 +1535,7 @@
         <w:pStyle w:val="ListBullet"/>
       </w:pPr>
       <w:r>
-        <w:t>Motor Power: 11.2 kW (15 HP)</w:t>
+        <w:t>Motor Power: 14.9 kW (20 HP)</w:t>
       </w:r>
     </w:p>
     <w:p>
@@ -1341,23 +1543,7 @@
         <w:pStyle w:val="ListBullet"/>
       </w:pPr>
       <w:r>
-        <w:t>Description: 39" OAL x 36" OD Bowl, 250psi @ 250° F, with 1800rpm dual rotation fluid drive</w:t>
-      </w:r>
-    </w:p>
-    <w:p>
-      <w:pPr>
-        <w:pStyle w:val="ListBullet"/>
-      </w:pPr>
-      <w:r>
-        <w:t>Overall Length: 2,450 mm (96 in)</w:t>
-      </w:r>
-    </w:p>
-    <w:p>
-      <w:pPr>
-        <w:pStyle w:val="ListBullet"/>
-      </w:pPr>
-      <w:r>
-        <w:t>Material: Stainless Steel 316</w:t>
+        <w:t>Description: Fluid power hydraulic pump, rated for 1100psi</w:t>
       </w:r>
     </w:p>
     <w:p>
@@ -1387,7 +1573,7 @@
             <w:color w:val="1155CC"/>
             <w:u w:val="single"/>
           </w:rPr>
-          <w:t xml:space="preserve">View IPP# 211052</w:t>
+          <w:t xml:space="preserve">View IPP# 108063</w:t>
         </w:r>
       </w:hyperlink>
     </w:p>
@@ -1396,12 +1582,12 @@
         <w:pStyle w:val="Heading4"/>
       </w:pPr>
       <w:r>
-        <w:t>Baker Perkins A-1 ([IPP# 100541](https://ims.internationalprocessplants.com/inventory/equipment/detail/misc-and-hydraulic-centrifuge/100541))</w:t>
-      </w:r>
-    </w:p>
-    <w:p>
-      <w:r>
-        <w:t>Good used Baker Perkins A-1 Podbielniak centrifugal extractor with a 10,000 rpm maximum bowl speed and a 2.2 kW (3 HP) motor.</w:t>
+        <w:t>Oil Gear DH-1211 Carbon Steel ([IPP# 42188](https://ims.internationalprocessplants.com/inventory/equipment/detail/misc-and-hydraulic-centrifuge/42188))</w:t>
+      </w:r>
+    </w:p>
+    <w:p>
+      <w:r>
+        <w:t>Good used Oil Gear DH-1211 hydraulic drive or pump with a 1,140 rpm maximum bowl speed and a 29.8 kW (40 HP) motor.</w:t>
       </w:r>
     </w:p>
     <w:p>
@@ -1409,7 +1595,7 @@
         <w:pStyle w:val="ListBullet"/>
       </w:pPr>
       <w:r>
-        <w:t>Design: Podbielniak Centrifugal Extractor</w:t>
+        <w:t>Design: Hydraulic Drive or Pump</w:t>
       </w:r>
     </w:p>
     <w:p>
@@ -1417,7 +1603,7 @@
         <w:pStyle w:val="ListBullet"/>
       </w:pPr>
       <w:r>
-        <w:t>Bowl Speed: 10,000 rpm</w:t>
+        <w:t>Bowl Speed: 1,140 rpm</w:t>
       </w:r>
     </w:p>
     <w:p>
@@ -1425,7 +1611,7 @@
         <w:pStyle w:val="ListBullet"/>
       </w:pPr>
       <w:r>
-        <w:t>Motor Power: 2.2 kW (3 HP)</w:t>
+        <w:t>Motor Power: 29.8 kW (40 HP)</w:t>
       </w:r>
     </w:p>
     <w:p>
@@ -1433,7 +1619,15 @@
         <w:pStyle w:val="ListBullet"/>
       </w:pPr>
       <w:r>
-        <w:t>Description: Podbielniak centrifuge, 250psi @ 250° F, 1.0 specific gravity liquid, with Flender Himmel varispeed drive.</w:t>
+        <w:t>Description: Hydraulic drive for basket centrifuge, 1100psi rating</w:t>
+      </w:r>
+    </w:p>
+    <w:p>
+      <w:pPr>
+        <w:pStyle w:val="ListBullet"/>
+      </w:pPr>
+      <w:r>
+        <w:t>Material: Carbon Steel</w:t>
       </w:r>
     </w:p>
     <w:p>
@@ -1463,7 +1657,7 @@
             <w:color w:val="1155CC"/>
             <w:u w:val="single"/>
           </w:rPr>
-          <w:t xml:space="preserve">View IPP# 100541</w:t>
+          <w:t xml:space="preserve">View IPP# 42188</w:t>
         </w:r>
       </w:hyperlink>
     </w:p>
@@ -1472,12 +1666,12 @@
         <w:pStyle w:val="Heading4"/>
       </w:pPr>
       <w:r>
-        <w:t>Baker Perkins D18 SS 316 ([IPP# 211055](https://ims.internationalprocessplants.com/inventory/equipment/detail/misc-and-hydraulic-centrifuge/211055))</w:t>
-      </w:r>
-    </w:p>
-    <w:p>
-      <w:r>
-        <w:t>Good used Baker Perkins D18 Podbielniak centrifugal extractor with a 2,100 rpm maximum bowl speed and a 11.2 kW (15 HP) motor.</w:t>
+        <w:t>Oil Gear DA3525 ([IPP# 206355](https://ims.internationalprocessplants.com/inventory/equipment/detail/misc-and-hydraulic-centrifuge/206355))</w:t>
+      </w:r>
+    </w:p>
+    <w:p>
+      <w:r>
+        <w:t>Good used Oil Gear DA3525 hydraulic drive or pump with a 1,200 rpm maximum bowl speed and a 29.8 kW (40 HP) motor.</w:t>
       </w:r>
     </w:p>
     <w:p>
@@ -1485,7 +1679,7 @@
         <w:pStyle w:val="ListBullet"/>
       </w:pPr>
       <w:r>
-        <w:t>Design: Podbielniak Centrifugal Extractor</w:t>
+        <w:t>Design: Hydraulic Drive or Pump</w:t>
       </w:r>
     </w:p>
     <w:p>
@@ -1493,7 +1687,7 @@
         <w:pStyle w:val="ListBullet"/>
       </w:pPr>
       <w:r>
-        <w:t>Bowl Speed: 2,100 rpm</w:t>
+        <w:t>Bowl Speed: 1,200 rpm</w:t>
       </w:r>
     </w:p>
     <w:p>
@@ -1501,7 +1695,7 @@
         <w:pStyle w:val="ListBullet"/>
       </w:pPr>
       <w:r>
-        <w:t>Motor Power: 11.2 kW (15 HP)</w:t>
+        <w:t>Motor Power: 29.8 kW (40 HP)</w:t>
       </w:r>
     </w:p>
     <w:p>
@@ -1509,23 +1703,7 @@
         <w:pStyle w:val="ListBullet"/>
       </w:pPr>
       <w:r>
-        <w:t>Description: 39" OAL x 36" OD Bowl, 250psi @ 250° F, with 1800rpm dual rotation fluid drive</w:t>
-      </w:r>
-    </w:p>
-    <w:p>
-      <w:pPr>
-        <w:pStyle w:val="ListBullet"/>
-      </w:pPr>
-      <w:r>
-        <w:t>Overall Length: 2,450 mm (96 in)</w:t>
-      </w:r>
-    </w:p>
-    <w:p>
-      <w:pPr>
-        <w:pStyle w:val="ListBullet"/>
-      </w:pPr>
-      <w:r>
-        <w:t>Material: Stainless Steel 316</w:t>
+        <w:t>Description: Hydraulic powerpak, 2500psi, electric motor driven.</w:t>
       </w:r>
     </w:p>
     <w:p>
@@ -1555,7 +1733,7 @@
             <w:color w:val="1155CC"/>
             <w:u w:val="single"/>
           </w:rPr>
-          <w:t xml:space="preserve">View IPP# 211055</w:t>
+          <w:t xml:space="preserve">View IPP# 206355</w:t>
         </w:r>
       </w:hyperlink>
     </w:p>
@@ -1566,7 +1744,7 @@
             <w:color w:val="1155CC"/>
             <w:u w:val="single"/>
           </w:rPr>
-          <w:t xml:space="preserve">Browse All Baker Perkins Tubular &amp; Podbielniak Centrifuges on IMS</w:t>
+          <w:t xml:space="preserve">Browse All Oil Gear Tubular &amp; Podbielniak Centrifuges on IMS</w:t>
         </w:r>
       </w:hyperlink>
     </w:p>
@@ -1575,12 +1753,12 @@
         <w:pStyle w:val="Heading3"/>
       </w:pPr>
       <w:r>
-        <w:t>Buy Used Oil Gear Hydraulic Centrifuge Drives for Sale</w:t>
-      </w:r>
-    </w:p>
-    <w:p>
-      <w:r>
-        <w:t>Oil Gear hydraulic equipment in stock includes a DH-1211 hydraulic drive for a basket centrifuge and a DACR-2011-ANL pump, both rated 75.8 bar (1,100 psi), and a DA3525 hydraulic power pack rated 172.4 bar (2,500 psi).</w:t>
+        <w:t>Buy Used Robatel Centrifuges for Sale</w:t>
+      </w:r>
+    </w:p>
+    <w:p>
+      <w:r>
+        <w:t>Robatel units in IPP's inventory are a BXP 360 vertical tubular centrifuge rated 200 to 1,500 L/hr (53 to 396 gal/hr) with CIP, and a refurbished EC-03 continuous screener centrifuge with a 300 mm (11.8 in) basket.</w:t>
       </w:r>
     </w:p>
     <w:p>
@@ -1588,12 +1766,12 @@
         <w:pStyle w:val="Heading4"/>
       </w:pPr>
       <w:r>
-        <w:t>Oil Gear DACR-2011-ANL ([IPP# 108063](https://ims.internationalprocessplants.com/inventory/equipment/detail/misc-and-hydraulic-centrifuge/108063))</w:t>
-      </w:r>
-    </w:p>
-    <w:p>
-      <w:r>
-        <w:t>Good used Oil Gear DACR-2011-ANL hydraulic drive or pump with a 1,200 rpm maximum bowl speed and a 14.9 kW (20 HP) motor.</w:t>
+        <w:t>Robatel BXP 360 Stainless Steel ([IPP# 220457](https://ims.internationalprocessplants.com/inventory/equipment/detail/misc-and-hydraulic-centrifuge/220457))</w:t>
+      </w:r>
+    </w:p>
+    <w:p>
+      <w:r>
+        <w:t>Good used Robatel BXP 360 tubular bowl centrifuge with a 3,000 rpm maximum bowl speed and a 5.5 kW (7.4 HP) motor.</w:t>
       </w:r>
     </w:p>
     <w:p>
@@ -1601,7 +1779,7 @@
         <w:pStyle w:val="ListBullet"/>
       </w:pPr>
       <w:r>
-        <w:t>Design: Hydraulic Drive or Pump</w:t>
+        <w:t>Design: Tubular Bowl Centrifuge</w:t>
       </w:r>
     </w:p>
     <w:p>
@@ -1609,7 +1787,7 @@
         <w:pStyle w:val="ListBullet"/>
       </w:pPr>
       <w:r>
-        <w:t>Bowl Speed: 1,200 rpm</w:t>
+        <w:t>Bowl Speed: 3,000 rpm</w:t>
       </w:r>
     </w:p>
     <w:p>
@@ -1617,7 +1795,7 @@
         <w:pStyle w:val="ListBullet"/>
       </w:pPr>
       <w:r>
-        <w:t>Motor Power: 14.9 kW (20 HP)</w:t>
+        <w:t>Motor Power: 5.5 kW (7.4 HP)</w:t>
       </w:r>
     </w:p>
     <w:p>
@@ -1625,7 +1803,23 @@
         <w:pStyle w:val="ListBullet"/>
       </w:pPr>
       <w:r>
-        <w:t>Description: Fluid power hydraulic pump, rated for 1100psi</w:t>
+        <w:t>Description: 200 - 1500 L/hr, 29L volume, 10-50° C, 360 mm (14.2 in) internal dia, with CIP &amp; 2x 200L receivers</w:t>
+      </w:r>
+    </w:p>
+    <w:p>
+      <w:pPr>
+        <w:pStyle w:val="ListBullet"/>
+      </w:pPr>
+      <w:r>
+        <w:t>Overall Length: 790 mm (31.1 in)</w:t>
+      </w:r>
+    </w:p>
+    <w:p>
+      <w:pPr>
+        <w:pStyle w:val="ListBullet"/>
+      </w:pPr>
+      <w:r>
+        <w:t>Material: Stainless steel</w:t>
       </w:r>
     </w:p>
     <w:p>
@@ -1655,7 +1849,7 @@
             <w:color w:val="1155CC"/>
             <w:u w:val="single"/>
           </w:rPr>
-          <w:t xml:space="preserve">View IPP# 108063</w:t>
+          <w:t xml:space="preserve">View IPP# 220457</w:t>
         </w:r>
       </w:hyperlink>
     </w:p>
@@ -1664,12 +1858,12 @@
         <w:pStyle w:val="Heading4"/>
       </w:pPr>
       <w:r>
-        <w:t>Oil Gear DH-1211 Carbon Steel ([IPP# 42188](https://ims.internationalprocessplants.com/inventory/equipment/detail/misc-and-hydraulic-centrifuge/42188))</w:t>
-      </w:r>
-    </w:p>
-    <w:p>
-      <w:r>
-        <w:t>Good used Oil Gear DH-1211 hydraulic drive or pump with a 1,140 rpm maximum bowl speed and a 29.8 kW (40 HP) motor.</w:t>
+        <w:t>[Refurbished] Robatel EC-03 SS 316L ([IPP# 79530](https://ims.internationalprocessplants.com/inventory/equipment/detail/misc-and-hydraulic-centrifuge/79530))</w:t>
+      </w:r>
+    </w:p>
+    <w:p>
+      <w:r>
+        <w:t>Refurbished Robatel EC-03 other centrifuge or component with a 3,600 rpm maximum bowl speed and a 11.2 kW (15 HP) motor.</w:t>
       </w:r>
     </w:p>
     <w:p>
@@ -1677,7 +1871,7 @@
         <w:pStyle w:val="ListBullet"/>
       </w:pPr>
       <w:r>
-        <w:t>Design: Hydraulic Drive or Pump</w:t>
+        <w:t>Design: Other Centrifuge or Component</w:t>
       </w:r>
     </w:p>
     <w:p>
@@ -1685,7 +1879,7 @@
         <w:pStyle w:val="ListBullet"/>
       </w:pPr>
       <w:r>
-        <w:t>Bowl Speed: 1,140 rpm</w:t>
+        <w:t>Bowl Speed: 3,600 rpm</w:t>
       </w:r>
     </w:p>
     <w:p>
@@ -1693,7 +1887,7 @@
         <w:pStyle w:val="ListBullet"/>
       </w:pPr>
       <w:r>
-        <w:t>Motor Power: 29.8 kW (40 HP)</w:t>
+        <w:t>Motor Power: 11.2 kW (15 HP)</w:t>
       </w:r>
     </w:p>
     <w:p>
@@ -1701,7 +1895,7 @@
         <w:pStyle w:val="ListBullet"/>
       </w:pPr>
       <w:r>
-        <w:t>Description: Hydraulic drive for basket centrifuge, 1100psi rating</w:t>
+        <w:t>Description: Continuous screener horizontal centrifuge, 300 mm (11.8 in) basket dia, 280sq in filtration area, 2560 G force, with several screens.</w:t>
       </w:r>
     </w:p>
     <w:p>
@@ -1709,7 +1903,7 @@
         <w:pStyle w:val="ListBullet"/>
       </w:pPr>
       <w:r>
-        <w:t>Material: Carbon Steel</w:t>
+        <w:t>Overall Length: 1,700 mm (66.9 in)</w:t>
       </w:r>
     </w:p>
     <w:p>
@@ -1717,7 +1911,15 @@
         <w:pStyle w:val="ListBullet"/>
       </w:pPr>
       <w:r>
-        <w:t>Condition: Good used</w:t>
+        <w:t>Material: Stainless Steel 316L</w:t>
+      </w:r>
+    </w:p>
+    <w:p>
+      <w:pPr>
+        <w:pStyle w:val="ListBullet"/>
+      </w:pPr>
+      <w:r>
+        <w:t>Condition: Refurbished</w:t>
       </w:r>
     </w:p>
     <w:p>
@@ -1739,21 +1941,66 @@
             <w:color w:val="1155CC"/>
             <w:u w:val="single"/>
           </w:rPr>
-          <w:t xml:space="preserve">View IPP# 42188</w:t>
+          <w:t xml:space="preserve">View IPP# 79530</w:t>
         </w:r>
       </w:hyperlink>
     </w:p>
     <w:p>
+      <w:hyperlink r:id="rId34">
+        <w:r>
+          <w:rPr>
+            <w:color w:val="1155CC"/>
+            <w:u w:val="single"/>
+          </w:rPr>
+          <w:t xml:space="preserve">Browse All Robatel Tubular &amp; Podbielniak Centrifuges on IMS</w:t>
+        </w:r>
+      </w:hyperlink>
+    </w:p>
+    <w:p>
+      <w:r>
+        <w:rPr>
+          <w:color w:val="AAAAAA"/>
+        </w:rPr>
+        <w:t>────────────────────────────────────────────────────────────</w:t>
+      </w:r>
+    </w:p>
+    <w:p>
+      <w:pPr>
+        <w:pStyle w:val="Heading2"/>
+      </w:pPr>
+      <w:r>
+        <w:t>Buy Tubular, Podbielniak &amp; Hydraulic Centrifuges by Condition</w:t>
+      </w:r>
+    </w:p>
+    <w:p>
+      <w:r>
+        <w:t>IPP lists each unit in this category under one of two IMS condition grades: used and refurbished/rebuilt.</w:t>
+      </w:r>
+    </w:p>
+    <w:p>
+      <w:pPr>
+        <w:pStyle w:val="Heading3"/>
+      </w:pPr>
+      <w:r>
+        <w:t>Buy Good Used Tubular &amp; Podbielniak Centrifuges</w:t>
+      </w:r>
+    </w:p>
+    <w:p>
+      <w:r>
+        <w:t>Good used units make up most of the category, each listed with its bowl speed, motor power and description.</w:t>
+      </w:r>
+    </w:p>
+    <w:p>
       <w:pPr>
         <w:pStyle w:val="Heading4"/>
       </w:pPr>
       <w:r>
-        <w:t>Oil Gear DA3525 ([IPP# 206355](https://ims.internationalprocessplants.com/inventory/equipment/detail/misc-and-hydraulic-centrifuge/206355))</w:t>
-      </w:r>
-    </w:p>
-    <w:p>
-      <w:r>
-        <w:t>Good used Oil Gear DA3525 hydraulic drive or pump with a 1,200 rpm maximum bowl speed and a 29.8 kW (40 HP) motor.</w:t>
+        <w:t>[Featured] APV D36 SS 316 ([IPP# 211013](https://ims.internationalprocessplants.com/inventory/equipment/detail/misc-and-hydraulic-centrifuge/211013))</w:t>
+      </w:r>
+    </w:p>
+    <w:p>
+      <w:r>
+        <w:t>Good used APV D36 Podbielniak centrifugal extractor with a 18.6 kW (25 HP) motor.</w:t>
       </w:r>
     </w:p>
     <w:p>
@@ -1761,7 +2008,7 @@
         <w:pStyle w:val="ListBullet"/>
       </w:pPr>
       <w:r>
-        <w:t>Design: Hydraulic Drive or Pump</w:t>
+        <w:t>Design: Podbielniak Centrifugal Extractor</w:t>
       </w:r>
     </w:p>
     <w:p>
@@ -1769,7 +2016,7 @@
         <w:pStyle w:val="ListBullet"/>
       </w:pPr>
       <w:r>
-        <w:t>Bowl Speed: 1,200 rpm</w:t>
+        <w:t>Motor Power: 18.6 kW (25 HP)</w:t>
       </w:r>
     </w:p>
     <w:p>
@@ -1777,7 +2024,7 @@
         <w:pStyle w:val="ListBullet"/>
       </w:pPr>
       <w:r>
-        <w:t>Motor Power: 29.8 kW (40 HP)</w:t>
+        <w:t>Description: 38" dia x 39" L bowl, 2" feed pipe, 3" outlet</w:t>
       </w:r>
     </w:p>
     <w:p>
@@ -1785,7 +2032,7 @@
         <w:pStyle w:val="ListBullet"/>
       </w:pPr>
       <w:r>
-        <w:t>Description: Hydraulic powerpak, 2500psi, electric motor driven.</w:t>
+        <w:t>Overall Length: 2,450 mm (96 in)</w:t>
       </w:r>
     </w:p>
     <w:p>
@@ -1793,11 +2040,19 @@
         <w:pStyle w:val="ListBullet"/>
       </w:pPr>
       <w:r>
+        <w:t>Material: Stainless Steel 316</w:t>
+      </w:r>
+    </w:p>
+    <w:p>
+      <w:pPr>
+        <w:pStyle w:val="ListBullet"/>
+      </w:pPr>
+      <w:r>
         <w:t>Condition: Good used</w:t>
       </w:r>
     </w:p>
     <w:p>
-      <w:hyperlink r:id="rId34">
+      <w:hyperlink r:id="rId20">
         <w:r>
           <w:rPr>
             <w:color w:val="1155CC"/>
@@ -1809,13 +2064,197 @@
       <w:r>
         <w:t xml:space="preserve"> | </w:t>
       </w:r>
-      <w:hyperlink r:id="rId34">
+      <w:hyperlink r:id="rId20">
         <w:r>
           <w:rPr>
             <w:color w:val="1155CC"/>
             <w:u w:val="single"/>
           </w:rPr>
-          <w:t xml:space="preserve">View IPP# 206355</w:t>
+          <w:t xml:space="preserve">View IPP# 211013</w:t>
+        </w:r>
+      </w:hyperlink>
+    </w:p>
+    <w:p>
+      <w:pPr>
+        <w:pStyle w:val="Heading4"/>
+      </w:pPr>
+      <w:r>
+        <w:t>Robatel BXP 360 Stainless Steel ([IPP# 220457](https://ims.internationalprocessplants.com/inventory/equipment/detail/misc-and-hydraulic-centrifuge/220457))</w:t>
+      </w:r>
+    </w:p>
+    <w:p>
+      <w:r>
+        <w:t>Good used Robatel BXP 360 tubular bowl centrifuge with a 3,000 rpm maximum bowl speed and a 5.5 kW (7.4 HP) motor.</w:t>
+      </w:r>
+    </w:p>
+    <w:p>
+      <w:pPr>
+        <w:pStyle w:val="ListBullet"/>
+      </w:pPr>
+      <w:r>
+        <w:t>Design: Tubular Bowl Centrifuge</w:t>
+      </w:r>
+    </w:p>
+    <w:p>
+      <w:pPr>
+        <w:pStyle w:val="ListBullet"/>
+      </w:pPr>
+      <w:r>
+        <w:t>Bowl Speed: 3,000 rpm</w:t>
+      </w:r>
+    </w:p>
+    <w:p>
+      <w:pPr>
+        <w:pStyle w:val="ListBullet"/>
+      </w:pPr>
+      <w:r>
+        <w:t>Motor Power: 5.5 kW (7.4 HP)</w:t>
+      </w:r>
+    </w:p>
+    <w:p>
+      <w:pPr>
+        <w:pStyle w:val="ListBullet"/>
+      </w:pPr>
+      <w:r>
+        <w:t>Description: 200 - 1500 L/hr, 29L volume, 10-50° C, 360 mm (14.2 in) internal dia, with CIP &amp; 2x 200L receivers</w:t>
+      </w:r>
+    </w:p>
+    <w:p>
+      <w:pPr>
+        <w:pStyle w:val="ListBullet"/>
+      </w:pPr>
+      <w:r>
+        <w:t>Overall Length: 790 mm (31.1 in)</w:t>
+      </w:r>
+    </w:p>
+    <w:p>
+      <w:pPr>
+        <w:pStyle w:val="ListBullet"/>
+      </w:pPr>
+      <w:r>
+        <w:t>Material: Stainless steel</w:t>
+      </w:r>
+    </w:p>
+    <w:p>
+      <w:pPr>
+        <w:pStyle w:val="ListBullet"/>
+      </w:pPr>
+      <w:r>
+        <w:t>Condition: Good used</w:t>
+      </w:r>
+    </w:p>
+    <w:p>
+      <w:hyperlink r:id="rId32">
+        <w:r>
+          <w:rPr>
+            <w:color w:val="1155CC"/>
+            <w:u w:val="single"/>
+          </w:rPr>
+          <w:t xml:space="preserve">View Specs</w:t>
+        </w:r>
+      </w:hyperlink>
+      <w:r>
+        <w:t xml:space="preserve"> | </w:t>
+      </w:r>
+      <w:hyperlink r:id="rId32">
+        <w:r>
+          <w:rPr>
+            <w:color w:val="1155CC"/>
+            <w:u w:val="single"/>
+          </w:rPr>
+          <w:t xml:space="preserve">View IPP# 220457</w:t>
+        </w:r>
+      </w:hyperlink>
+    </w:p>
+    <w:p>
+      <w:pPr>
+        <w:pStyle w:val="Heading4"/>
+      </w:pPr>
+      <w:r>
+        <w:t>Baker Perkins D18 SS 316 ([IPP# 211052](https://ims.internationalprocessplants.com/inventory/equipment/detail/misc-and-hydraulic-centrifuge/211052))</w:t>
+      </w:r>
+    </w:p>
+    <w:p>
+      <w:r>
+        <w:t>Good used Baker Perkins D18 Podbielniak centrifugal extractor with a 2,100 rpm maximum bowl speed and a 11.2 kW (15 HP) motor.</w:t>
+      </w:r>
+    </w:p>
+    <w:p>
+      <w:pPr>
+        <w:pStyle w:val="ListBullet"/>
+      </w:pPr>
+      <w:r>
+        <w:t>Design: Podbielniak Centrifugal Extractor</w:t>
+      </w:r>
+    </w:p>
+    <w:p>
+      <w:pPr>
+        <w:pStyle w:val="ListBullet"/>
+      </w:pPr>
+      <w:r>
+        <w:t>Bowl Speed: 2,100 rpm</w:t>
+      </w:r>
+    </w:p>
+    <w:p>
+      <w:pPr>
+        <w:pStyle w:val="ListBullet"/>
+      </w:pPr>
+      <w:r>
+        <w:t>Motor Power: 11.2 kW (15 HP)</w:t>
+      </w:r>
+    </w:p>
+    <w:p>
+      <w:pPr>
+        <w:pStyle w:val="ListBullet"/>
+      </w:pPr>
+      <w:r>
+        <w:t>Description: 39" OAL x 36" OD Bowl, 250psi @ 250° F, with 1800rpm dual rotation fluid drive</w:t>
+      </w:r>
+    </w:p>
+    <w:p>
+      <w:pPr>
+        <w:pStyle w:val="ListBullet"/>
+      </w:pPr>
+      <w:r>
+        <w:t>Overall Length: 2,450 mm (96 in)</w:t>
+      </w:r>
+    </w:p>
+    <w:p>
+      <w:pPr>
+        <w:pStyle w:val="ListBullet"/>
+      </w:pPr>
+      <w:r>
+        <w:t>Material: Stainless Steel 316</w:t>
+      </w:r>
+    </w:p>
+    <w:p>
+      <w:pPr>
+        <w:pStyle w:val="ListBullet"/>
+      </w:pPr>
+      <w:r>
+        <w:t>Condition: Good used</w:t>
+      </w:r>
+    </w:p>
+    <w:p>
+      <w:hyperlink r:id="rId24">
+        <w:r>
+          <w:rPr>
+            <w:color w:val="1155CC"/>
+            <w:u w:val="single"/>
+          </w:rPr>
+          <w:t xml:space="preserve">View Specs</w:t>
+        </w:r>
+      </w:hyperlink>
+      <w:r>
+        <w:t xml:space="preserve"> | </w:t>
+      </w:r>
+      <w:hyperlink r:id="rId24">
+        <w:r>
+          <w:rPr>
+            <w:color w:val="1155CC"/>
+            <w:u w:val="single"/>
+          </w:rPr>
+          <w:t xml:space="preserve">View IPP# 211052</w:t>
         </w:r>
       </w:hyperlink>
     </w:p>
@@ -1826,7 +2265,7 @@
             <w:color w:val="1155CC"/>
             <w:u w:val="single"/>
           </w:rPr>
-          <w:t xml:space="preserve">Browse All Oil Gear Tubular &amp; Podbielniak Centrifuges on IMS</w:t>
+          <w:t xml:space="preserve">Browse All Good Used Units on IMS</w:t>
         </w:r>
       </w:hyperlink>
     </w:p>
@@ -1835,12 +2274,12 @@
         <w:pStyle w:val="Heading3"/>
       </w:pPr>
       <w:r>
-        <w:t>Buy Used Robatel Centrifuges for Sale</w:t>
-      </w:r>
-    </w:p>
-    <w:p>
-      <w:r>
-        <w:t>Robatel units in IPP's inventory are a BXP 360 vertical tubular centrifuge rated 200 to 1,500 L/hr (53 to 396 gal/hr) with CIP, and a refurbished EC-03 continuous screener centrifuge with a 300 mm (11.8 in) basket.</w:t>
+        <w:t>Buy Refurbished Tubular &amp; Podbielniak Centrifuges</w:t>
+      </w:r>
+    </w:p>
+    <w:p>
+      <w:r>
+        <w:t>Refurbished units in IPP's inventory include Sharples AS-26 three-phase separators, an APV D36 with a Gyrol fluid drive and a Robatel EC-03, listed on IMS with the condition grade Refurbished/Rebuilt.</w:t>
       </w:r>
     </w:p>
     <w:p>
@@ -1848,12 +2287,12 @@
         <w:pStyle w:val="Heading4"/>
       </w:pPr>
       <w:r>
-        <w:t>Robatel BXP 360 Stainless Steel ([IPP# 220457](https://ims.internationalprocessplants.com/inventory/equipment/detail/misc-and-hydraulic-centrifuge/220457))</w:t>
-      </w:r>
-    </w:p>
-    <w:p>
-      <w:r>
-        <w:t>Good used Robatel BXP 360 tubular bowl centrifuge with a 3,000 rpm maximum bowl speed and a 5.5 kW (7.4 HP) motor.</w:t>
+        <w:t>[Refurbished] APV D36 SS 316 ([IPP# 211012](https://ims.internationalprocessplants.com/inventory/equipment/detail/misc-and-hydraulic-centrifuge/211012))</w:t>
+      </w:r>
+    </w:p>
+    <w:p>
+      <w:r>
+        <w:t>Refurbished APV D36 Podbielniak centrifugal extractor with a 2,100 rpm maximum bowl speed and a 18.6 kW (25 HP) motor.</w:t>
       </w:r>
     </w:p>
     <w:p>
@@ -1861,6 +2300,190 @@
         <w:pStyle w:val="ListBullet"/>
       </w:pPr>
       <w:r>
+        <w:t>Design: Podbielniak Centrifugal Extractor</w:t>
+      </w:r>
+    </w:p>
+    <w:p>
+      <w:pPr>
+        <w:pStyle w:val="ListBullet"/>
+      </w:pPr>
+      <w:r>
+        <w:t>Bowl Speed: 2,100 rpm</w:t>
+      </w:r>
+    </w:p>
+    <w:p>
+      <w:pPr>
+        <w:pStyle w:val="ListBullet"/>
+      </w:pPr>
+      <w:r>
+        <w:t>Motor Power: 18.6 kW (25 HP)</w:t>
+      </w:r>
+    </w:p>
+    <w:p>
+      <w:pPr>
+        <w:pStyle w:val="ListBullet"/>
+      </w:pPr>
+      <w:r>
+        <w:t>Description: 38" dia X 39" L bowl, 2" feed pipe, 3" outlet, with Gyrol fluid drive</w:t>
+      </w:r>
+    </w:p>
+    <w:p>
+      <w:pPr>
+        <w:pStyle w:val="ListBullet"/>
+      </w:pPr>
+      <w:r>
+        <w:t>Overall Length: 2,450 mm (96 in)</w:t>
+      </w:r>
+    </w:p>
+    <w:p>
+      <w:pPr>
+        <w:pStyle w:val="ListBullet"/>
+      </w:pPr>
+      <w:r>
+        <w:t>Material: Stainless Steel 316</w:t>
+      </w:r>
+    </w:p>
+    <w:p>
+      <w:pPr>
+        <w:pStyle w:val="ListBullet"/>
+      </w:pPr>
+      <w:r>
+        <w:t>Condition: Refurbished</w:t>
+      </w:r>
+    </w:p>
+    <w:p>
+      <w:hyperlink r:id="rId22">
+        <w:r>
+          <w:rPr>
+            <w:color w:val="1155CC"/>
+            <w:u w:val="single"/>
+          </w:rPr>
+          <w:t xml:space="preserve">View Specs</w:t>
+        </w:r>
+      </w:hyperlink>
+      <w:r>
+        <w:t xml:space="preserve"> | </w:t>
+      </w:r>
+      <w:hyperlink r:id="rId22">
+        <w:r>
+          <w:rPr>
+            <w:color w:val="1155CC"/>
+            <w:u w:val="single"/>
+          </w:rPr>
+          <w:t xml:space="preserve">View IPP# 211012</w:t>
+        </w:r>
+      </w:hyperlink>
+    </w:p>
+    <w:p>
+      <w:pPr>
+        <w:pStyle w:val="Heading4"/>
+      </w:pPr>
+      <w:r>
+        <w:t>[Refurbished] Robatel EC-03 SS 316L ([IPP# 79530](https://ims.internationalprocessplants.com/inventory/equipment/detail/misc-and-hydraulic-centrifuge/79530))</w:t>
+      </w:r>
+    </w:p>
+    <w:p>
+      <w:r>
+        <w:t>Refurbished Robatel EC-03 other centrifuge or component with a 3,600 rpm maximum bowl speed and a 11.2 kW (15 HP) motor.</w:t>
+      </w:r>
+    </w:p>
+    <w:p>
+      <w:pPr>
+        <w:pStyle w:val="ListBullet"/>
+      </w:pPr>
+      <w:r>
+        <w:t>Design: Other Centrifuge or Component</w:t>
+      </w:r>
+    </w:p>
+    <w:p>
+      <w:pPr>
+        <w:pStyle w:val="ListBullet"/>
+      </w:pPr>
+      <w:r>
+        <w:t>Bowl Speed: 3,600 rpm</w:t>
+      </w:r>
+    </w:p>
+    <w:p>
+      <w:pPr>
+        <w:pStyle w:val="ListBullet"/>
+      </w:pPr>
+      <w:r>
+        <w:t>Motor Power: 11.2 kW (15 HP)</w:t>
+      </w:r>
+    </w:p>
+    <w:p>
+      <w:pPr>
+        <w:pStyle w:val="ListBullet"/>
+      </w:pPr>
+      <w:r>
+        <w:t>Description: Continuous screener horizontal centrifuge, 300 mm (11.8 in) basket dia, 280sq in filtration area, 2560 G force, with several screens.</w:t>
+      </w:r>
+    </w:p>
+    <w:p>
+      <w:pPr>
+        <w:pStyle w:val="ListBullet"/>
+      </w:pPr>
+      <w:r>
+        <w:t>Overall Length: 1,700 mm (66.9 in)</w:t>
+      </w:r>
+    </w:p>
+    <w:p>
+      <w:pPr>
+        <w:pStyle w:val="ListBullet"/>
+      </w:pPr>
+      <w:r>
+        <w:t>Material: Stainless Steel 316L</w:t>
+      </w:r>
+    </w:p>
+    <w:p>
+      <w:pPr>
+        <w:pStyle w:val="ListBullet"/>
+      </w:pPr>
+      <w:r>
+        <w:t>Condition: Refurbished</w:t>
+      </w:r>
+    </w:p>
+    <w:p>
+      <w:hyperlink r:id="rId33">
+        <w:r>
+          <w:rPr>
+            <w:color w:val="1155CC"/>
+            <w:u w:val="single"/>
+          </w:rPr>
+          <w:t xml:space="preserve">View Specs</w:t>
+        </w:r>
+      </w:hyperlink>
+      <w:r>
+        <w:t xml:space="preserve"> | </w:t>
+      </w:r>
+      <w:hyperlink r:id="rId33">
+        <w:r>
+          <w:rPr>
+            <w:color w:val="1155CC"/>
+            <w:u w:val="single"/>
+          </w:rPr>
+          <w:t xml:space="preserve">View IPP# 79530</w:t>
+        </w:r>
+      </w:hyperlink>
+    </w:p>
+    <w:p>
+      <w:pPr>
+        <w:pStyle w:val="Heading4"/>
+      </w:pPr>
+      <w:r>
+        <w:t>[Refurbished] Sharples AS-26 SS 304 ([IPP# 83471](https://ims.internationalprocessplants.com/inventory/equipment/detail/misc-and-hydraulic-centrifuge/83471))</w:t>
+      </w:r>
+    </w:p>
+    <w:p>
+      <w:r>
+        <w:t>Refurbished Sharples AS-26 tubular bowl centrifuge with a 15,000 rpm maximum bowl speed and a 3.7 kW (5 HP) motor.</w:t>
+      </w:r>
+    </w:p>
+    <w:p>
+      <w:pPr>
+        <w:pStyle w:val="ListBullet"/>
+      </w:pPr>
+      <w:r>
         <w:t>Design: Tubular Bowl Centrifuge</w:t>
       </w:r>
     </w:p>
@@ -1869,7 +2492,7 @@
         <w:pStyle w:val="ListBullet"/>
       </w:pPr>
       <w:r>
-        <w:t>Bowl Speed: 3,000 rpm</w:t>
+        <w:t>Bowl Speed: 15,000 rpm</w:t>
       </w:r>
     </w:p>
     <w:p>
@@ -1877,7 +2500,7 @@
         <w:pStyle w:val="ListBullet"/>
       </w:pPr>
       <w:r>
-        <w:t>Motor Power: 5.5 kW (7.4 HP)</w:t>
+        <w:t>Motor Power: 3.7 kW (5 HP)</w:t>
       </w:r>
     </w:p>
     <w:p>
@@ -1885,7 +2508,7 @@
         <w:pStyle w:val="ListBullet"/>
       </w:pPr>
       <w:r>
-        <w:t>Description: 200 - 1500 L/hr, 29L volume, 10-50° C, 360 mm (14.2 in) internal dia, with CIP &amp; 2x 200L receivers</w:t>
+        <w:t>Description: 3 phase separator tubular centrifuge, with deep sludge cover</w:t>
       </w:r>
     </w:p>
     <w:p>
@@ -1893,7 +2516,7 @@
         <w:pStyle w:val="ListBullet"/>
       </w:pPr>
       <w:r>
-        <w:t>Overall Length: 790 mm (31.1 in)</w:t>
+        <w:t>Overall Length: 1,850 mm (72 in)</w:t>
       </w:r>
     </w:p>
     <w:p>
@@ -1901,7 +2524,7 @@
         <w:pStyle w:val="ListBullet"/>
       </w:pPr>
       <w:r>
-        <w:t>Material: Stainless steel</w:t>
+        <w:t>Material: Stainless Steel 304</w:t>
       </w:r>
     </w:p>
     <w:p>
@@ -1909,7 +2532,7 @@
         <w:pStyle w:val="ListBullet"/>
       </w:pPr>
       <w:r>
-        <w:t>Condition: Good used</w:t>
+        <w:t>Condition: Refurbished</w:t>
       </w:r>
     </w:p>
     <w:p>
@@ -1931,717 +2554,12 @@
             <w:color w:val="1155CC"/>
             <w:u w:val="single"/>
           </w:rPr>
-          <w:t xml:space="preserve">View IPP# 220457</w:t>
-        </w:r>
-      </w:hyperlink>
-    </w:p>
-    <w:p>
-      <w:pPr>
-        <w:pStyle w:val="Heading4"/>
-      </w:pPr>
-      <w:r>
-        <w:t>[Refurbished] Robatel EC-03 SS 316L ([IPP# 79530](https://ims.internationalprocessplants.com/inventory/equipment/detail/misc-and-hydraulic-centrifuge/79530))</w:t>
-      </w:r>
-    </w:p>
-    <w:p>
-      <w:r>
-        <w:t>Refurbished Robatel EC-03 other centrifuge or component with a 3,600 rpm maximum bowl speed and a 11.2 kW (15 HP) motor.</w:t>
-      </w:r>
-    </w:p>
-    <w:p>
-      <w:pPr>
-        <w:pStyle w:val="ListBullet"/>
-      </w:pPr>
-      <w:r>
-        <w:t>Design: Other Centrifuge or Component</w:t>
-      </w:r>
-    </w:p>
-    <w:p>
-      <w:pPr>
-        <w:pStyle w:val="ListBullet"/>
-      </w:pPr>
-      <w:r>
-        <w:t>Bowl Speed: 3,600 rpm</w:t>
-      </w:r>
-    </w:p>
-    <w:p>
-      <w:pPr>
-        <w:pStyle w:val="ListBullet"/>
-      </w:pPr>
-      <w:r>
-        <w:t>Motor Power: 11.2 kW (15 HP)</w:t>
-      </w:r>
-    </w:p>
-    <w:p>
-      <w:pPr>
-        <w:pStyle w:val="ListBullet"/>
-      </w:pPr>
-      <w:r>
-        <w:t>Description: Continuous screener horizontal centrifuge, 300 mm (11.8 in) basket dia, 280sq in filtration area, 2560 G force, with several screens.</w:t>
-      </w:r>
-    </w:p>
-    <w:p>
-      <w:pPr>
-        <w:pStyle w:val="ListBullet"/>
-      </w:pPr>
-      <w:r>
-        <w:t>Overall Length: 1,700 mm (66.9 in)</w:t>
-      </w:r>
-    </w:p>
-    <w:p>
-      <w:pPr>
-        <w:pStyle w:val="ListBullet"/>
-      </w:pPr>
-      <w:r>
-        <w:t>Material: Stainless Steel 316L</w:t>
-      </w:r>
-    </w:p>
-    <w:p>
-      <w:pPr>
-        <w:pStyle w:val="ListBullet"/>
-      </w:pPr>
-      <w:r>
-        <w:t>Condition: Refurbished</w:t>
-      </w:r>
-    </w:p>
-    <w:p>
-      <w:hyperlink r:id="rId37">
-        <w:r>
-          <w:rPr>
-            <w:color w:val="1155CC"/>
-            <w:u w:val="single"/>
-          </w:rPr>
-          <w:t xml:space="preserve">View Specs</w:t>
-        </w:r>
-      </w:hyperlink>
-      <w:r>
-        <w:t xml:space="preserve"> | </w:t>
-      </w:r>
-      <w:hyperlink r:id="rId37">
-        <w:r>
-          <w:rPr>
-            <w:color w:val="1155CC"/>
-            <w:u w:val="single"/>
-          </w:rPr>
-          <w:t xml:space="preserve">View IPP# 79530</w:t>
-        </w:r>
-      </w:hyperlink>
-    </w:p>
-    <w:p>
-      <w:hyperlink r:id="rId38">
-        <w:r>
-          <w:rPr>
-            <w:color w:val="1155CC"/>
-            <w:u w:val="single"/>
-          </w:rPr>
-          <w:t xml:space="preserve">Browse All Robatel Tubular &amp; Podbielniak Centrifuges on IMS</w:t>
-        </w:r>
-      </w:hyperlink>
-    </w:p>
-    <w:p>
-      <w:r>
-        <w:rPr>
-          <w:color w:val="AAAAAA"/>
-        </w:rPr>
-        <w:t>────────────────────────────────────────────────────────────</w:t>
-      </w:r>
-    </w:p>
-    <w:p>
-      <w:pPr>
-        <w:pStyle w:val="Heading2"/>
-      </w:pPr>
-      <w:r>
-        <w:t>Buy Tubular, Podbielniak &amp; Hydraulic Centrifuges by Condition</w:t>
-      </w:r>
-    </w:p>
-    <w:p>
-      <w:r>
-        <w:t>IPP lists each unit in this category under one of two IMS condition grades: used and refurbished/rebuilt.</w:t>
-      </w:r>
-    </w:p>
-    <w:p>
-      <w:pPr>
-        <w:pStyle w:val="Heading3"/>
-      </w:pPr>
-      <w:r>
-        <w:t>Buy Good Used Tubular &amp; Podbielniak Centrifuges</w:t>
-      </w:r>
-    </w:p>
-    <w:p>
-      <w:r>
-        <w:t>Good used units make up most of the category, each listed with its bowl speed, motor power and description.</w:t>
-      </w:r>
-    </w:p>
-    <w:p>
-      <w:pPr>
-        <w:pStyle w:val="Heading4"/>
-      </w:pPr>
-      <w:r>
-        <w:t>[Featured] APV D36 SS 316 ([IPP# 211013](https://ims.internationalprocessplants.com/inventory/equipment/detail/misc-and-hydraulic-centrifuge/211013))</w:t>
-      </w:r>
-    </w:p>
-    <w:p>
-      <w:r>
-        <w:t>Good used APV D36 Podbielniak centrifugal extractor with a 18.6 kW (25 HP) motor.</w:t>
-      </w:r>
-    </w:p>
-    <w:p>
-      <w:pPr>
-        <w:pStyle w:val="ListBullet"/>
-      </w:pPr>
-      <w:r>
-        <w:t>Design: Podbielniak Centrifugal Extractor</w:t>
-      </w:r>
-    </w:p>
-    <w:p>
-      <w:pPr>
-        <w:pStyle w:val="ListBullet"/>
-      </w:pPr>
-      <w:r>
-        <w:t>Motor Power: 18.6 kW (25 HP)</w:t>
-      </w:r>
-    </w:p>
-    <w:p>
-      <w:pPr>
-        <w:pStyle w:val="ListBullet"/>
-      </w:pPr>
-      <w:r>
-        <w:t>Description: 38" dia x 39" L bowl, 2" feed pipe, 3" outlet</w:t>
-      </w:r>
-    </w:p>
-    <w:p>
-      <w:pPr>
-        <w:pStyle w:val="ListBullet"/>
-      </w:pPr>
-      <w:r>
-        <w:t>Overall Length: 2,450 mm (96 in)</w:t>
-      </w:r>
-    </w:p>
-    <w:p>
-      <w:pPr>
-        <w:pStyle w:val="ListBullet"/>
-      </w:pPr>
-      <w:r>
-        <w:t>Material: Stainless Steel 316</w:t>
-      </w:r>
-    </w:p>
-    <w:p>
-      <w:pPr>
-        <w:pStyle w:val="ListBullet"/>
-      </w:pPr>
-      <w:r>
-        <w:t>Condition: Good used</w:t>
-      </w:r>
-    </w:p>
-    <w:p>
-      <w:hyperlink r:id="rId24">
-        <w:r>
-          <w:rPr>
-            <w:color w:val="1155CC"/>
-            <w:u w:val="single"/>
-          </w:rPr>
-          <w:t xml:space="preserve">View Specs</w:t>
-        </w:r>
-      </w:hyperlink>
-      <w:r>
-        <w:t xml:space="preserve"> | </w:t>
-      </w:r>
-      <w:hyperlink r:id="rId24">
-        <w:r>
-          <w:rPr>
-            <w:color w:val="1155CC"/>
-            <w:u w:val="single"/>
-          </w:rPr>
-          <w:t xml:space="preserve">View IPP# 211013</w:t>
-        </w:r>
-      </w:hyperlink>
-    </w:p>
-    <w:p>
-      <w:pPr>
-        <w:pStyle w:val="Heading4"/>
-      </w:pPr>
-      <w:r>
-        <w:t>Robatel BXP 360 Stainless Steel ([IPP# 220457](https://ims.internationalprocessplants.com/inventory/equipment/detail/misc-and-hydraulic-centrifuge/220457))</w:t>
-      </w:r>
-    </w:p>
-    <w:p>
-      <w:r>
-        <w:t>Good used Robatel BXP 360 tubular bowl centrifuge with a 3,000 rpm maximum bowl speed and a 5.5 kW (7.4 HP) motor.</w:t>
-      </w:r>
-    </w:p>
-    <w:p>
-      <w:pPr>
-        <w:pStyle w:val="ListBullet"/>
-      </w:pPr>
-      <w:r>
-        <w:t>Design: Tubular Bowl Centrifuge</w:t>
-      </w:r>
-    </w:p>
-    <w:p>
-      <w:pPr>
-        <w:pStyle w:val="ListBullet"/>
-      </w:pPr>
-      <w:r>
-        <w:t>Bowl Speed: 3,000 rpm</w:t>
-      </w:r>
-    </w:p>
-    <w:p>
-      <w:pPr>
-        <w:pStyle w:val="ListBullet"/>
-      </w:pPr>
-      <w:r>
-        <w:t>Motor Power: 5.5 kW (7.4 HP)</w:t>
-      </w:r>
-    </w:p>
-    <w:p>
-      <w:pPr>
-        <w:pStyle w:val="ListBullet"/>
-      </w:pPr>
-      <w:r>
-        <w:t>Description: 200 - 1500 L/hr, 29L volume, 10-50° C, 360 mm (14.2 in) internal dia, with CIP &amp; 2x 200L receivers</w:t>
-      </w:r>
-    </w:p>
-    <w:p>
-      <w:pPr>
-        <w:pStyle w:val="ListBullet"/>
-      </w:pPr>
-      <w:r>
-        <w:t>Overall Length: 790 mm (31.1 in)</w:t>
-      </w:r>
-    </w:p>
-    <w:p>
-      <w:pPr>
-        <w:pStyle w:val="ListBullet"/>
-      </w:pPr>
-      <w:r>
-        <w:t>Material: Stainless steel</w:t>
-      </w:r>
-    </w:p>
-    <w:p>
-      <w:pPr>
-        <w:pStyle w:val="ListBullet"/>
-      </w:pPr>
-      <w:r>
-        <w:t>Condition: Good used</w:t>
-      </w:r>
-    </w:p>
-    <w:p>
-      <w:hyperlink r:id="rId36">
-        <w:r>
-          <w:rPr>
-            <w:color w:val="1155CC"/>
-            <w:u w:val="single"/>
-          </w:rPr>
-          <w:t xml:space="preserve">View Specs</w:t>
-        </w:r>
-      </w:hyperlink>
-      <w:r>
-        <w:t xml:space="preserve"> | </w:t>
-      </w:r>
-      <w:hyperlink r:id="rId36">
-        <w:r>
-          <w:rPr>
-            <w:color w:val="1155CC"/>
-            <w:u w:val="single"/>
-          </w:rPr>
-          <w:t xml:space="preserve">View IPP# 220457</w:t>
-        </w:r>
-      </w:hyperlink>
-    </w:p>
-    <w:p>
-      <w:pPr>
-        <w:pStyle w:val="Heading4"/>
-      </w:pPr>
-      <w:r>
-        <w:t>Baker Perkins D18 SS 316 ([IPP# 211052](https://ims.internationalprocessplants.com/inventory/equipment/detail/misc-and-hydraulic-centrifuge/211052))</w:t>
-      </w:r>
-    </w:p>
-    <w:p>
-      <w:r>
-        <w:t>Good used Baker Perkins D18 Podbielniak centrifugal extractor with a 2,100 rpm maximum bowl speed and a 11.2 kW (15 HP) motor.</w:t>
-      </w:r>
-    </w:p>
-    <w:p>
-      <w:pPr>
-        <w:pStyle w:val="ListBullet"/>
-      </w:pPr>
-      <w:r>
-        <w:t>Design: Podbielniak Centrifugal Extractor</w:t>
-      </w:r>
-    </w:p>
-    <w:p>
-      <w:pPr>
-        <w:pStyle w:val="ListBullet"/>
-      </w:pPr>
-      <w:r>
-        <w:t>Bowl Speed: 2,100 rpm</w:t>
-      </w:r>
-    </w:p>
-    <w:p>
-      <w:pPr>
-        <w:pStyle w:val="ListBullet"/>
-      </w:pPr>
-      <w:r>
-        <w:t>Motor Power: 11.2 kW (15 HP)</w:t>
-      </w:r>
-    </w:p>
-    <w:p>
-      <w:pPr>
-        <w:pStyle w:val="ListBullet"/>
-      </w:pPr>
-      <w:r>
-        <w:t>Description: 39" OAL x 36" OD Bowl, 250psi @ 250° F, with 1800rpm dual rotation fluid drive</w:t>
-      </w:r>
-    </w:p>
-    <w:p>
-      <w:pPr>
-        <w:pStyle w:val="ListBullet"/>
-      </w:pPr>
-      <w:r>
-        <w:t>Overall Length: 2,450 mm (96 in)</w:t>
-      </w:r>
-    </w:p>
-    <w:p>
-      <w:pPr>
-        <w:pStyle w:val="ListBullet"/>
-      </w:pPr>
-      <w:r>
-        <w:t>Material: Stainless Steel 316</w:t>
-      </w:r>
-    </w:p>
-    <w:p>
-      <w:pPr>
-        <w:pStyle w:val="ListBullet"/>
-      </w:pPr>
-      <w:r>
-        <w:t>Condition: Good used</w:t>
-      </w:r>
-    </w:p>
-    <w:p>
-      <w:hyperlink r:id="rId28">
-        <w:r>
-          <w:rPr>
-            <w:color w:val="1155CC"/>
-            <w:u w:val="single"/>
-          </w:rPr>
-          <w:t xml:space="preserve">View Specs</w:t>
-        </w:r>
-      </w:hyperlink>
-      <w:r>
-        <w:t xml:space="preserve"> | </w:t>
-      </w:r>
-      <w:hyperlink r:id="rId28">
-        <w:r>
-          <w:rPr>
-            <w:color w:val="1155CC"/>
-            <w:u w:val="single"/>
-          </w:rPr>
-          <w:t xml:space="preserve">View IPP# 211052</w:t>
-        </w:r>
-      </w:hyperlink>
-    </w:p>
-    <w:p>
-      <w:hyperlink r:id="rId39">
-        <w:r>
-          <w:rPr>
-            <w:color w:val="1155CC"/>
-            <w:u w:val="single"/>
-          </w:rPr>
-          <w:t xml:space="preserve">Browse All Good Used Units on IMS</w:t>
-        </w:r>
-      </w:hyperlink>
-    </w:p>
-    <w:p>
-      <w:pPr>
-        <w:pStyle w:val="Heading3"/>
-      </w:pPr>
-      <w:r>
-        <w:t>Buy Refurbished Tubular &amp; Podbielniak Centrifuges</w:t>
-      </w:r>
-    </w:p>
-    <w:p>
-      <w:r>
-        <w:t>Refurbished units in IPP's inventory include Sharples AS-26 three-phase separators, an APV D36 with a Gyrol fluid drive and a Robatel EC-03, listed on IMS with the condition grade Refurbished/Rebuilt.</w:t>
-      </w:r>
-    </w:p>
-    <w:p>
-      <w:pPr>
-        <w:pStyle w:val="Heading4"/>
-      </w:pPr>
-      <w:r>
-        <w:t>[Refurbished] APV D36 SS 316 ([IPP# 211012](https://ims.internationalprocessplants.com/inventory/equipment/detail/misc-and-hydraulic-centrifuge/211012))</w:t>
-      </w:r>
-    </w:p>
-    <w:p>
-      <w:r>
-        <w:t>Refurbished APV D36 Podbielniak centrifugal extractor with a 2,100 rpm maximum bowl speed and a 18.6 kW (25 HP) motor.</w:t>
-      </w:r>
-    </w:p>
-    <w:p>
-      <w:pPr>
-        <w:pStyle w:val="ListBullet"/>
-      </w:pPr>
-      <w:r>
-        <w:t>Design: Podbielniak Centrifugal Extractor</w:t>
-      </w:r>
-    </w:p>
-    <w:p>
-      <w:pPr>
-        <w:pStyle w:val="ListBullet"/>
-      </w:pPr>
-      <w:r>
-        <w:t>Bowl Speed: 2,100 rpm</w:t>
-      </w:r>
-    </w:p>
-    <w:p>
-      <w:pPr>
-        <w:pStyle w:val="ListBullet"/>
-      </w:pPr>
-      <w:r>
-        <w:t>Motor Power: 18.6 kW (25 HP)</w:t>
-      </w:r>
-    </w:p>
-    <w:p>
-      <w:pPr>
-        <w:pStyle w:val="ListBullet"/>
-      </w:pPr>
-      <w:r>
-        <w:t>Description: 38" dia X 39" L bowl, 2" feed pipe, 3" outlet, with Gyrol fluid drive</w:t>
-      </w:r>
-    </w:p>
-    <w:p>
-      <w:pPr>
-        <w:pStyle w:val="ListBullet"/>
-      </w:pPr>
-      <w:r>
-        <w:t>Overall Length: 2,450 mm (96 in)</w:t>
-      </w:r>
-    </w:p>
-    <w:p>
-      <w:pPr>
-        <w:pStyle w:val="ListBullet"/>
-      </w:pPr>
-      <w:r>
-        <w:t>Material: Stainless Steel 316</w:t>
-      </w:r>
-    </w:p>
-    <w:p>
-      <w:pPr>
-        <w:pStyle w:val="ListBullet"/>
-      </w:pPr>
-      <w:r>
-        <w:t>Condition: Refurbished</w:t>
-      </w:r>
-    </w:p>
-    <w:p>
-      <w:hyperlink r:id="rId26">
-        <w:r>
-          <w:rPr>
-            <w:color w:val="1155CC"/>
-            <w:u w:val="single"/>
-          </w:rPr>
-          <w:t xml:space="preserve">View Specs</w:t>
-        </w:r>
-      </w:hyperlink>
-      <w:r>
-        <w:t xml:space="preserve"> | </w:t>
-      </w:r>
-      <w:hyperlink r:id="rId26">
-        <w:r>
-          <w:rPr>
-            <w:color w:val="1155CC"/>
-            <w:u w:val="single"/>
-          </w:rPr>
-          <w:t xml:space="preserve">View IPP# 211012</w:t>
-        </w:r>
-      </w:hyperlink>
-    </w:p>
-    <w:p>
-      <w:pPr>
-        <w:pStyle w:val="Heading4"/>
-      </w:pPr>
-      <w:r>
-        <w:t>[Refurbished] Robatel EC-03 SS 316L ([IPP# 79530](https://ims.internationalprocessplants.com/inventory/equipment/detail/misc-and-hydraulic-centrifuge/79530))</w:t>
-      </w:r>
-    </w:p>
-    <w:p>
-      <w:r>
-        <w:t>Refurbished Robatel EC-03 other centrifuge or component with a 3,600 rpm maximum bowl speed and a 11.2 kW (15 HP) motor.</w:t>
-      </w:r>
-    </w:p>
-    <w:p>
-      <w:pPr>
-        <w:pStyle w:val="ListBullet"/>
-      </w:pPr>
-      <w:r>
-        <w:t>Design: Other Centrifuge or Component</w:t>
-      </w:r>
-    </w:p>
-    <w:p>
-      <w:pPr>
-        <w:pStyle w:val="ListBullet"/>
-      </w:pPr>
-      <w:r>
-        <w:t>Bowl Speed: 3,600 rpm</w:t>
-      </w:r>
-    </w:p>
-    <w:p>
-      <w:pPr>
-        <w:pStyle w:val="ListBullet"/>
-      </w:pPr>
-      <w:r>
-        <w:t>Motor Power: 11.2 kW (15 HP)</w:t>
-      </w:r>
-    </w:p>
-    <w:p>
-      <w:pPr>
-        <w:pStyle w:val="ListBullet"/>
-      </w:pPr>
-      <w:r>
-        <w:t>Description: Continuous screener horizontal centrifuge, 300 mm (11.8 in) basket dia, 280sq in filtration area, 2560 G force, with several screens.</w:t>
-      </w:r>
-    </w:p>
-    <w:p>
-      <w:pPr>
-        <w:pStyle w:val="ListBullet"/>
-      </w:pPr>
-      <w:r>
-        <w:t>Overall Length: 1,700 mm (66.9 in)</w:t>
-      </w:r>
-    </w:p>
-    <w:p>
-      <w:pPr>
-        <w:pStyle w:val="ListBullet"/>
-      </w:pPr>
-      <w:r>
-        <w:t>Material: Stainless Steel 316L</w:t>
-      </w:r>
-    </w:p>
-    <w:p>
-      <w:pPr>
-        <w:pStyle w:val="ListBullet"/>
-      </w:pPr>
-      <w:r>
-        <w:t>Condition: Refurbished</w:t>
-      </w:r>
-    </w:p>
-    <w:p>
-      <w:hyperlink r:id="rId37">
-        <w:r>
-          <w:rPr>
-            <w:color w:val="1155CC"/>
-            <w:u w:val="single"/>
-          </w:rPr>
-          <w:t xml:space="preserve">View Specs</w:t>
-        </w:r>
-      </w:hyperlink>
-      <w:r>
-        <w:t xml:space="preserve"> | </w:t>
-      </w:r>
-      <w:hyperlink r:id="rId37">
-        <w:r>
-          <w:rPr>
-            <w:color w:val="1155CC"/>
-            <w:u w:val="single"/>
-          </w:rPr>
-          <w:t xml:space="preserve">View IPP# 79530</w:t>
-        </w:r>
-      </w:hyperlink>
-    </w:p>
-    <w:p>
-      <w:pPr>
-        <w:pStyle w:val="Heading4"/>
-      </w:pPr>
-      <w:r>
-        <w:t>[Refurbished] Sharples AS-26 SS 304 ([IPP# 83471](https://ims.internationalprocessplants.com/inventory/equipment/detail/misc-and-hydraulic-centrifuge/83471))</w:t>
-      </w:r>
-    </w:p>
-    <w:p>
-      <w:r>
-        <w:t>Refurbished Sharples AS-26 tubular bowl centrifuge with a 15,000 rpm maximum bowl speed and a 3.7 kW (5 HP) motor.</w:t>
-      </w:r>
-    </w:p>
-    <w:p>
-      <w:pPr>
-        <w:pStyle w:val="ListBullet"/>
-      </w:pPr>
-      <w:r>
-        <w:t>Design: Tubular Bowl Centrifuge</w:t>
-      </w:r>
-    </w:p>
-    <w:p>
-      <w:pPr>
-        <w:pStyle w:val="ListBullet"/>
-      </w:pPr>
-      <w:r>
-        <w:t>Bowl Speed: 15,000 rpm</w:t>
-      </w:r>
-    </w:p>
-    <w:p>
-      <w:pPr>
-        <w:pStyle w:val="ListBullet"/>
-      </w:pPr>
-      <w:r>
-        <w:t>Motor Power: 3.7 kW (5 HP)</w:t>
-      </w:r>
-    </w:p>
-    <w:p>
-      <w:pPr>
-        <w:pStyle w:val="ListBullet"/>
-      </w:pPr>
-      <w:r>
-        <w:t>Description: 3 phase separator tubular centrifuge, with deep sludge cover</w:t>
-      </w:r>
-    </w:p>
-    <w:p>
-      <w:pPr>
-        <w:pStyle w:val="ListBullet"/>
-      </w:pPr>
-      <w:r>
-        <w:t>Overall Length: 1,850 mm (72 in)</w:t>
-      </w:r>
-    </w:p>
-    <w:p>
-      <w:pPr>
-        <w:pStyle w:val="ListBullet"/>
-      </w:pPr>
-      <w:r>
-        <w:t>Material: Stainless Steel 304</w:t>
-      </w:r>
-    </w:p>
-    <w:p>
-      <w:pPr>
-        <w:pStyle w:val="ListBullet"/>
-      </w:pPr>
-      <w:r>
-        <w:t>Condition: Refurbished</w:t>
-      </w:r>
-    </w:p>
-    <w:p>
-      <w:hyperlink r:id="rId40">
-        <w:r>
-          <w:rPr>
-            <w:color w:val="1155CC"/>
-            <w:u w:val="single"/>
-          </w:rPr>
-          <w:t xml:space="preserve">View Specs</w:t>
-        </w:r>
-      </w:hyperlink>
-      <w:r>
-        <w:t xml:space="preserve"> | </w:t>
-      </w:r>
-      <w:hyperlink r:id="rId40">
-        <w:r>
-          <w:rPr>
-            <w:color w:val="1155CC"/>
-            <w:u w:val="single"/>
-          </w:rPr>
           <w:t xml:space="preserve">View IPP# 83471</w:t>
         </w:r>
       </w:hyperlink>
     </w:p>
     <w:p>
-      <w:hyperlink r:id="rId41">
+      <w:hyperlink r:id="rId37">
         <w:r>
           <w:rPr>
             <w:color w:val="1155CC"/>
@@ -3391,19 +3309,7 @@
         <w:t>Q: What is a Sharples super centrifuge?</w:t>
       </w:r>
       <w:r>
-        <w:t xml:space="preserve"> A: Sharples super centrifuges are high-speed vertical tubular bowl machines, with AS16 and AS26 series units rated to 15,000 rpm and the turbine-driven T1P to 50,000 rpm. Sharples is the super centrifuge manufacturer behind most of the tubular units in IPP's inventory, and IPP's </w:t>
-      </w:r>
-      <w:hyperlink r:id="rId42">
-        <w:r>
-          <w:rPr>
-            <w:color w:val="1155CC"/>
-            <w:u w:val="single"/>
-          </w:rPr>
-          <w:t xml:space="preserve">G-force and rpm guide</w:t>
-        </w:r>
-      </w:hyperlink>
-      <w:r>
-        <w:t xml:space="preserve"> explains how bowl speed relates to separation force.</w:t>
+        <w:t xml:space="preserve"> A: Sharples super centrifuges are high-speed vertical tubular bowl machines, with AS16 and AS26 series units rated to 15,000 rpm and the turbine-driven T1P to 50,000 rpm. Sharples is the super centrifuge manufacturer behind most of the tubular units in IPP's inventory.</w:t>
       </w:r>
     </w:p>
     <w:p>

--- a/docs/new-pages-for-review/tubular-and-podbielniak-centrifuges.docx
+++ b/docs/new-pages-for-review/tubular-and-podbielniak-centrifuges.docx
@@ -8,6 +8,21 @@
       </w:pPr>
       <w:r>
         <w:t>Buy Used Tubular, Podbielniak &amp; Hydraulic Centrifuges for Sale</w:t>
+      </w:r>
+    </w:p>
+    <w:p>
+      <w:r>
+        <w:t>Buying used tubular, Podbielniak and hydraulic centrifuges through International Process Plants (IPP) connects chemical, pharmaceutical, food and specialty manufacturers with the separation equipment IPP groups under Misc. &amp; Hydraulic on its IMS inventory system: Sharples tubular bowl super centrifuges, Podbielniak centrifugal extractors from Podbielniak, APV and Baker Perkins, and Oil Gear and Sanborn hydraulic drives. Bowl speeds reach 50,000 rpm, and buying used saves up to 50% of capital and 90% of lead time versus buying new. IPP has supplied process equipment worldwide since 1980.</w:t>
+      </w:r>
+    </w:p>
+    <w:p>
+      <w:r>
+        <w:t>The inventory spans good used and refurbished units, including used super centrifuge models from Sharples (AS16, AS26, AS14, AE-18V and T1P), tubular units from Rina, Carl Padberg and Robatel, Podbielniak 6900 countercurrent extractors and APV D36 and Baker Perkins D18 Podbielniak-type units. Every used tubular centrifuge is listed with its specifications, ready to buy and ship.</w:t>
+      </w:r>
+    </w:p>
+    <w:p>
+      <w:r>
+        <w:t>IPP's IMS inventory system shows the bowl speed, motor power, description and condition grade for each unit. New custom fabricated stainless steel equipment is available through IPP's Gale Process Solutions (GPS) subsidiary with 12 to 16 week average delivery.</w:t>
       </w:r>
     </w:p>
     <w:p>
@@ -47,15 +62,52 @@
     <w:p>
       <w:r>
         <w:rPr>
-          <w:color w:val="AAAAAA"/>
+          <w:b/>
         </w:rPr>
-        <w:t>────────────────────────────────────────────────────────────</w:t>
-      </w:r>
-    </w:p>
-    <w:p>
-      <w:r>
-        <w:t>[Product listing] Live IMS inventory of tubular and Podbielniak centrifuges with filters (design, bowl speed, motor power, material, condition, manufacturer), sorting and See More, as on the live reactor page. Cards are generated from IMS data, so they are not part of this content review.</w:t>
-      </w:r>
+        <w:t>Featured Equipment:</w:t>
+      </w:r>
+    </w:p>
+    <w:p>
+      <w:pPr>
+        <w:pStyle w:val="ListBullet"/>
+      </w:pPr>
+      <w:hyperlink r:id="rId11">
+        <w:r>
+          <w:rPr>
+            <w:color w:val="1155CC"/>
+            <w:u w:val="single"/>
+          </w:rPr>
+          <w:t xml:space="preserve">Tubular Super Centrifuges -- Sharples, Rina, CEPA and Robatel units</w:t>
+        </w:r>
+      </w:hyperlink>
+    </w:p>
+    <w:p>
+      <w:pPr>
+        <w:pStyle w:val="ListBullet"/>
+      </w:pPr>
+      <w:hyperlink r:id="rId12">
+        <w:r>
+          <w:rPr>
+            <w:color w:val="1155CC"/>
+            <w:u w:val="single"/>
+          </w:rPr>
+          <w:t xml:space="preserve">Podbielniak Extractors -- Podbielniak, APV and Baker Perkins units</w:t>
+        </w:r>
+      </w:hyperlink>
+    </w:p>
+    <w:p>
+      <w:pPr>
+        <w:pStyle w:val="ListBullet"/>
+      </w:pPr>
+      <w:hyperlink r:id="rId13">
+        <w:r>
+          <w:rPr>
+            <w:color w:val="1155CC"/>
+            <w:u w:val="single"/>
+          </w:rPr>
+          <w:t xml:space="preserve">Hydraulic Drives -- Oil Gear and Sanborn drives and pumps</w:t>
+        </w:r>
+      </w:hyperlink>
     </w:p>
     <w:p>
       <w:r>
@@ -66,16 +118,8 @@
       </w:r>
     </w:p>
     <w:p>
-      <w:pPr>
-        <w:pStyle w:val="Heading2"/>
-      </w:pPr>
-      <w:r>
-        <w:t>Browse Used Tubular &amp; Podbielniak Centrifuges by Design</w:t>
-      </w:r>
-    </w:p>
-    <w:p>
-      <w:r>
-        <w:t>IPP lists this inventory by design, using the Podbielniak and vertical tubular flags on its IMS inventory system plus the hydraulic drives and components in the category.</w:t>
+      <w:r>
+        <w:t>[Product listing] Live IMS inventory of tubular and Podbielniak centrifuges with filters (design, bowl speed, motor power, material, condition, manufacturer), sorting and See More, as on the live reactor page. Cards are generated from IMS data, so they are not part of this content review.</w:t>
       </w:r>
     </w:p>
     <w:p>
@@ -91,12 +135,33 @@
         <w:pStyle w:val="Heading2"/>
       </w:pPr>
       <w:r>
+        <w:t>Browse Used Tubular &amp; Podbielniak Centrifuges by Design</w:t>
+      </w:r>
+    </w:p>
+    <w:p>
+      <w:r>
+        <w:t>The Podbielniak and vertical tubular flags on IPP's IMS inventory system split this inventory by design, and the hydraulic drives and components in the category form a third group.</w:t>
+      </w:r>
+    </w:p>
+    <w:p>
+      <w:r>
+        <w:rPr>
+          <w:color w:val="AAAAAA"/>
+        </w:rPr>
+        <w:t>────────────────────────────────────────────────────────────</w:t>
+      </w:r>
+    </w:p>
+    <w:p>
+      <w:pPr>
+        <w:pStyle w:val="Heading2"/>
+      </w:pPr>
+      <w:r>
         <w:t>Tubular Bowl vs Disc Stack Centrifuges</w:t>
       </w:r>
     </w:p>
     <w:p>
       <w:r>
-        <w:t>Tubular bowl and disc stack centrifuges both spin a vertical bowl to separate fine solids and liquids, and they differ in bowl geometry, G-force, throughput and solids discharge. Here is how the two designs compare across key factors.</w:t>
+        <w:t>Tubular bowl and disc stack centrifuges both spin a vertical bowl to separate fine solids and liquids, and they differ in bowl geometry, G-force, throughput and solids discharge. Key factors for each design appear in the table.</w:t>
       </w:r>
     </w:p>
     <w:tbl>
@@ -358,7 +423,7 @@
           </w:tcPr>
           <w:p>
             <w:r/>
-            <w:hyperlink r:id="rId11">
+            <w:hyperlink r:id="rId14">
               <w:r>
                 <w:rPr>
                   <w:color w:val="1155CC"/>
@@ -389,7 +454,7 @@
     </w:p>
     <w:p>
       <w:r>
-        <w:t>Sharples and Podbielniak hold the deepest positions in this part of IPP's centrifuge inventory, alongside APV, Baker Perkins, Oil Gear, Robatel, Rina, Carl Padberg, Sanborn, Tolhurst, Dorr Oliver and Adelet.</w:t>
+        <w:t>Sharples and Podbielniak top this part of IPP's centrifuge inventory, alongside APV, Baker Perkins, Oil Gear, Robatel, Rina, Carl Padberg, Sanborn, Tolhurst, Dorr Oliver and Adelet.</w:t>
       </w:r>
     </w:p>
     <w:p>
@@ -467,7 +532,7 @@
       </w:r>
     </w:p>
     <w:p>
-      <w:hyperlink r:id="rId12">
+      <w:hyperlink r:id="rId15">
         <w:r>
           <w:rPr>
             <w:color w:val="1155CC"/>
@@ -479,7 +544,7 @@
       <w:r>
         <w:t xml:space="preserve"> | </w:t>
       </w:r>
-      <w:hyperlink r:id="rId12">
+      <w:hyperlink r:id="rId15">
         <w:r>
           <w:rPr>
             <w:color w:val="1155CC"/>
@@ -524,198 +589,6 @@
       </w:pPr>
       <w:r>
         <w:t>Description: 3 phase separator tubular supercentrifuge</w:t>
-      </w:r>
-    </w:p>
-    <w:p>
-      <w:pPr>
-        <w:pStyle w:val="ListBullet"/>
-      </w:pPr>
-      <w:r>
-        <w:t>Condition: Good used</w:t>
-      </w:r>
-    </w:p>
-    <w:p>
-      <w:hyperlink r:id="rId13">
-        <w:r>
-          <w:rPr>
-            <w:color w:val="1155CC"/>
-            <w:u w:val="single"/>
-          </w:rPr>
-          <w:t xml:space="preserve">View Specs</w:t>
-        </w:r>
-      </w:hyperlink>
-      <w:r>
-        <w:t xml:space="preserve"> | </w:t>
-      </w:r>
-      <w:hyperlink r:id="rId13">
-        <w:r>
-          <w:rPr>
-            <w:color w:val="1155CC"/>
-            <w:u w:val="single"/>
-          </w:rPr>
-          <w:t xml:space="preserve">View IPP# 82828</w:t>
-        </w:r>
-      </w:hyperlink>
-    </w:p>
-    <w:p>
-      <w:pPr>
-        <w:pStyle w:val="Heading4"/>
-      </w:pPr>
-      <w:r>
-        <w:t>Sharples AS16 SS 316 ([IPP# 109855](https://ims.internationalprocessplants.com/inventory/equipment/detail/misc-and-hydraulic-centrifuge/109855))</w:t>
-      </w:r>
-    </w:p>
-    <w:p>
-      <w:r>
-        <w:t>Good used Sharples AS16 tubular bowl centrifuge with a 15,000 rpm maximum bowl speed and a 1.49 kW (2 HP) motor.</w:t>
-      </w:r>
-    </w:p>
-    <w:p>
-      <w:pPr>
-        <w:pStyle w:val="ListBullet"/>
-      </w:pPr>
-      <w:r>
-        <w:t>Design: Tubular Bowl Centrifuge</w:t>
-      </w:r>
-    </w:p>
-    <w:p>
-      <w:pPr>
-        <w:pStyle w:val="ListBullet"/>
-      </w:pPr>
-      <w:r>
-        <w:t>Bowl Speed: 15,000 rpm</w:t>
-      </w:r>
-    </w:p>
-    <w:p>
-      <w:pPr>
-        <w:pStyle w:val="ListBullet"/>
-      </w:pPr>
-      <w:r>
-        <w:t>Motor Power: 1.49 kW (2 HP)</w:t>
-      </w:r>
-    </w:p>
-    <w:p>
-      <w:pPr>
-        <w:pStyle w:val="ListBullet"/>
-      </w:pPr>
-      <w:r>
-        <w:t>Description: Supercentrifuge, designed for tubular clarifier, vertically mounted motor</w:t>
-      </w:r>
-    </w:p>
-    <w:p>
-      <w:pPr>
-        <w:pStyle w:val="ListBullet"/>
-      </w:pPr>
-      <w:r>
-        <w:t>Material: Stainless Steel 316</w:t>
-      </w:r>
-    </w:p>
-    <w:p>
-      <w:pPr>
-        <w:pStyle w:val="ListBullet"/>
-      </w:pPr>
-      <w:r>
-        <w:t>Condition: Good used</w:t>
-      </w:r>
-    </w:p>
-    <w:p>
-      <w:hyperlink r:id="rId14">
-        <w:r>
-          <w:rPr>
-            <w:color w:val="1155CC"/>
-            <w:u w:val="single"/>
-          </w:rPr>
-          <w:t xml:space="preserve">View Specs</w:t>
-        </w:r>
-      </w:hyperlink>
-      <w:r>
-        <w:t xml:space="preserve"> | </w:t>
-      </w:r>
-      <w:hyperlink r:id="rId14">
-        <w:r>
-          <w:rPr>
-            <w:color w:val="1155CC"/>
-            <w:u w:val="single"/>
-          </w:rPr>
-          <w:t xml:space="preserve">View IPP# 109855</w:t>
-        </w:r>
-      </w:hyperlink>
-    </w:p>
-    <w:p>
-      <w:hyperlink r:id="rId15">
-        <w:r>
-          <w:rPr>
-            <w:color w:val="1155CC"/>
-            <w:u w:val="single"/>
-          </w:rPr>
-          <w:t xml:space="preserve">Browse All Sharples Tubular &amp; Podbielniak Centrifuges on IMS</w:t>
-        </w:r>
-      </w:hyperlink>
-    </w:p>
-    <w:p>
-      <w:pPr>
-        <w:pStyle w:val="Heading3"/>
-      </w:pPr>
-      <w:r>
-        <w:t>Buy Used Podbielniak Centrifugal Extractors for Sale</w:t>
-      </w:r>
-    </w:p>
-    <w:p>
-      <w:r>
-        <w:t>Podbielniak 6900 units in IPP's inventory are countercurrent extractor centrifuges with a 645 mm (25.4 in) outside diameter, rated 6.9 bar (100 psi) at 121 °C (250 °F). Each Podbielniak extractor works as a centrifugal contactor, bringing the two liquid phases together and separating them in one drum.</w:t>
-      </w:r>
-    </w:p>
-    <w:p>
-      <w:pPr>
-        <w:pStyle w:val="Heading4"/>
-      </w:pPr>
-      <w:r>
-        <w:t>Podbielniak 6900 SS 316 ([IPP# 3065](https://ims.internationalprocessplants.com/inventory/equipment/detail/misc-and-hydraulic-centrifuge/3065))</w:t>
-      </w:r>
-    </w:p>
-    <w:p>
-      <w:r>
-        <w:t>Good used Podbielniak 6900 Podbielniak centrifugal extractor with a 2,500 rpm maximum bowl speed and a 7.5 kW (10 HP) motor.</w:t>
-      </w:r>
-    </w:p>
-    <w:p>
-      <w:pPr>
-        <w:pStyle w:val="ListBullet"/>
-      </w:pPr>
-      <w:r>
-        <w:t>Design: Podbielniak Centrifugal Extractor</w:t>
-      </w:r>
-    </w:p>
-    <w:p>
-      <w:pPr>
-        <w:pStyle w:val="ListBullet"/>
-      </w:pPr>
-      <w:r>
-        <w:t>Bowl Speed: 2,500 rpm</w:t>
-      </w:r>
-    </w:p>
-    <w:p>
-      <w:pPr>
-        <w:pStyle w:val="ListBullet"/>
-      </w:pPr>
-      <w:r>
-        <w:t>Motor Power: 7.5 kW (10 HP)</w:t>
-      </w:r>
-    </w:p>
-    <w:p>
-      <w:pPr>
-        <w:pStyle w:val="ListBullet"/>
-      </w:pPr>
-      <w:r>
-        <w:t>Description: Podbielniak centrifuge, 25.4" OD x 6" inside width, 100psi @ 250° F</w:t>
-      </w:r>
-    </w:p>
-    <w:p>
-      <w:pPr>
-        <w:pStyle w:val="ListBullet"/>
-      </w:pPr>
-      <w:r>
-        <w:t>Material: Stainless Steel 316</w:t>
       </w:r>
     </w:p>
     <w:p>
@@ -745,7 +618,7 @@
             <w:color w:val="1155CC"/>
             <w:u w:val="single"/>
           </w:rPr>
-          <w:t xml:space="preserve">View IPP# 3065</w:t>
+          <w:t xml:space="preserve">View IPP# 82828</w:t>
         </w:r>
       </w:hyperlink>
     </w:p>
@@ -754,12 +627,12 @@
         <w:pStyle w:val="Heading4"/>
       </w:pPr>
       <w:r>
-        <w:t>Podbielniak 6900 SS 316 ([IPP# 9734](https://ims.internationalprocessplants.com/inventory/equipment/detail/misc-and-hydraulic-centrifuge/9734))</w:t>
-      </w:r>
-    </w:p>
-    <w:p>
-      <w:r>
-        <w:t>Good used Podbielniak 6900 Podbielniak centrifugal extractor with a 2,000 rpm maximum bowl speed and a 5.6 kW (7.5 HP) motor.</w:t>
+        <w:t>Sharples AS16 SS 316 ([IPP# 109855](https://ims.internationalprocessplants.com/inventory/equipment/detail/misc-and-hydraulic-centrifuge/109855))</w:t>
+      </w:r>
+    </w:p>
+    <w:p>
+      <w:r>
+        <w:t>Good used Sharples AS16 tubular bowl centrifuge with a 15,000 rpm maximum bowl speed and a 1.49 kW (2 HP) motor.</w:t>
       </w:r>
     </w:p>
     <w:p>
@@ -767,7 +640,7 @@
         <w:pStyle w:val="ListBullet"/>
       </w:pPr>
       <w:r>
-        <w:t>Design: Podbielniak Centrifugal Extractor</w:t>
+        <w:t>Design: Tubular Bowl Centrifuge</w:t>
       </w:r>
     </w:p>
     <w:p>
@@ -775,7 +648,7 @@
         <w:pStyle w:val="ListBullet"/>
       </w:pPr>
       <w:r>
-        <w:t>Bowl Speed: 2,000 rpm</w:t>
+        <w:t>Bowl Speed: 15,000 rpm</w:t>
       </w:r>
     </w:p>
     <w:p>
@@ -783,7 +656,7 @@
         <w:pStyle w:val="ListBullet"/>
       </w:pPr>
       <w:r>
-        <w:t>Motor Power: 5.6 kW (7.5 HP)</w:t>
+        <w:t>Motor Power: 1.49 kW (2 HP)</w:t>
       </w:r>
     </w:p>
     <w:p>
@@ -791,7 +664,7 @@
         <w:pStyle w:val="ListBullet"/>
       </w:pPr>
       <w:r>
-        <w:t>Description: Podbielniak centrifuge, 25.4" OD x 6" inside diameter</w:t>
+        <w:t>Description: Supercentrifuge, designed for tubular clarifier, vertically mounted motor</w:t>
       </w:r>
     </w:p>
     <w:p>
@@ -829,21 +702,45 @@
             <w:color w:val="1155CC"/>
             <w:u w:val="single"/>
           </w:rPr>
-          <w:t xml:space="preserve">View IPP# 9734</w:t>
+          <w:t xml:space="preserve">View IPP# 109855</w:t>
         </w:r>
       </w:hyperlink>
     </w:p>
     <w:p>
+      <w:hyperlink r:id="rId18">
+        <w:r>
+          <w:rPr>
+            <w:color w:val="1155CC"/>
+            <w:u w:val="single"/>
+          </w:rPr>
+          <w:t xml:space="preserve">Browse All Sharples Tubular &amp; Podbielniak Centrifuges on IMS</w:t>
+        </w:r>
+      </w:hyperlink>
+    </w:p>
+    <w:p>
+      <w:pPr>
+        <w:pStyle w:val="Heading3"/>
+      </w:pPr>
+      <w:r>
+        <w:t>Buy Used Podbielniak Centrifugal Extractors for Sale</w:t>
+      </w:r>
+    </w:p>
+    <w:p>
+      <w:r>
+        <w:t>Podbielniak 6900 units in IPP's inventory are countercurrent extractor centrifuges with a 645 mm (25.4 in) outside diameter, rated 6.9 bar (100 psi) at 121 °C (250 °F). Each Podbielniak extractor works as a centrifugal contactor, bringing the two liquid phases together and separating them in one drum.</w:t>
+      </w:r>
+    </w:p>
+    <w:p>
       <w:pPr>
         <w:pStyle w:val="Heading4"/>
       </w:pPr>
       <w:r>
-        <w:t>Podbielniak 6900 SS 304 ([IPP# 28799](https://ims.internationalprocessplants.com/inventory/equipment/detail/misc-and-hydraulic-centrifuge/28799))</w:t>
-      </w:r>
-    </w:p>
-    <w:p>
-      <w:r>
-        <w:t>Good used Podbielniak 6900 Podbielniak centrifugal extractor with a 2,500 rpm maximum bowl speed.</w:t>
+        <w:t>Podbielniak 6900 SS 316 ([IPP# 3065](https://ims.internationalprocessplants.com/inventory/equipment/detail/misc-and-hydraulic-centrifuge/3065))</w:t>
+      </w:r>
+    </w:p>
+    <w:p>
+      <w:r>
+        <w:t>Good used Podbielniak 6900 Podbielniak centrifugal extractor with a 2,500 rpm maximum bowl speed and a 7.5 kW (10 HP) motor.</w:t>
       </w:r>
     </w:p>
     <w:p>
@@ -867,7 +764,7 @@
         <w:pStyle w:val="ListBullet"/>
       </w:pPr>
       <w:r>
-        <w:t>Description: counter current extractor centrifuge, 25.4" OD x 6" inside width, 100psi @ 250° F</w:t>
+        <w:t>Motor Power: 7.5 kW (10 HP)</w:t>
       </w:r>
     </w:p>
     <w:p>
@@ -875,7 +772,7 @@
         <w:pStyle w:val="ListBullet"/>
       </w:pPr>
       <w:r>
-        <w:t>Material: Stainless Steel 304</w:t>
+        <w:t>Description: Podbielniak centrifuge, 25.4" OD x 6" inside width, 100psi @ 250° F</w:t>
       </w:r>
     </w:p>
     <w:p>
@@ -883,11 +780,19 @@
         <w:pStyle w:val="ListBullet"/>
       </w:pPr>
       <w:r>
+        <w:t>Material: Stainless Steel 316</w:t>
+      </w:r>
+    </w:p>
+    <w:p>
+      <w:pPr>
+        <w:pStyle w:val="ListBullet"/>
+      </w:pPr>
+      <w:r>
         <w:t>Condition: Good used</w:t>
       </w:r>
     </w:p>
     <w:p>
-      <w:hyperlink r:id="rId18">
+      <w:hyperlink r:id="rId19">
         <w:r>
           <w:rPr>
             <w:color w:val="1155CC"/>
@@ -899,51 +804,27 @@
       <w:r>
         <w:t xml:space="preserve"> | </w:t>
       </w:r>
-      <w:hyperlink r:id="rId18">
-        <w:r>
-          <w:rPr>
-            <w:color w:val="1155CC"/>
-            <w:u w:val="single"/>
-          </w:rPr>
-          <w:t xml:space="preserve">View IPP# 28799</w:t>
-        </w:r>
-      </w:hyperlink>
-    </w:p>
-    <w:p>
       <w:hyperlink r:id="rId19">
         <w:r>
           <w:rPr>
             <w:color w:val="1155CC"/>
             <w:u w:val="single"/>
           </w:rPr>
-          <w:t xml:space="preserve">Browse All Podbielniak Tubular &amp; Podbielniak Centrifuges on IMS</w:t>
+          <w:t xml:space="preserve">View IPP# 3065</w:t>
         </w:r>
       </w:hyperlink>
     </w:p>
     <w:p>
       <w:pPr>
-        <w:pStyle w:val="Heading3"/>
-      </w:pPr>
-      <w:r>
-        <w:t>Buy Used APV Podbielniak-Type Centrifuges for Sale</w:t>
-      </w:r>
-    </w:p>
-    <w:p>
-      <w:r>
-        <w:t>APV D36 Podbielniak-type centrifuges in stock have 965 mm (38 in) diameter bowls with 18.6 kW (25 HP) motors in stainless steel 316, one of them refurbished with a Gyrol fluid drive.</w:t>
-      </w:r>
-    </w:p>
-    <w:p>
-      <w:pPr>
         <w:pStyle w:val="Heading4"/>
       </w:pPr>
       <w:r>
-        <w:t>[Featured] APV D36 SS 316 ([IPP# 211013](https://ims.internationalprocessplants.com/inventory/equipment/detail/misc-and-hydraulic-centrifuge/211013))</w:t>
-      </w:r>
-    </w:p>
-    <w:p>
-      <w:r>
-        <w:t>Good used APV D36 Podbielniak centrifugal extractor with a 18.6 kW (25 HP) motor.</w:t>
+        <w:t>Podbielniak 6900 SS 316 ([IPP# 9734](https://ims.internationalprocessplants.com/inventory/equipment/detail/misc-and-hydraulic-centrifuge/9734))</w:t>
+      </w:r>
+    </w:p>
+    <w:p>
+      <w:r>
+        <w:t>Good used Podbielniak 6900 Podbielniak centrifugal extractor with a 2,000 rpm maximum bowl speed and a 5.6 kW (7.5 HP) motor.</w:t>
       </w:r>
     </w:p>
     <w:p>
@@ -959,7 +840,7 @@
         <w:pStyle w:val="ListBullet"/>
       </w:pPr>
       <w:r>
-        <w:t>Motor Power: 18.6 kW (25 HP)</w:t>
+        <w:t>Bowl Speed: 2,000 rpm</w:t>
       </w:r>
     </w:p>
     <w:p>
@@ -967,7 +848,7 @@
         <w:pStyle w:val="ListBullet"/>
       </w:pPr>
       <w:r>
-        <w:t>Description: 38" dia x 39" L bowl, 2" feed pipe, 3" outlet</w:t>
+        <w:t>Motor Power: 5.6 kW (7.5 HP)</w:t>
       </w:r>
     </w:p>
     <w:p>
@@ -975,7 +856,7 @@
         <w:pStyle w:val="ListBullet"/>
       </w:pPr>
       <w:r>
-        <w:t>Overall Length: 2,450 mm (96 in)</w:t>
+        <w:t>Description: Podbielniak centrifuge, 25.4" OD x 6" inside diameter</w:t>
       </w:r>
     </w:p>
     <w:p>
@@ -1013,7 +894,7 @@
             <w:color w:val="1155CC"/>
             <w:u w:val="single"/>
           </w:rPr>
-          <w:t xml:space="preserve">View IPP# 211013</w:t>
+          <w:t xml:space="preserve">View IPP# 9734</w:t>
         </w:r>
       </w:hyperlink>
     </w:p>
@@ -1022,12 +903,12 @@
         <w:pStyle w:val="Heading4"/>
       </w:pPr>
       <w:r>
-        <w:t>[Featured] APV D36 SS 316 ([IPP# 211011](https://ims.internationalprocessplants.com/inventory/equipment/detail/misc-and-hydraulic-centrifuge/211011))</w:t>
-      </w:r>
-    </w:p>
-    <w:p>
-      <w:r>
-        <w:t>Good used APV D36 Podbielniak centrifugal extractor with a 18.6 kW (25 HP) motor.</w:t>
+        <w:t>Podbielniak 6900 SS 304 ([IPP# 28799](https://ims.internationalprocessplants.com/inventory/equipment/detail/misc-and-hydraulic-centrifuge/28799))</w:t>
+      </w:r>
+    </w:p>
+    <w:p>
+      <w:r>
+        <w:t>Good used Podbielniak 6900 Podbielniak centrifugal extractor with a 2,500 rpm maximum bowl speed.</w:t>
       </w:r>
     </w:p>
     <w:p>
@@ -1043,7 +924,7 @@
         <w:pStyle w:val="ListBullet"/>
       </w:pPr>
       <w:r>
-        <w:t>Motor Power: 18.6 kW (25 HP)</w:t>
+        <w:t>Bowl Speed: 2,500 rpm</w:t>
       </w:r>
     </w:p>
     <w:p>
@@ -1051,7 +932,7 @@
         <w:pStyle w:val="ListBullet"/>
       </w:pPr>
       <w:r>
-        <w:t>Description: 38" dia X 39" L bowl, 2" feed pipe, 3" outlet,</w:t>
+        <w:t>Description: counter current extractor centrifuge, 25.4" OD x 6" inside width, 100psi @ 250° F</w:t>
       </w:r>
     </w:p>
     <w:p>
@@ -1059,15 +940,7 @@
         <w:pStyle w:val="ListBullet"/>
       </w:pPr>
       <w:r>
-        <w:t>Overall Length: 2,450 mm (96 in)</w:t>
-      </w:r>
-    </w:p>
-    <w:p>
-      <w:pPr>
-        <w:pStyle w:val="ListBullet"/>
-      </w:pPr>
-      <w:r>
-        <w:t>Material: Stainless Steel 316</w:t>
+        <w:t>Material: Stainless Steel 304</w:t>
       </w:r>
     </w:p>
     <w:p>
@@ -1097,21 +970,45 @@
             <w:color w:val="1155CC"/>
             <w:u w:val="single"/>
           </w:rPr>
-          <w:t xml:space="preserve">View IPP# 211011</w:t>
+          <w:t xml:space="preserve">View IPP# 28799</w:t>
         </w:r>
       </w:hyperlink>
     </w:p>
     <w:p>
+      <w:hyperlink r:id="rId22">
+        <w:r>
+          <w:rPr>
+            <w:color w:val="1155CC"/>
+            <w:u w:val="single"/>
+          </w:rPr>
+          <w:t xml:space="preserve">Browse All Podbielniak Tubular &amp; Podbielniak Centrifuges on IMS</w:t>
+        </w:r>
+      </w:hyperlink>
+    </w:p>
+    <w:p>
+      <w:pPr>
+        <w:pStyle w:val="Heading3"/>
+      </w:pPr>
+      <w:r>
+        <w:t>Buy Used APV Podbielniak-Type Centrifuges for Sale</w:t>
+      </w:r>
+    </w:p>
+    <w:p>
+      <w:r>
+        <w:t>APV D36 Podbielniak-type centrifuges in stock have 965 mm (38 in) diameter bowls with 18.6 kW (25 HP) motors in stainless steel 316, one of them refurbished with a Gyrol fluid drive.</w:t>
+      </w:r>
+    </w:p>
+    <w:p>
       <w:pPr>
         <w:pStyle w:val="Heading4"/>
       </w:pPr>
       <w:r>
-        <w:t>[Refurbished] APV D36 SS 316 ([IPP# 211012](https://ims.internationalprocessplants.com/inventory/equipment/detail/misc-and-hydraulic-centrifuge/211012))</w:t>
-      </w:r>
-    </w:p>
-    <w:p>
-      <w:r>
-        <w:t>Refurbished APV D36 Podbielniak centrifugal extractor with a 2,100 rpm maximum bowl speed and a 18.6 kW (25 HP) motor.</w:t>
+        <w:t>[Featured] APV D36 SS 316 ([IPP# 211013](https://ims.internationalprocessplants.com/inventory/equipment/detail/misc-and-hydraulic-centrifuge/211013))</w:t>
+      </w:r>
+    </w:p>
+    <w:p>
+      <w:r>
+        <w:t>Good used APV D36 Podbielniak centrifugal extractor with a 18.6 kW (25 HP) motor.</w:t>
       </w:r>
     </w:p>
     <w:p>
@@ -1127,7 +1024,7 @@
         <w:pStyle w:val="ListBullet"/>
       </w:pPr>
       <w:r>
-        <w:t>Bowl Speed: 2,100 rpm</w:t>
+        <w:t>Motor Power: 18.6 kW (25 HP)</w:t>
       </w:r>
     </w:p>
     <w:p>
@@ -1135,7 +1032,7 @@
         <w:pStyle w:val="ListBullet"/>
       </w:pPr>
       <w:r>
-        <w:t>Motor Power: 18.6 kW (25 HP)</w:t>
+        <w:t>Description: 38" dia x 39" L bowl, 2" feed pipe, 3" outlet</w:t>
       </w:r>
     </w:p>
     <w:p>
@@ -1143,7 +1040,7 @@
         <w:pStyle w:val="ListBullet"/>
       </w:pPr>
       <w:r>
-        <w:t>Description: 38" dia X 39" L bowl, 2" feed pipe, 3" outlet, with Gyrol fluid drive</w:t>
+        <w:t>Overall Length: 2,450 mm (96 in)</w:t>
       </w:r>
     </w:p>
     <w:p>
@@ -1151,7 +1048,7 @@
         <w:pStyle w:val="ListBullet"/>
       </w:pPr>
       <w:r>
-        <w:t>Overall Length: 2,450 mm (96 in)</w:t>
+        <w:t>Material: Stainless Steel 316</w:t>
       </w:r>
     </w:p>
     <w:p>
@@ -1159,19 +1056,11 @@
         <w:pStyle w:val="ListBullet"/>
       </w:pPr>
       <w:r>
-        <w:t>Material: Stainless Steel 316</w:t>
-      </w:r>
-    </w:p>
-    <w:p>
-      <w:pPr>
-        <w:pStyle w:val="ListBullet"/>
-      </w:pPr>
-      <w:r>
-        <w:t>Condition: Refurbished</w:t>
-      </w:r>
-    </w:p>
-    <w:p>
-      <w:hyperlink r:id="rId22">
+        <w:t>Condition: Good used</w:t>
+      </w:r>
+    </w:p>
+    <w:p>
+      <w:hyperlink r:id="rId23">
         <w:r>
           <w:rPr>
             <w:color w:val="1155CC"/>
@@ -1183,51 +1072,27 @@
       <w:r>
         <w:t xml:space="preserve"> | </w:t>
       </w:r>
-      <w:hyperlink r:id="rId22">
-        <w:r>
-          <w:rPr>
-            <w:color w:val="1155CC"/>
-            <w:u w:val="single"/>
-          </w:rPr>
-          <w:t xml:space="preserve">View IPP# 211012</w:t>
-        </w:r>
-      </w:hyperlink>
-    </w:p>
-    <w:p>
       <w:hyperlink r:id="rId23">
         <w:r>
           <w:rPr>
             <w:color w:val="1155CC"/>
             <w:u w:val="single"/>
           </w:rPr>
-          <w:t xml:space="preserve">Browse All APV Tubular &amp; Podbielniak Centrifuges on IMS</w:t>
+          <w:t xml:space="preserve">View IPP# 211013</w:t>
         </w:r>
       </w:hyperlink>
     </w:p>
     <w:p>
       <w:pPr>
-        <w:pStyle w:val="Heading3"/>
-      </w:pPr>
-      <w:r>
-        <w:t>Buy Used Baker Perkins Podbielniak-Type Centrifuges for Sale</w:t>
-      </w:r>
-    </w:p>
-    <w:p>
-      <w:r>
-        <w:t>Baker Perkins D18 and A-1 Podbielniak-type centrifuges in IPP's inventory are rated 17.2 bar (250 psi) at 121 °C (250 °F), the D18 units with dual rotation fluid drives.</w:t>
-      </w:r>
-    </w:p>
-    <w:p>
-      <w:pPr>
         <w:pStyle w:val="Heading4"/>
       </w:pPr>
       <w:r>
-        <w:t>Baker Perkins D18 SS 316 ([IPP# 211052](https://ims.internationalprocessplants.com/inventory/equipment/detail/misc-and-hydraulic-centrifuge/211052))</w:t>
-      </w:r>
-    </w:p>
-    <w:p>
-      <w:r>
-        <w:t>Good used Baker Perkins D18 Podbielniak centrifugal extractor with a 2,100 rpm maximum bowl speed and a 11.2 kW (15 HP) motor.</w:t>
+        <w:t>[Featured] APV D36 SS 316 ([IPP# 211011](https://ims.internationalprocessplants.com/inventory/equipment/detail/misc-and-hydraulic-centrifuge/211011))</w:t>
+      </w:r>
+    </w:p>
+    <w:p>
+      <w:r>
+        <w:t>Good used APV D36 Podbielniak centrifugal extractor with a 18.6 kW (25 HP) motor.</w:t>
       </w:r>
     </w:p>
     <w:p>
@@ -1243,7 +1108,7 @@
         <w:pStyle w:val="ListBullet"/>
       </w:pPr>
       <w:r>
-        <w:t>Bowl Speed: 2,100 rpm</w:t>
+        <w:t>Motor Power: 18.6 kW (25 HP)</w:t>
       </w:r>
     </w:p>
     <w:p>
@@ -1251,15 +1116,7 @@
         <w:pStyle w:val="ListBullet"/>
       </w:pPr>
       <w:r>
-        <w:t>Motor Power: 11.2 kW (15 HP)</w:t>
-      </w:r>
-    </w:p>
-    <w:p>
-      <w:pPr>
-        <w:pStyle w:val="ListBullet"/>
-      </w:pPr>
-      <w:r>
-        <w:t>Description: 39" OAL x 36" OD Bowl, 250psi @ 250° F, with 1800rpm dual rotation fluid drive</w:t>
+        <w:t>Description: 38" dia X 39" L bowl, 2" feed pipe, 3" outlet,</w:t>
       </w:r>
     </w:p>
     <w:p>
@@ -1305,7 +1162,7 @@
             <w:color w:val="1155CC"/>
             <w:u w:val="single"/>
           </w:rPr>
-          <w:t xml:space="preserve">View IPP# 211052</w:t>
+          <w:t xml:space="preserve">View IPP# 211011</w:t>
         </w:r>
       </w:hyperlink>
     </w:p>
@@ -1314,12 +1171,12 @@
         <w:pStyle w:val="Heading4"/>
       </w:pPr>
       <w:r>
-        <w:t>Baker Perkins A-1 ([IPP# 100541](https://ims.internationalprocessplants.com/inventory/equipment/detail/misc-and-hydraulic-centrifuge/100541))</w:t>
-      </w:r>
-    </w:p>
-    <w:p>
-      <w:r>
-        <w:t>Good used Baker Perkins A-1 Podbielniak centrifugal extractor with a 10,000 rpm maximum bowl speed and a 2.2 kW (3 HP) motor.</w:t>
+        <w:t>[Refurbished] APV D36 SS 316 ([IPP# 211012](https://ims.internationalprocessplants.com/inventory/equipment/detail/misc-and-hydraulic-centrifuge/211012))</w:t>
+      </w:r>
+    </w:p>
+    <w:p>
+      <w:r>
+        <w:t>Refurbished APV D36 Podbielniak centrifugal extractor with a 2,100 rpm maximum bowl speed and a 18.6 kW (25 HP) motor.</w:t>
       </w:r>
     </w:p>
     <w:p>
@@ -1335,7 +1192,7 @@
         <w:pStyle w:val="ListBullet"/>
       </w:pPr>
       <w:r>
-        <w:t>Bowl Speed: 10,000 rpm</w:t>
+        <w:t>Bowl Speed: 2,100 rpm</w:t>
       </w:r>
     </w:p>
     <w:p>
@@ -1343,7 +1200,7 @@
         <w:pStyle w:val="ListBullet"/>
       </w:pPr>
       <w:r>
-        <w:t>Motor Power: 2.2 kW (3 HP)</w:t>
+        <w:t>Motor Power: 18.6 kW (25 HP)</w:t>
       </w:r>
     </w:p>
     <w:p>
@@ -1351,7 +1208,7 @@
         <w:pStyle w:val="ListBullet"/>
       </w:pPr>
       <w:r>
-        <w:t>Description: Podbielniak centrifuge, 250psi @ 250° F, 1.0 specific gravity liquid, with Flender Himmel varispeed drive.</w:t>
+        <w:t>Description: 38" dia X 39" L bowl, 2" feed pipe, 3" outlet, with Gyrol fluid drive</w:t>
       </w:r>
     </w:p>
     <w:p>
@@ -1359,7 +1216,23 @@
         <w:pStyle w:val="ListBullet"/>
       </w:pPr>
       <w:r>
-        <w:t>Condition: Good used</w:t>
+        <w:t>Overall Length: 2,450 mm (96 in)</w:t>
+      </w:r>
+    </w:p>
+    <w:p>
+      <w:pPr>
+        <w:pStyle w:val="ListBullet"/>
+      </w:pPr>
+      <w:r>
+        <w:t>Material: Stainless Steel 316</w:t>
+      </w:r>
+    </w:p>
+    <w:p>
+      <w:pPr>
+        <w:pStyle w:val="ListBullet"/>
+      </w:pPr>
+      <w:r>
+        <w:t>Condition: Refurbished</w:t>
       </w:r>
     </w:p>
     <w:p>
@@ -1381,16 +1254,40 @@
             <w:color w:val="1155CC"/>
             <w:u w:val="single"/>
           </w:rPr>
-          <w:t xml:space="preserve">View IPP# 100541</w:t>
+          <w:t xml:space="preserve">View IPP# 211012</w:t>
         </w:r>
       </w:hyperlink>
     </w:p>
     <w:p>
+      <w:hyperlink r:id="rId26">
+        <w:r>
+          <w:rPr>
+            <w:color w:val="1155CC"/>
+            <w:u w:val="single"/>
+          </w:rPr>
+          <w:t xml:space="preserve">Browse All APV Tubular &amp; Podbielniak Centrifuges on IMS</w:t>
+        </w:r>
+      </w:hyperlink>
+    </w:p>
+    <w:p>
+      <w:pPr>
+        <w:pStyle w:val="Heading3"/>
+      </w:pPr>
+      <w:r>
+        <w:t>Buy Used Baker Perkins Podbielniak-Type Centrifuges for Sale</w:t>
+      </w:r>
+    </w:p>
+    <w:p>
+      <w:r>
+        <w:t>Baker Perkins D18 and A-1 Podbielniak-type centrifuges in IPP's inventory are rated 17.2 bar (250 psi) at 121 °C (250 °F), the D18 units with dual rotation fluid drives.</w:t>
+      </w:r>
+    </w:p>
+    <w:p>
       <w:pPr>
         <w:pStyle w:val="Heading4"/>
       </w:pPr>
       <w:r>
-        <w:t>Baker Perkins D18 SS 316 ([IPP# 211055](https://ims.internationalprocessplants.com/inventory/equipment/detail/misc-and-hydraulic-centrifuge/211055))</w:t>
+        <w:t>Baker Perkins D18 SS 316 ([IPP# 211052](https://ims.internationalprocessplants.com/inventory/equipment/detail/misc-and-hydraulic-centrifuge/211052))</w:t>
       </w:r>
     </w:p>
     <w:p>
@@ -1455,7 +1352,7 @@
       </w:r>
     </w:p>
     <w:p>
-      <w:hyperlink r:id="rId26">
+      <w:hyperlink r:id="rId27">
         <w:r>
           <w:rPr>
             <w:color w:val="1155CC"/>
@@ -1467,51 +1364,27 @@
       <w:r>
         <w:t xml:space="preserve"> | </w:t>
       </w:r>
-      <w:hyperlink r:id="rId26">
-        <w:r>
-          <w:rPr>
-            <w:color w:val="1155CC"/>
-            <w:u w:val="single"/>
-          </w:rPr>
-          <w:t xml:space="preserve">View IPP# 211055</w:t>
-        </w:r>
-      </w:hyperlink>
-    </w:p>
-    <w:p>
       <w:hyperlink r:id="rId27">
         <w:r>
           <w:rPr>
             <w:color w:val="1155CC"/>
             <w:u w:val="single"/>
           </w:rPr>
-          <w:t xml:space="preserve">Browse All Baker Perkins Tubular &amp; Podbielniak Centrifuges on IMS</w:t>
+          <w:t xml:space="preserve">View IPP# 211052</w:t>
         </w:r>
       </w:hyperlink>
     </w:p>
     <w:p>
       <w:pPr>
-        <w:pStyle w:val="Heading3"/>
-      </w:pPr>
-      <w:r>
-        <w:t>Buy Used Oil Gear Hydraulic Centrifuge Drives for Sale</w:t>
-      </w:r>
-    </w:p>
-    <w:p>
-      <w:r>
-        <w:t>Oil Gear hydraulic equipment in stock includes a DH-1211 hydraulic drive for a basket centrifuge and a DACR-2011-ANL pump, both rated 75.8 bar (1,100 psi), and a DA3525 hydraulic power pack rated 172.4 bar (2,500 psi).</w:t>
-      </w:r>
-    </w:p>
-    <w:p>
-      <w:pPr>
         <w:pStyle w:val="Heading4"/>
       </w:pPr>
       <w:r>
-        <w:t>Oil Gear DACR-2011-ANL ([IPP# 108063](https://ims.internationalprocessplants.com/inventory/equipment/detail/misc-and-hydraulic-centrifuge/108063))</w:t>
-      </w:r>
-    </w:p>
-    <w:p>
-      <w:r>
-        <w:t>Good used Oil Gear DACR-2011-ANL hydraulic drive or pump with a 1,200 rpm maximum bowl speed and a 14.9 kW (20 HP) motor.</w:t>
+        <w:t>Baker Perkins A-1 ([IPP# 100541](https://ims.internationalprocessplants.com/inventory/equipment/detail/misc-and-hydraulic-centrifuge/100541))</w:t>
+      </w:r>
+    </w:p>
+    <w:p>
+      <w:r>
+        <w:t>Good used Baker Perkins A-1 Podbielniak centrifugal extractor with a 10,000 rpm maximum bowl speed and a 2.2 kW (3 HP) motor.</w:t>
       </w:r>
     </w:p>
     <w:p>
@@ -1519,7 +1392,7 @@
         <w:pStyle w:val="ListBullet"/>
       </w:pPr>
       <w:r>
-        <w:t>Design: Hydraulic Drive or Pump</w:t>
+        <w:t>Design: Podbielniak Centrifugal Extractor</w:t>
       </w:r>
     </w:p>
     <w:p>
@@ -1527,7 +1400,7 @@
         <w:pStyle w:val="ListBullet"/>
       </w:pPr>
       <w:r>
-        <w:t>Bowl Speed: 1,200 rpm</w:t>
+        <w:t>Bowl Speed: 10,000 rpm</w:t>
       </w:r>
     </w:p>
     <w:p>
@@ -1535,7 +1408,7 @@
         <w:pStyle w:val="ListBullet"/>
       </w:pPr>
       <w:r>
-        <w:t>Motor Power: 14.9 kW (20 HP)</w:t>
+        <w:t>Motor Power: 2.2 kW (3 HP)</w:t>
       </w:r>
     </w:p>
     <w:p>
@@ -1543,7 +1416,7 @@
         <w:pStyle w:val="ListBullet"/>
       </w:pPr>
       <w:r>
-        <w:t>Description: Fluid power hydraulic pump, rated for 1100psi</w:t>
+        <w:t>Description: Podbielniak centrifuge, 250psi @ 250° F, 1.0 specific gravity liquid, with Flender Himmel varispeed drive.</w:t>
       </w:r>
     </w:p>
     <w:p>
@@ -1573,7 +1446,7 @@
             <w:color w:val="1155CC"/>
             <w:u w:val="single"/>
           </w:rPr>
-          <w:t xml:space="preserve">View IPP# 108063</w:t>
+          <w:t xml:space="preserve">View IPP# 100541</w:t>
         </w:r>
       </w:hyperlink>
     </w:p>
@@ -1582,12 +1455,12 @@
         <w:pStyle w:val="Heading4"/>
       </w:pPr>
       <w:r>
-        <w:t>Oil Gear DH-1211 Carbon Steel ([IPP# 42188](https://ims.internationalprocessplants.com/inventory/equipment/detail/misc-and-hydraulic-centrifuge/42188))</w:t>
-      </w:r>
-    </w:p>
-    <w:p>
-      <w:r>
-        <w:t>Good used Oil Gear DH-1211 hydraulic drive or pump with a 1,140 rpm maximum bowl speed and a 29.8 kW (40 HP) motor.</w:t>
+        <w:t>Baker Perkins D18 SS 316 ([IPP# 211055](https://ims.internationalprocessplants.com/inventory/equipment/detail/misc-and-hydraulic-centrifuge/211055))</w:t>
+      </w:r>
+    </w:p>
+    <w:p>
+      <w:r>
+        <w:t>Good used Baker Perkins D18 Podbielniak centrifugal extractor with a 2,100 rpm maximum bowl speed and a 11.2 kW (15 HP) motor.</w:t>
       </w:r>
     </w:p>
     <w:p>
@@ -1595,7 +1468,7 @@
         <w:pStyle w:val="ListBullet"/>
       </w:pPr>
       <w:r>
-        <w:t>Design: Hydraulic Drive or Pump</w:t>
+        <w:t>Design: Podbielniak Centrifugal Extractor</w:t>
       </w:r>
     </w:p>
     <w:p>
@@ -1603,7 +1476,7 @@
         <w:pStyle w:val="ListBullet"/>
       </w:pPr>
       <w:r>
-        <w:t>Bowl Speed: 1,140 rpm</w:t>
+        <w:t>Bowl Speed: 2,100 rpm</w:t>
       </w:r>
     </w:p>
     <w:p>
@@ -1611,7 +1484,7 @@
         <w:pStyle w:val="ListBullet"/>
       </w:pPr>
       <w:r>
-        <w:t>Motor Power: 29.8 kW (40 HP)</w:t>
+        <w:t>Motor Power: 11.2 kW (15 HP)</w:t>
       </w:r>
     </w:p>
     <w:p>
@@ -1619,7 +1492,7 @@
         <w:pStyle w:val="ListBullet"/>
       </w:pPr>
       <w:r>
-        <w:t>Description: Hydraulic drive for basket centrifuge, 1100psi rating</w:t>
+        <w:t>Description: 39" OAL x 36" OD Bowl, 250psi @ 250° F, with 1800rpm dual rotation fluid drive</w:t>
       </w:r>
     </w:p>
     <w:p>
@@ -1627,7 +1500,15 @@
         <w:pStyle w:val="ListBullet"/>
       </w:pPr>
       <w:r>
-        <w:t>Material: Carbon Steel</w:t>
+        <w:t>Overall Length: 2,450 mm (96 in)</w:t>
+      </w:r>
+    </w:p>
+    <w:p>
+      <w:pPr>
+        <w:pStyle w:val="ListBullet"/>
+      </w:pPr>
+      <w:r>
+        <w:t>Material: Stainless Steel 316</w:t>
       </w:r>
     </w:p>
     <w:p>
@@ -1657,21 +1538,45 @@
             <w:color w:val="1155CC"/>
             <w:u w:val="single"/>
           </w:rPr>
-          <w:t xml:space="preserve">View IPP# 42188</w:t>
+          <w:t xml:space="preserve">View IPP# 211055</w:t>
         </w:r>
       </w:hyperlink>
     </w:p>
     <w:p>
+      <w:hyperlink r:id="rId30">
+        <w:r>
+          <w:rPr>
+            <w:color w:val="1155CC"/>
+            <w:u w:val="single"/>
+          </w:rPr>
+          <w:t xml:space="preserve">Browse All Baker Perkins Tubular &amp; Podbielniak Centrifuges on IMS</w:t>
+        </w:r>
+      </w:hyperlink>
+    </w:p>
+    <w:p>
+      <w:pPr>
+        <w:pStyle w:val="Heading3"/>
+      </w:pPr>
+      <w:r>
+        <w:t>Buy Used Oil Gear Hydraulic Centrifuge Drives for Sale</w:t>
+      </w:r>
+    </w:p>
+    <w:p>
+      <w:r>
+        <w:t>Oil Gear hydraulic equipment in stock includes a DH-1211 hydraulic drive for a basket centrifuge and a DACR-2011-ANL pump, both rated 75.8 bar (1,100 psi), and a DA3525 hydraulic power pack rated 172.4 bar (2,500 psi).</w:t>
+      </w:r>
+    </w:p>
+    <w:p>
       <w:pPr>
         <w:pStyle w:val="Heading4"/>
       </w:pPr>
       <w:r>
-        <w:t>Oil Gear DA3525 ([IPP# 206355](https://ims.internationalprocessplants.com/inventory/equipment/detail/misc-and-hydraulic-centrifuge/206355))</w:t>
-      </w:r>
-    </w:p>
-    <w:p>
-      <w:r>
-        <w:t>Good used Oil Gear DA3525 hydraulic drive or pump with a 1,200 rpm maximum bowl speed and a 29.8 kW (40 HP) motor.</w:t>
+        <w:t>Oil Gear DACR-2011-ANL ([IPP# 108063](https://ims.internationalprocessplants.com/inventory/equipment/detail/misc-and-hydraulic-centrifuge/108063))</w:t>
+      </w:r>
+    </w:p>
+    <w:p>
+      <w:r>
+        <w:t>Good used Oil Gear DACR-2011-ANL hydraulic drive or pump with a 1,200 rpm maximum bowl speed and a 14.9 kW (20 HP) motor.</w:t>
       </w:r>
     </w:p>
     <w:p>
@@ -1695,7 +1600,7 @@
         <w:pStyle w:val="ListBullet"/>
       </w:pPr>
       <w:r>
-        <w:t>Motor Power: 29.8 kW (40 HP)</w:t>
+        <w:t>Motor Power: 14.9 kW (20 HP)</w:t>
       </w:r>
     </w:p>
     <w:p>
@@ -1703,7 +1608,7 @@
         <w:pStyle w:val="ListBullet"/>
       </w:pPr>
       <w:r>
-        <w:t>Description: Hydraulic powerpak, 2500psi, electric motor driven.</w:t>
+        <w:t>Description: Fluid power hydraulic pump, rated for 1100psi</w:t>
       </w:r>
     </w:p>
     <w:p>
@@ -1715,7 +1620,7 @@
       </w:r>
     </w:p>
     <w:p>
-      <w:hyperlink r:id="rId30">
+      <w:hyperlink r:id="rId31">
         <w:r>
           <w:rPr>
             <w:color w:val="1155CC"/>
@@ -1727,51 +1632,27 @@
       <w:r>
         <w:t xml:space="preserve"> | </w:t>
       </w:r>
-      <w:hyperlink r:id="rId30">
-        <w:r>
-          <w:rPr>
-            <w:color w:val="1155CC"/>
-            <w:u w:val="single"/>
-          </w:rPr>
-          <w:t xml:space="preserve">View IPP# 206355</w:t>
-        </w:r>
-      </w:hyperlink>
-    </w:p>
-    <w:p>
       <w:hyperlink r:id="rId31">
         <w:r>
           <w:rPr>
             <w:color w:val="1155CC"/>
             <w:u w:val="single"/>
           </w:rPr>
-          <w:t xml:space="preserve">Browse All Oil Gear Tubular &amp; Podbielniak Centrifuges on IMS</w:t>
+          <w:t xml:space="preserve">View IPP# 108063</w:t>
         </w:r>
       </w:hyperlink>
     </w:p>
     <w:p>
       <w:pPr>
-        <w:pStyle w:val="Heading3"/>
-      </w:pPr>
-      <w:r>
-        <w:t>Buy Used Robatel Centrifuges for Sale</w:t>
-      </w:r>
-    </w:p>
-    <w:p>
-      <w:r>
-        <w:t>Robatel units in IPP's inventory are a BXP 360 vertical tubular centrifuge rated 200 to 1,500 L/hr (53 to 396 gal/hr) with CIP, and a refurbished EC-03 continuous screener centrifuge with a 300 mm (11.8 in) basket.</w:t>
-      </w:r>
-    </w:p>
-    <w:p>
-      <w:pPr>
         <w:pStyle w:val="Heading4"/>
       </w:pPr>
       <w:r>
-        <w:t>Robatel BXP 360 Stainless Steel ([IPP# 220457](https://ims.internationalprocessplants.com/inventory/equipment/detail/misc-and-hydraulic-centrifuge/220457))</w:t>
-      </w:r>
-    </w:p>
-    <w:p>
-      <w:r>
-        <w:t>Good used Robatel BXP 360 tubular bowl centrifuge with a 3,000 rpm maximum bowl speed and a 5.5 kW (7.4 HP) motor.</w:t>
+        <w:t>Oil Gear DH-1211 Carbon Steel ([IPP# 42188](https://ims.internationalprocessplants.com/inventory/equipment/detail/misc-and-hydraulic-centrifuge/42188))</w:t>
+      </w:r>
+    </w:p>
+    <w:p>
+      <w:r>
+        <w:t>Good used Oil Gear DH-1211 hydraulic drive or pump with a 1,140 rpm maximum bowl speed and a 29.8 kW (40 HP) motor.</w:t>
       </w:r>
     </w:p>
     <w:p>
@@ -1779,7 +1660,7 @@
         <w:pStyle w:val="ListBullet"/>
       </w:pPr>
       <w:r>
-        <w:t>Design: Tubular Bowl Centrifuge</w:t>
+        <w:t>Design: Hydraulic Drive or Pump</w:t>
       </w:r>
     </w:p>
     <w:p>
@@ -1787,7 +1668,7 @@
         <w:pStyle w:val="ListBullet"/>
       </w:pPr>
       <w:r>
-        <w:t>Bowl Speed: 3,000 rpm</w:t>
+        <w:t>Bowl Speed: 1,140 rpm</w:t>
       </w:r>
     </w:p>
     <w:p>
@@ -1795,7 +1676,7 @@
         <w:pStyle w:val="ListBullet"/>
       </w:pPr>
       <w:r>
-        <w:t>Motor Power: 5.5 kW (7.4 HP)</w:t>
+        <w:t>Motor Power: 29.8 kW (40 HP)</w:t>
       </w:r>
     </w:p>
     <w:p>
@@ -1803,7 +1684,7 @@
         <w:pStyle w:val="ListBullet"/>
       </w:pPr>
       <w:r>
-        <w:t>Description: 200 - 1500 L/hr, 29L volume, 10-50° C, 360 mm (14.2 in) internal dia, with CIP &amp; 2x 200L receivers</w:t>
+        <w:t>Description: Hydraulic drive for basket centrifuge, 1100psi rating</w:t>
       </w:r>
     </w:p>
     <w:p>
@@ -1811,15 +1692,7 @@
         <w:pStyle w:val="ListBullet"/>
       </w:pPr>
       <w:r>
-        <w:t>Overall Length: 790 mm (31.1 in)</w:t>
-      </w:r>
-    </w:p>
-    <w:p>
-      <w:pPr>
-        <w:pStyle w:val="ListBullet"/>
-      </w:pPr>
-      <w:r>
-        <w:t>Material: Stainless steel</w:t>
+        <w:t>Material: Carbon Steel</w:t>
       </w:r>
     </w:p>
     <w:p>
@@ -1849,7 +1722,7 @@
             <w:color w:val="1155CC"/>
             <w:u w:val="single"/>
           </w:rPr>
-          <w:t xml:space="preserve">View IPP# 220457</w:t>
+          <w:t xml:space="preserve">View IPP# 42188</w:t>
         </w:r>
       </w:hyperlink>
     </w:p>
@@ -1858,12 +1731,12 @@
         <w:pStyle w:val="Heading4"/>
       </w:pPr>
       <w:r>
-        <w:t>[Refurbished] Robatel EC-03 SS 316L ([IPP# 79530](https://ims.internationalprocessplants.com/inventory/equipment/detail/misc-and-hydraulic-centrifuge/79530))</w:t>
-      </w:r>
-    </w:p>
-    <w:p>
-      <w:r>
-        <w:t>Refurbished Robatel EC-03 other centrifuge or component with a 3,600 rpm maximum bowl speed and a 11.2 kW (15 HP) motor.</w:t>
+        <w:t>Oil Gear DA3525 ([IPP# 206355](https://ims.internationalprocessplants.com/inventory/equipment/detail/misc-and-hydraulic-centrifuge/206355))</w:t>
+      </w:r>
+    </w:p>
+    <w:p>
+      <w:r>
+        <w:t>Good used Oil Gear DA3525 hydraulic drive or pump with a 1,200 rpm maximum bowl speed and a 29.8 kW (40 HP) motor.</w:t>
       </w:r>
     </w:p>
     <w:p>
@@ -1871,7 +1744,7 @@
         <w:pStyle w:val="ListBullet"/>
       </w:pPr>
       <w:r>
-        <w:t>Design: Other Centrifuge or Component</w:t>
+        <w:t>Design: Hydraulic Drive or Pump</w:t>
       </w:r>
     </w:p>
     <w:p>
@@ -1879,7 +1752,7 @@
         <w:pStyle w:val="ListBullet"/>
       </w:pPr>
       <w:r>
-        <w:t>Bowl Speed: 3,600 rpm</w:t>
+        <w:t>Bowl Speed: 1,200 rpm</w:t>
       </w:r>
     </w:p>
     <w:p>
@@ -1887,7 +1760,7 @@
         <w:pStyle w:val="ListBullet"/>
       </w:pPr>
       <w:r>
-        <w:t>Motor Power: 11.2 kW (15 HP)</w:t>
+        <w:t>Motor Power: 29.8 kW (40 HP)</w:t>
       </w:r>
     </w:p>
     <w:p>
@@ -1895,7 +1768,7 @@
         <w:pStyle w:val="ListBullet"/>
       </w:pPr>
       <w:r>
-        <w:t>Description: Continuous screener horizontal centrifuge, 300 mm (11.8 in) basket dia, 280sq in filtration area, 2560 G force, with several screens.</w:t>
+        <w:t>Description: Hydraulic powerpak, 2500psi, electric motor driven.</w:t>
       </w:r>
     </w:p>
     <w:p>
@@ -1903,23 +1776,7 @@
         <w:pStyle w:val="ListBullet"/>
       </w:pPr>
       <w:r>
-        <w:t>Overall Length: 1,700 mm (66.9 in)</w:t>
-      </w:r>
-    </w:p>
-    <w:p>
-      <w:pPr>
-        <w:pStyle w:val="ListBullet"/>
-      </w:pPr>
-      <w:r>
-        <w:t>Material: Stainless Steel 316L</w:t>
-      </w:r>
-    </w:p>
-    <w:p>
-      <w:pPr>
-        <w:pStyle w:val="ListBullet"/>
-      </w:pPr>
-      <w:r>
-        <w:t>Condition: Refurbished</w:t>
+        <w:t>Condition: Good used</w:t>
       </w:r>
     </w:p>
     <w:p>
@@ -1941,7 +1798,7 @@
             <w:color w:val="1155CC"/>
             <w:u w:val="single"/>
           </w:rPr>
-          <w:t xml:space="preserve">View IPP# 79530</w:t>
+          <w:t xml:space="preserve">View IPP# 206355</w:t>
         </w:r>
       </w:hyperlink>
     </w:p>
@@ -1952,42 +1809,21 @@
             <w:color w:val="1155CC"/>
             <w:u w:val="single"/>
           </w:rPr>
-          <w:t xml:space="preserve">Browse All Robatel Tubular &amp; Podbielniak Centrifuges on IMS</w:t>
+          <w:t xml:space="preserve">Browse All Oil Gear Tubular &amp; Podbielniak Centrifuges on IMS</w:t>
         </w:r>
       </w:hyperlink>
     </w:p>
     <w:p>
-      <w:r>
-        <w:rPr>
-          <w:color w:val="AAAAAA"/>
-        </w:rPr>
-        <w:t>────────────────────────────────────────────────────────────</w:t>
-      </w:r>
-    </w:p>
-    <w:p>
-      <w:pPr>
-        <w:pStyle w:val="Heading2"/>
-      </w:pPr>
-      <w:r>
-        <w:t>Buy Tubular, Podbielniak &amp; Hydraulic Centrifuges by Condition</w:t>
-      </w:r>
-    </w:p>
-    <w:p>
-      <w:r>
-        <w:t>IPP lists each unit in this category under one of two IMS condition grades: used and refurbished/rebuilt.</w:t>
-      </w:r>
-    </w:p>
-    <w:p>
       <w:pPr>
         <w:pStyle w:val="Heading3"/>
       </w:pPr>
       <w:r>
-        <w:t>Buy Good Used Tubular &amp; Podbielniak Centrifuges</w:t>
-      </w:r>
-    </w:p>
-    <w:p>
-      <w:r>
-        <w:t>Good used units make up most of the category, each listed with its bowl speed, motor power and description.</w:t>
+        <w:t>Buy Used Robatel Centrifuges for Sale</w:t>
+      </w:r>
+    </w:p>
+    <w:p>
+      <w:r>
+        <w:t>Robatel units in IPP's inventory are a BXP 360 vertical tubular centrifuge rated 200 to 1,500 L/hr (53 to 396 gal/hr) with CIP, and a refurbished EC-03 continuous screener centrifuge with a 300 mm (11.8 in) basket.</w:t>
       </w:r>
     </w:p>
     <w:p>
@@ -1995,12 +1831,12 @@
         <w:pStyle w:val="Heading4"/>
       </w:pPr>
       <w:r>
-        <w:t>[Featured] APV D36 SS 316 ([IPP# 211013](https://ims.internationalprocessplants.com/inventory/equipment/detail/misc-and-hydraulic-centrifuge/211013))</w:t>
-      </w:r>
-    </w:p>
-    <w:p>
-      <w:r>
-        <w:t>Good used APV D36 Podbielniak centrifugal extractor with a 18.6 kW (25 HP) motor.</w:t>
+        <w:t>Robatel BXP 360 Stainless Steel ([IPP# 220457](https://ims.internationalprocessplants.com/inventory/equipment/detail/misc-and-hydraulic-centrifuge/220457))</w:t>
+      </w:r>
+    </w:p>
+    <w:p>
+      <w:r>
+        <w:t>Good used Robatel BXP 360 tubular bowl centrifuge with a 3,000 rpm maximum bowl speed and a 5.5 kW (7.4 HP) motor.</w:t>
       </w:r>
     </w:p>
     <w:p>
@@ -2008,7 +1844,7 @@
         <w:pStyle w:val="ListBullet"/>
       </w:pPr>
       <w:r>
-        <w:t>Design: Podbielniak Centrifugal Extractor</w:t>
+        <w:t>Design: Tubular Bowl Centrifuge</w:t>
       </w:r>
     </w:p>
     <w:p>
@@ -2016,7 +1852,7 @@
         <w:pStyle w:val="ListBullet"/>
       </w:pPr>
       <w:r>
-        <w:t>Motor Power: 18.6 kW (25 HP)</w:t>
+        <w:t>Bowl Speed: 3,000 rpm</w:t>
       </w:r>
     </w:p>
     <w:p>
@@ -2024,7 +1860,7 @@
         <w:pStyle w:val="ListBullet"/>
       </w:pPr>
       <w:r>
-        <w:t>Description: 38" dia x 39" L bowl, 2" feed pipe, 3" outlet</w:t>
+        <w:t>Motor Power: 5.5 kW (7.4 HP)</w:t>
       </w:r>
     </w:p>
     <w:p>
@@ -2032,7 +1868,7 @@
         <w:pStyle w:val="ListBullet"/>
       </w:pPr>
       <w:r>
-        <w:t>Overall Length: 2,450 mm (96 in)</w:t>
+        <w:t>Description: 200 - 1500 L/hr, 29L volume, 10-50° C, 360 mm (14.2 in) internal dia, with CIP &amp; 2x 200L receivers</w:t>
       </w:r>
     </w:p>
     <w:p>
@@ -2040,7 +1876,7 @@
         <w:pStyle w:val="ListBullet"/>
       </w:pPr>
       <w:r>
-        <w:t>Material: Stainless Steel 316</w:t>
+        <w:t>Overall Length: 790 mm (31.1 in)</w:t>
       </w:r>
     </w:p>
     <w:p>
@@ -2048,11 +1884,19 @@
         <w:pStyle w:val="ListBullet"/>
       </w:pPr>
       <w:r>
+        <w:t>Material: Stainless steel</w:t>
+      </w:r>
+    </w:p>
+    <w:p>
+      <w:pPr>
+        <w:pStyle w:val="ListBullet"/>
+      </w:pPr>
+      <w:r>
         <w:t>Condition: Good used</w:t>
       </w:r>
     </w:p>
     <w:p>
-      <w:hyperlink r:id="rId20">
+      <w:hyperlink r:id="rId35">
         <w:r>
           <w:rPr>
             <w:color w:val="1155CC"/>
@@ -2064,99 +1908,7 @@
       <w:r>
         <w:t xml:space="preserve"> | </w:t>
       </w:r>
-      <w:hyperlink r:id="rId20">
-        <w:r>
-          <w:rPr>
-            <w:color w:val="1155CC"/>
-            <w:u w:val="single"/>
-          </w:rPr>
-          <w:t xml:space="preserve">View IPP# 211013</w:t>
-        </w:r>
-      </w:hyperlink>
-    </w:p>
-    <w:p>
-      <w:pPr>
-        <w:pStyle w:val="Heading4"/>
-      </w:pPr>
-      <w:r>
-        <w:t>Robatel BXP 360 Stainless Steel ([IPP# 220457](https://ims.internationalprocessplants.com/inventory/equipment/detail/misc-and-hydraulic-centrifuge/220457))</w:t>
-      </w:r>
-    </w:p>
-    <w:p>
-      <w:r>
-        <w:t>Good used Robatel BXP 360 tubular bowl centrifuge with a 3,000 rpm maximum bowl speed and a 5.5 kW (7.4 HP) motor.</w:t>
-      </w:r>
-    </w:p>
-    <w:p>
-      <w:pPr>
-        <w:pStyle w:val="ListBullet"/>
-      </w:pPr>
-      <w:r>
-        <w:t>Design: Tubular Bowl Centrifuge</w:t>
-      </w:r>
-    </w:p>
-    <w:p>
-      <w:pPr>
-        <w:pStyle w:val="ListBullet"/>
-      </w:pPr>
-      <w:r>
-        <w:t>Bowl Speed: 3,000 rpm</w:t>
-      </w:r>
-    </w:p>
-    <w:p>
-      <w:pPr>
-        <w:pStyle w:val="ListBullet"/>
-      </w:pPr>
-      <w:r>
-        <w:t>Motor Power: 5.5 kW (7.4 HP)</w:t>
-      </w:r>
-    </w:p>
-    <w:p>
-      <w:pPr>
-        <w:pStyle w:val="ListBullet"/>
-      </w:pPr>
-      <w:r>
-        <w:t>Description: 200 - 1500 L/hr, 29L volume, 10-50° C, 360 mm (14.2 in) internal dia, with CIP &amp; 2x 200L receivers</w:t>
-      </w:r>
-    </w:p>
-    <w:p>
-      <w:pPr>
-        <w:pStyle w:val="ListBullet"/>
-      </w:pPr>
-      <w:r>
-        <w:t>Overall Length: 790 mm (31.1 in)</w:t>
-      </w:r>
-    </w:p>
-    <w:p>
-      <w:pPr>
-        <w:pStyle w:val="ListBullet"/>
-      </w:pPr>
-      <w:r>
-        <w:t>Material: Stainless steel</w:t>
-      </w:r>
-    </w:p>
-    <w:p>
-      <w:pPr>
-        <w:pStyle w:val="ListBullet"/>
-      </w:pPr>
-      <w:r>
-        <w:t>Condition: Good used</w:t>
-      </w:r>
-    </w:p>
-    <w:p>
-      <w:hyperlink r:id="rId32">
-        <w:r>
-          <w:rPr>
-            <w:color w:val="1155CC"/>
-            <w:u w:val="single"/>
-          </w:rPr>
-          <w:t xml:space="preserve">View Specs</w:t>
-        </w:r>
-      </w:hyperlink>
-      <w:r>
-        <w:t xml:space="preserve"> | </w:t>
-      </w:r>
-      <w:hyperlink r:id="rId32">
+      <w:hyperlink r:id="rId35">
         <w:r>
           <w:rPr>
             <w:color w:val="1155CC"/>
@@ -2171,12 +1923,12 @@
         <w:pStyle w:val="Heading4"/>
       </w:pPr>
       <w:r>
-        <w:t>Baker Perkins D18 SS 316 ([IPP# 211052](https://ims.internationalprocessplants.com/inventory/equipment/detail/misc-and-hydraulic-centrifuge/211052))</w:t>
-      </w:r>
-    </w:p>
-    <w:p>
-      <w:r>
-        <w:t>Good used Baker Perkins D18 Podbielniak centrifugal extractor with a 2,100 rpm maximum bowl speed and a 11.2 kW (15 HP) motor.</w:t>
+        <w:t>[Refurbished] Robatel EC-03 SS 316L ([IPP# 79530](https://ims.internationalprocessplants.com/inventory/equipment/detail/misc-and-hydraulic-centrifuge/79530))</w:t>
+      </w:r>
+    </w:p>
+    <w:p>
+      <w:r>
+        <w:t>Refurbished Robatel EC-03 other centrifuge or component with a 3,600 rpm maximum bowl speed and a 11.2 kW (15 HP) motor.</w:t>
       </w:r>
     </w:p>
     <w:p>
@@ -2184,7 +1936,7 @@
         <w:pStyle w:val="ListBullet"/>
       </w:pPr>
       <w:r>
-        <w:t>Design: Podbielniak Centrifugal Extractor</w:t>
+        <w:t>Design: Other Centrifuge or Component</w:t>
       </w:r>
     </w:p>
     <w:p>
@@ -2192,7 +1944,7 @@
         <w:pStyle w:val="ListBullet"/>
       </w:pPr>
       <w:r>
-        <w:t>Bowl Speed: 2,100 rpm</w:t>
+        <w:t>Bowl Speed: 3,600 rpm</w:t>
       </w:r>
     </w:p>
     <w:p>
@@ -2208,7 +1960,7 @@
         <w:pStyle w:val="ListBullet"/>
       </w:pPr>
       <w:r>
-        <w:t>Description: 39" OAL x 36" OD Bowl, 250psi @ 250° F, with 1800rpm dual rotation fluid drive</w:t>
+        <w:t>Description: Continuous screener horizontal centrifuge, 300 mm (11.8 in) basket dia, 280sq in filtration area, 2560 G force, with several screens.</w:t>
       </w:r>
     </w:p>
     <w:p>
@@ -2216,7 +1968,7 @@
         <w:pStyle w:val="ListBullet"/>
       </w:pPr>
       <w:r>
-        <w:t>Overall Length: 2,450 mm (96 in)</w:t>
+        <w:t>Overall Length: 1,700 mm (66.9 in)</w:t>
       </w:r>
     </w:p>
     <w:p>
@@ -2224,307 +1976,7 @@
         <w:pStyle w:val="ListBullet"/>
       </w:pPr>
       <w:r>
-        <w:t>Material: Stainless Steel 316</w:t>
-      </w:r>
-    </w:p>
-    <w:p>
-      <w:pPr>
-        <w:pStyle w:val="ListBullet"/>
-      </w:pPr>
-      <w:r>
-        <w:t>Condition: Good used</w:t>
-      </w:r>
-    </w:p>
-    <w:p>
-      <w:hyperlink r:id="rId24">
-        <w:r>
-          <w:rPr>
-            <w:color w:val="1155CC"/>
-            <w:u w:val="single"/>
-          </w:rPr>
-          <w:t xml:space="preserve">View Specs</w:t>
-        </w:r>
-      </w:hyperlink>
-      <w:r>
-        <w:t xml:space="preserve"> | </w:t>
-      </w:r>
-      <w:hyperlink r:id="rId24">
-        <w:r>
-          <w:rPr>
-            <w:color w:val="1155CC"/>
-            <w:u w:val="single"/>
-          </w:rPr>
-          <w:t xml:space="preserve">View IPP# 211052</w:t>
-        </w:r>
-      </w:hyperlink>
-    </w:p>
-    <w:p>
-      <w:hyperlink r:id="rId35">
-        <w:r>
-          <w:rPr>
-            <w:color w:val="1155CC"/>
-            <w:u w:val="single"/>
-          </w:rPr>
-          <w:t xml:space="preserve">Browse All Good Used Units on IMS</w:t>
-        </w:r>
-      </w:hyperlink>
-    </w:p>
-    <w:p>
-      <w:pPr>
-        <w:pStyle w:val="Heading3"/>
-      </w:pPr>
-      <w:r>
-        <w:t>Buy Refurbished Tubular &amp; Podbielniak Centrifuges</w:t>
-      </w:r>
-    </w:p>
-    <w:p>
-      <w:r>
-        <w:t>Refurbished units in IPP's inventory include Sharples AS-26 three-phase separators, an APV D36 with a Gyrol fluid drive and a Robatel EC-03, listed on IMS with the condition grade Refurbished/Rebuilt.</w:t>
-      </w:r>
-    </w:p>
-    <w:p>
-      <w:pPr>
-        <w:pStyle w:val="Heading4"/>
-      </w:pPr>
-      <w:r>
-        <w:t>[Refurbished] APV D36 SS 316 ([IPP# 211012](https://ims.internationalprocessplants.com/inventory/equipment/detail/misc-and-hydraulic-centrifuge/211012))</w:t>
-      </w:r>
-    </w:p>
-    <w:p>
-      <w:r>
-        <w:t>Refurbished APV D36 Podbielniak centrifugal extractor with a 2,100 rpm maximum bowl speed and a 18.6 kW (25 HP) motor.</w:t>
-      </w:r>
-    </w:p>
-    <w:p>
-      <w:pPr>
-        <w:pStyle w:val="ListBullet"/>
-      </w:pPr>
-      <w:r>
-        <w:t>Design: Podbielniak Centrifugal Extractor</w:t>
-      </w:r>
-    </w:p>
-    <w:p>
-      <w:pPr>
-        <w:pStyle w:val="ListBullet"/>
-      </w:pPr>
-      <w:r>
-        <w:t>Bowl Speed: 2,100 rpm</w:t>
-      </w:r>
-    </w:p>
-    <w:p>
-      <w:pPr>
-        <w:pStyle w:val="ListBullet"/>
-      </w:pPr>
-      <w:r>
-        <w:t>Motor Power: 18.6 kW (25 HP)</w:t>
-      </w:r>
-    </w:p>
-    <w:p>
-      <w:pPr>
-        <w:pStyle w:val="ListBullet"/>
-      </w:pPr>
-      <w:r>
-        <w:t>Description: 38" dia X 39" L bowl, 2" feed pipe, 3" outlet, with Gyrol fluid drive</w:t>
-      </w:r>
-    </w:p>
-    <w:p>
-      <w:pPr>
-        <w:pStyle w:val="ListBullet"/>
-      </w:pPr>
-      <w:r>
-        <w:t>Overall Length: 2,450 mm (96 in)</w:t>
-      </w:r>
-    </w:p>
-    <w:p>
-      <w:pPr>
-        <w:pStyle w:val="ListBullet"/>
-      </w:pPr>
-      <w:r>
-        <w:t>Material: Stainless Steel 316</w:t>
-      </w:r>
-    </w:p>
-    <w:p>
-      <w:pPr>
-        <w:pStyle w:val="ListBullet"/>
-      </w:pPr>
-      <w:r>
-        <w:t>Condition: Refurbished</w:t>
-      </w:r>
-    </w:p>
-    <w:p>
-      <w:hyperlink r:id="rId22">
-        <w:r>
-          <w:rPr>
-            <w:color w:val="1155CC"/>
-            <w:u w:val="single"/>
-          </w:rPr>
-          <w:t xml:space="preserve">View Specs</w:t>
-        </w:r>
-      </w:hyperlink>
-      <w:r>
-        <w:t xml:space="preserve"> | </w:t>
-      </w:r>
-      <w:hyperlink r:id="rId22">
-        <w:r>
-          <w:rPr>
-            <w:color w:val="1155CC"/>
-            <w:u w:val="single"/>
-          </w:rPr>
-          <w:t xml:space="preserve">View IPP# 211012</w:t>
-        </w:r>
-      </w:hyperlink>
-    </w:p>
-    <w:p>
-      <w:pPr>
-        <w:pStyle w:val="Heading4"/>
-      </w:pPr>
-      <w:r>
-        <w:t>[Refurbished] Robatel EC-03 SS 316L ([IPP# 79530](https://ims.internationalprocessplants.com/inventory/equipment/detail/misc-and-hydraulic-centrifuge/79530))</w:t>
-      </w:r>
-    </w:p>
-    <w:p>
-      <w:r>
-        <w:t>Refurbished Robatel EC-03 other centrifuge or component with a 3,600 rpm maximum bowl speed and a 11.2 kW (15 HP) motor.</w:t>
-      </w:r>
-    </w:p>
-    <w:p>
-      <w:pPr>
-        <w:pStyle w:val="ListBullet"/>
-      </w:pPr>
-      <w:r>
-        <w:t>Design: Other Centrifuge or Component</w:t>
-      </w:r>
-    </w:p>
-    <w:p>
-      <w:pPr>
-        <w:pStyle w:val="ListBullet"/>
-      </w:pPr>
-      <w:r>
-        <w:t>Bowl Speed: 3,600 rpm</w:t>
-      </w:r>
-    </w:p>
-    <w:p>
-      <w:pPr>
-        <w:pStyle w:val="ListBullet"/>
-      </w:pPr>
-      <w:r>
-        <w:t>Motor Power: 11.2 kW (15 HP)</w:t>
-      </w:r>
-    </w:p>
-    <w:p>
-      <w:pPr>
-        <w:pStyle w:val="ListBullet"/>
-      </w:pPr>
-      <w:r>
-        <w:t>Description: Continuous screener horizontal centrifuge, 300 mm (11.8 in) basket dia, 280sq in filtration area, 2560 G force, with several screens.</w:t>
-      </w:r>
-    </w:p>
-    <w:p>
-      <w:pPr>
-        <w:pStyle w:val="ListBullet"/>
-      </w:pPr>
-      <w:r>
-        <w:t>Overall Length: 1,700 mm (66.9 in)</w:t>
-      </w:r>
-    </w:p>
-    <w:p>
-      <w:pPr>
-        <w:pStyle w:val="ListBullet"/>
-      </w:pPr>
-      <w:r>
         <w:t>Material: Stainless Steel 316L</w:t>
-      </w:r>
-    </w:p>
-    <w:p>
-      <w:pPr>
-        <w:pStyle w:val="ListBullet"/>
-      </w:pPr>
-      <w:r>
-        <w:t>Condition: Refurbished</w:t>
-      </w:r>
-    </w:p>
-    <w:p>
-      <w:hyperlink r:id="rId33">
-        <w:r>
-          <w:rPr>
-            <w:color w:val="1155CC"/>
-            <w:u w:val="single"/>
-          </w:rPr>
-          <w:t xml:space="preserve">View Specs</w:t>
-        </w:r>
-      </w:hyperlink>
-      <w:r>
-        <w:t xml:space="preserve"> | </w:t>
-      </w:r>
-      <w:hyperlink r:id="rId33">
-        <w:r>
-          <w:rPr>
-            <w:color w:val="1155CC"/>
-            <w:u w:val="single"/>
-          </w:rPr>
-          <w:t xml:space="preserve">View IPP# 79530</w:t>
-        </w:r>
-      </w:hyperlink>
-    </w:p>
-    <w:p>
-      <w:pPr>
-        <w:pStyle w:val="Heading4"/>
-      </w:pPr>
-      <w:r>
-        <w:t>[Refurbished] Sharples AS-26 SS 304 ([IPP# 83471](https://ims.internationalprocessplants.com/inventory/equipment/detail/misc-and-hydraulic-centrifuge/83471))</w:t>
-      </w:r>
-    </w:p>
-    <w:p>
-      <w:r>
-        <w:t>Refurbished Sharples AS-26 tubular bowl centrifuge with a 15,000 rpm maximum bowl speed and a 3.7 kW (5 HP) motor.</w:t>
-      </w:r>
-    </w:p>
-    <w:p>
-      <w:pPr>
-        <w:pStyle w:val="ListBullet"/>
-      </w:pPr>
-      <w:r>
-        <w:t>Design: Tubular Bowl Centrifuge</w:t>
-      </w:r>
-    </w:p>
-    <w:p>
-      <w:pPr>
-        <w:pStyle w:val="ListBullet"/>
-      </w:pPr>
-      <w:r>
-        <w:t>Bowl Speed: 15,000 rpm</w:t>
-      </w:r>
-    </w:p>
-    <w:p>
-      <w:pPr>
-        <w:pStyle w:val="ListBullet"/>
-      </w:pPr>
-      <w:r>
-        <w:t>Motor Power: 3.7 kW (5 HP)</w:t>
-      </w:r>
-    </w:p>
-    <w:p>
-      <w:pPr>
-        <w:pStyle w:val="ListBullet"/>
-      </w:pPr>
-      <w:r>
-        <w:t>Description: 3 phase separator tubular centrifuge, with deep sludge cover</w:t>
-      </w:r>
-    </w:p>
-    <w:p>
-      <w:pPr>
-        <w:pStyle w:val="ListBullet"/>
-      </w:pPr>
-      <w:r>
-        <w:t>Overall Length: 1,850 mm (72 in)</w:t>
-      </w:r>
-    </w:p>
-    <w:p>
-      <w:pPr>
-        <w:pStyle w:val="ListBullet"/>
-      </w:pPr>
-      <w:r>
-        <w:t>Material: Stainless Steel 304</w:t>
       </w:r>
     </w:p>
     <w:p>
@@ -2554,12 +2006,625 @@
             <w:color w:val="1155CC"/>
             <w:u w:val="single"/>
           </w:rPr>
+          <w:t xml:space="preserve">View IPP# 79530</w:t>
+        </w:r>
+      </w:hyperlink>
+    </w:p>
+    <w:p>
+      <w:hyperlink r:id="rId37">
+        <w:r>
+          <w:rPr>
+            <w:color w:val="1155CC"/>
+            <w:u w:val="single"/>
+          </w:rPr>
+          <w:t xml:space="preserve">Browse All Robatel Tubular &amp; Podbielniak Centrifuges on IMS</w:t>
+        </w:r>
+      </w:hyperlink>
+    </w:p>
+    <w:p>
+      <w:r>
+        <w:rPr>
+          <w:color w:val="AAAAAA"/>
+        </w:rPr>
+        <w:t>────────────────────────────────────────────────────────────</w:t>
+      </w:r>
+    </w:p>
+    <w:p>
+      <w:pPr>
+        <w:pStyle w:val="Heading2"/>
+      </w:pPr>
+      <w:r>
+        <w:t>Buy Tubular, Podbielniak &amp; Hydraulic Centrifuges by Condition</w:t>
+      </w:r>
+    </w:p>
+    <w:p>
+      <w:r>
+        <w:t>Units in this category carry one of two IMS condition grades: used and refurbished/rebuilt.</w:t>
+      </w:r>
+    </w:p>
+    <w:p>
+      <w:pPr>
+        <w:pStyle w:val="Heading3"/>
+      </w:pPr>
+      <w:r>
+        <w:t>Buy Good Used Tubular &amp; Podbielniak Centrifuges</w:t>
+      </w:r>
+    </w:p>
+    <w:p>
+      <w:r>
+        <w:t>Good used units make up most of the category, each listed with its bowl speed, motor power and description.</w:t>
+      </w:r>
+    </w:p>
+    <w:p>
+      <w:pPr>
+        <w:pStyle w:val="Heading4"/>
+      </w:pPr>
+      <w:r>
+        <w:t>[Featured] APV D36 SS 316 ([IPP# 211013](https://ims.internationalprocessplants.com/inventory/equipment/detail/misc-and-hydraulic-centrifuge/211013))</w:t>
+      </w:r>
+    </w:p>
+    <w:p>
+      <w:r>
+        <w:t>Good used APV D36 Podbielniak centrifugal extractor with a 18.6 kW (25 HP) motor.</w:t>
+      </w:r>
+    </w:p>
+    <w:p>
+      <w:pPr>
+        <w:pStyle w:val="ListBullet"/>
+      </w:pPr>
+      <w:r>
+        <w:t>Design: Podbielniak Centrifugal Extractor</w:t>
+      </w:r>
+    </w:p>
+    <w:p>
+      <w:pPr>
+        <w:pStyle w:val="ListBullet"/>
+      </w:pPr>
+      <w:r>
+        <w:t>Motor Power: 18.6 kW (25 HP)</w:t>
+      </w:r>
+    </w:p>
+    <w:p>
+      <w:pPr>
+        <w:pStyle w:val="ListBullet"/>
+      </w:pPr>
+      <w:r>
+        <w:t>Description: 38" dia x 39" L bowl, 2" feed pipe, 3" outlet</w:t>
+      </w:r>
+    </w:p>
+    <w:p>
+      <w:pPr>
+        <w:pStyle w:val="ListBullet"/>
+      </w:pPr>
+      <w:r>
+        <w:t>Overall Length: 2,450 mm (96 in)</w:t>
+      </w:r>
+    </w:p>
+    <w:p>
+      <w:pPr>
+        <w:pStyle w:val="ListBullet"/>
+      </w:pPr>
+      <w:r>
+        <w:t>Material: Stainless Steel 316</w:t>
+      </w:r>
+    </w:p>
+    <w:p>
+      <w:pPr>
+        <w:pStyle w:val="ListBullet"/>
+      </w:pPr>
+      <w:r>
+        <w:t>Condition: Good used</w:t>
+      </w:r>
+    </w:p>
+    <w:p>
+      <w:hyperlink r:id="rId23">
+        <w:r>
+          <w:rPr>
+            <w:color w:val="1155CC"/>
+            <w:u w:val="single"/>
+          </w:rPr>
+          <w:t xml:space="preserve">View Specs</w:t>
+        </w:r>
+      </w:hyperlink>
+      <w:r>
+        <w:t xml:space="preserve"> | </w:t>
+      </w:r>
+      <w:hyperlink r:id="rId23">
+        <w:r>
+          <w:rPr>
+            <w:color w:val="1155CC"/>
+            <w:u w:val="single"/>
+          </w:rPr>
+          <w:t xml:space="preserve">View IPP# 211013</w:t>
+        </w:r>
+      </w:hyperlink>
+    </w:p>
+    <w:p>
+      <w:pPr>
+        <w:pStyle w:val="Heading4"/>
+      </w:pPr>
+      <w:r>
+        <w:t>Robatel BXP 360 Stainless Steel ([IPP# 220457](https://ims.internationalprocessplants.com/inventory/equipment/detail/misc-and-hydraulic-centrifuge/220457))</w:t>
+      </w:r>
+    </w:p>
+    <w:p>
+      <w:r>
+        <w:t>Good used Robatel BXP 360 tubular bowl centrifuge with a 3,000 rpm maximum bowl speed and a 5.5 kW (7.4 HP) motor.</w:t>
+      </w:r>
+    </w:p>
+    <w:p>
+      <w:pPr>
+        <w:pStyle w:val="ListBullet"/>
+      </w:pPr>
+      <w:r>
+        <w:t>Design: Tubular Bowl Centrifuge</w:t>
+      </w:r>
+    </w:p>
+    <w:p>
+      <w:pPr>
+        <w:pStyle w:val="ListBullet"/>
+      </w:pPr>
+      <w:r>
+        <w:t>Bowl Speed: 3,000 rpm</w:t>
+      </w:r>
+    </w:p>
+    <w:p>
+      <w:pPr>
+        <w:pStyle w:val="ListBullet"/>
+      </w:pPr>
+      <w:r>
+        <w:t>Motor Power: 5.5 kW (7.4 HP)</w:t>
+      </w:r>
+    </w:p>
+    <w:p>
+      <w:pPr>
+        <w:pStyle w:val="ListBullet"/>
+      </w:pPr>
+      <w:r>
+        <w:t>Description: 200 - 1500 L/hr, 29L volume, 10-50° C, 360 mm (14.2 in) internal dia, with CIP &amp; 2x 200L receivers</w:t>
+      </w:r>
+    </w:p>
+    <w:p>
+      <w:pPr>
+        <w:pStyle w:val="ListBullet"/>
+      </w:pPr>
+      <w:r>
+        <w:t>Overall Length: 790 mm (31.1 in)</w:t>
+      </w:r>
+    </w:p>
+    <w:p>
+      <w:pPr>
+        <w:pStyle w:val="ListBullet"/>
+      </w:pPr>
+      <w:r>
+        <w:t>Material: Stainless steel</w:t>
+      </w:r>
+    </w:p>
+    <w:p>
+      <w:pPr>
+        <w:pStyle w:val="ListBullet"/>
+      </w:pPr>
+      <w:r>
+        <w:t>Condition: Good used</w:t>
+      </w:r>
+    </w:p>
+    <w:p>
+      <w:hyperlink r:id="rId35">
+        <w:r>
+          <w:rPr>
+            <w:color w:val="1155CC"/>
+            <w:u w:val="single"/>
+          </w:rPr>
+          <w:t xml:space="preserve">View Specs</w:t>
+        </w:r>
+      </w:hyperlink>
+      <w:r>
+        <w:t xml:space="preserve"> | </w:t>
+      </w:r>
+      <w:hyperlink r:id="rId35">
+        <w:r>
+          <w:rPr>
+            <w:color w:val="1155CC"/>
+            <w:u w:val="single"/>
+          </w:rPr>
+          <w:t xml:space="preserve">View IPP# 220457</w:t>
+        </w:r>
+      </w:hyperlink>
+    </w:p>
+    <w:p>
+      <w:pPr>
+        <w:pStyle w:val="Heading4"/>
+      </w:pPr>
+      <w:r>
+        <w:t>Baker Perkins D18 SS 316 ([IPP# 211052](https://ims.internationalprocessplants.com/inventory/equipment/detail/misc-and-hydraulic-centrifuge/211052))</w:t>
+      </w:r>
+    </w:p>
+    <w:p>
+      <w:r>
+        <w:t>Good used Baker Perkins D18 Podbielniak centrifugal extractor with a 2,100 rpm maximum bowl speed and a 11.2 kW (15 HP) motor.</w:t>
+      </w:r>
+    </w:p>
+    <w:p>
+      <w:pPr>
+        <w:pStyle w:val="ListBullet"/>
+      </w:pPr>
+      <w:r>
+        <w:t>Design: Podbielniak Centrifugal Extractor</w:t>
+      </w:r>
+    </w:p>
+    <w:p>
+      <w:pPr>
+        <w:pStyle w:val="ListBullet"/>
+      </w:pPr>
+      <w:r>
+        <w:t>Bowl Speed: 2,100 rpm</w:t>
+      </w:r>
+    </w:p>
+    <w:p>
+      <w:pPr>
+        <w:pStyle w:val="ListBullet"/>
+      </w:pPr>
+      <w:r>
+        <w:t>Motor Power: 11.2 kW (15 HP)</w:t>
+      </w:r>
+    </w:p>
+    <w:p>
+      <w:pPr>
+        <w:pStyle w:val="ListBullet"/>
+      </w:pPr>
+      <w:r>
+        <w:t>Description: 39" OAL x 36" OD Bowl, 250psi @ 250° F, with 1800rpm dual rotation fluid drive</w:t>
+      </w:r>
+    </w:p>
+    <w:p>
+      <w:pPr>
+        <w:pStyle w:val="ListBullet"/>
+      </w:pPr>
+      <w:r>
+        <w:t>Overall Length: 2,450 mm (96 in)</w:t>
+      </w:r>
+    </w:p>
+    <w:p>
+      <w:pPr>
+        <w:pStyle w:val="ListBullet"/>
+      </w:pPr>
+      <w:r>
+        <w:t>Material: Stainless Steel 316</w:t>
+      </w:r>
+    </w:p>
+    <w:p>
+      <w:pPr>
+        <w:pStyle w:val="ListBullet"/>
+      </w:pPr>
+      <w:r>
+        <w:t>Condition: Good used</w:t>
+      </w:r>
+    </w:p>
+    <w:p>
+      <w:hyperlink r:id="rId27">
+        <w:r>
+          <w:rPr>
+            <w:color w:val="1155CC"/>
+            <w:u w:val="single"/>
+          </w:rPr>
+          <w:t xml:space="preserve">View Specs</w:t>
+        </w:r>
+      </w:hyperlink>
+      <w:r>
+        <w:t xml:space="preserve"> | </w:t>
+      </w:r>
+      <w:hyperlink r:id="rId27">
+        <w:r>
+          <w:rPr>
+            <w:color w:val="1155CC"/>
+            <w:u w:val="single"/>
+          </w:rPr>
+          <w:t xml:space="preserve">View IPP# 211052</w:t>
+        </w:r>
+      </w:hyperlink>
+    </w:p>
+    <w:p>
+      <w:hyperlink r:id="rId38">
+        <w:r>
+          <w:rPr>
+            <w:color w:val="1155CC"/>
+            <w:u w:val="single"/>
+          </w:rPr>
+          <w:t xml:space="preserve">Browse All Good Used Units on IMS</w:t>
+        </w:r>
+      </w:hyperlink>
+    </w:p>
+    <w:p>
+      <w:pPr>
+        <w:pStyle w:val="Heading3"/>
+      </w:pPr>
+      <w:r>
+        <w:t>Buy Refurbished Tubular &amp; Podbielniak Centrifuges</w:t>
+      </w:r>
+    </w:p>
+    <w:p>
+      <w:r>
+        <w:t>Refurbished units in IPP's inventory include Sharples AS-26 three-phase separators, an APV D36 with a Gyrol fluid drive and a Robatel EC-03, listed on IMS with the condition grade Refurbished/Rebuilt.</w:t>
+      </w:r>
+    </w:p>
+    <w:p>
+      <w:pPr>
+        <w:pStyle w:val="Heading4"/>
+      </w:pPr>
+      <w:r>
+        <w:t>[Refurbished] APV D36 SS 316 ([IPP# 211012](https://ims.internationalprocessplants.com/inventory/equipment/detail/misc-and-hydraulic-centrifuge/211012))</w:t>
+      </w:r>
+    </w:p>
+    <w:p>
+      <w:r>
+        <w:t>Refurbished APV D36 Podbielniak centrifugal extractor with a 2,100 rpm maximum bowl speed and a 18.6 kW (25 HP) motor.</w:t>
+      </w:r>
+    </w:p>
+    <w:p>
+      <w:pPr>
+        <w:pStyle w:val="ListBullet"/>
+      </w:pPr>
+      <w:r>
+        <w:t>Design: Podbielniak Centrifugal Extractor</w:t>
+      </w:r>
+    </w:p>
+    <w:p>
+      <w:pPr>
+        <w:pStyle w:val="ListBullet"/>
+      </w:pPr>
+      <w:r>
+        <w:t>Bowl Speed: 2,100 rpm</w:t>
+      </w:r>
+    </w:p>
+    <w:p>
+      <w:pPr>
+        <w:pStyle w:val="ListBullet"/>
+      </w:pPr>
+      <w:r>
+        <w:t>Motor Power: 18.6 kW (25 HP)</w:t>
+      </w:r>
+    </w:p>
+    <w:p>
+      <w:pPr>
+        <w:pStyle w:val="ListBullet"/>
+      </w:pPr>
+      <w:r>
+        <w:t>Description: 38" dia X 39" L bowl, 2" feed pipe, 3" outlet, with Gyrol fluid drive</w:t>
+      </w:r>
+    </w:p>
+    <w:p>
+      <w:pPr>
+        <w:pStyle w:val="ListBullet"/>
+      </w:pPr>
+      <w:r>
+        <w:t>Overall Length: 2,450 mm (96 in)</w:t>
+      </w:r>
+    </w:p>
+    <w:p>
+      <w:pPr>
+        <w:pStyle w:val="ListBullet"/>
+      </w:pPr>
+      <w:r>
+        <w:t>Material: Stainless Steel 316</w:t>
+      </w:r>
+    </w:p>
+    <w:p>
+      <w:pPr>
+        <w:pStyle w:val="ListBullet"/>
+      </w:pPr>
+      <w:r>
+        <w:t>Condition: Refurbished</w:t>
+      </w:r>
+    </w:p>
+    <w:p>
+      <w:hyperlink r:id="rId25">
+        <w:r>
+          <w:rPr>
+            <w:color w:val="1155CC"/>
+            <w:u w:val="single"/>
+          </w:rPr>
+          <w:t xml:space="preserve">View Specs</w:t>
+        </w:r>
+      </w:hyperlink>
+      <w:r>
+        <w:t xml:space="preserve"> | </w:t>
+      </w:r>
+      <w:hyperlink r:id="rId25">
+        <w:r>
+          <w:rPr>
+            <w:color w:val="1155CC"/>
+            <w:u w:val="single"/>
+          </w:rPr>
+          <w:t xml:space="preserve">View IPP# 211012</w:t>
+        </w:r>
+      </w:hyperlink>
+    </w:p>
+    <w:p>
+      <w:pPr>
+        <w:pStyle w:val="Heading4"/>
+      </w:pPr>
+      <w:r>
+        <w:t>[Refurbished] Robatel EC-03 SS 316L ([IPP# 79530](https://ims.internationalprocessplants.com/inventory/equipment/detail/misc-and-hydraulic-centrifuge/79530))</w:t>
+      </w:r>
+    </w:p>
+    <w:p>
+      <w:r>
+        <w:t>Refurbished Robatel EC-03 other centrifuge or component with a 3,600 rpm maximum bowl speed and a 11.2 kW (15 HP) motor.</w:t>
+      </w:r>
+    </w:p>
+    <w:p>
+      <w:pPr>
+        <w:pStyle w:val="ListBullet"/>
+      </w:pPr>
+      <w:r>
+        <w:t>Design: Other Centrifuge or Component</w:t>
+      </w:r>
+    </w:p>
+    <w:p>
+      <w:pPr>
+        <w:pStyle w:val="ListBullet"/>
+      </w:pPr>
+      <w:r>
+        <w:t>Bowl Speed: 3,600 rpm</w:t>
+      </w:r>
+    </w:p>
+    <w:p>
+      <w:pPr>
+        <w:pStyle w:val="ListBullet"/>
+      </w:pPr>
+      <w:r>
+        <w:t>Motor Power: 11.2 kW (15 HP)</w:t>
+      </w:r>
+    </w:p>
+    <w:p>
+      <w:pPr>
+        <w:pStyle w:val="ListBullet"/>
+      </w:pPr>
+      <w:r>
+        <w:t>Description: Continuous screener horizontal centrifuge, 300 mm (11.8 in) basket dia, 280sq in filtration area, 2560 G force, with several screens.</w:t>
+      </w:r>
+    </w:p>
+    <w:p>
+      <w:pPr>
+        <w:pStyle w:val="ListBullet"/>
+      </w:pPr>
+      <w:r>
+        <w:t>Overall Length: 1,700 mm (66.9 in)</w:t>
+      </w:r>
+    </w:p>
+    <w:p>
+      <w:pPr>
+        <w:pStyle w:val="ListBullet"/>
+      </w:pPr>
+      <w:r>
+        <w:t>Material: Stainless Steel 316L</w:t>
+      </w:r>
+    </w:p>
+    <w:p>
+      <w:pPr>
+        <w:pStyle w:val="ListBullet"/>
+      </w:pPr>
+      <w:r>
+        <w:t>Condition: Refurbished</w:t>
+      </w:r>
+    </w:p>
+    <w:p>
+      <w:hyperlink r:id="rId36">
+        <w:r>
+          <w:rPr>
+            <w:color w:val="1155CC"/>
+            <w:u w:val="single"/>
+          </w:rPr>
+          <w:t xml:space="preserve">View Specs</w:t>
+        </w:r>
+      </w:hyperlink>
+      <w:r>
+        <w:t xml:space="preserve"> | </w:t>
+      </w:r>
+      <w:hyperlink r:id="rId36">
+        <w:r>
+          <w:rPr>
+            <w:color w:val="1155CC"/>
+            <w:u w:val="single"/>
+          </w:rPr>
+          <w:t xml:space="preserve">View IPP# 79530</w:t>
+        </w:r>
+      </w:hyperlink>
+    </w:p>
+    <w:p>
+      <w:pPr>
+        <w:pStyle w:val="Heading4"/>
+      </w:pPr>
+      <w:r>
+        <w:t>[Refurbished] Sharples AS-26 SS 304 ([IPP# 83471](https://ims.internationalprocessplants.com/inventory/equipment/detail/misc-and-hydraulic-centrifuge/83471))</w:t>
+      </w:r>
+    </w:p>
+    <w:p>
+      <w:r>
+        <w:t>Refurbished Sharples AS-26 tubular bowl centrifuge with a 15,000 rpm maximum bowl speed and a 3.7 kW (5 HP) motor.</w:t>
+      </w:r>
+    </w:p>
+    <w:p>
+      <w:pPr>
+        <w:pStyle w:val="ListBullet"/>
+      </w:pPr>
+      <w:r>
+        <w:t>Design: Tubular Bowl Centrifuge</w:t>
+      </w:r>
+    </w:p>
+    <w:p>
+      <w:pPr>
+        <w:pStyle w:val="ListBullet"/>
+      </w:pPr>
+      <w:r>
+        <w:t>Bowl Speed: 15,000 rpm</w:t>
+      </w:r>
+    </w:p>
+    <w:p>
+      <w:pPr>
+        <w:pStyle w:val="ListBullet"/>
+      </w:pPr>
+      <w:r>
+        <w:t>Motor Power: 3.7 kW (5 HP)</w:t>
+      </w:r>
+    </w:p>
+    <w:p>
+      <w:pPr>
+        <w:pStyle w:val="ListBullet"/>
+      </w:pPr>
+      <w:r>
+        <w:t>Description: 3 phase separator tubular centrifuge, with deep sludge cover</w:t>
+      </w:r>
+    </w:p>
+    <w:p>
+      <w:pPr>
+        <w:pStyle w:val="ListBullet"/>
+      </w:pPr>
+      <w:r>
+        <w:t>Overall Length: 1,850 mm (72 in)</w:t>
+      </w:r>
+    </w:p>
+    <w:p>
+      <w:pPr>
+        <w:pStyle w:val="ListBullet"/>
+      </w:pPr>
+      <w:r>
+        <w:t>Material: Stainless Steel 304</w:t>
+      </w:r>
+    </w:p>
+    <w:p>
+      <w:pPr>
+        <w:pStyle w:val="ListBullet"/>
+      </w:pPr>
+      <w:r>
+        <w:t>Condition: Refurbished</w:t>
+      </w:r>
+    </w:p>
+    <w:p>
+      <w:hyperlink r:id="rId39">
+        <w:r>
+          <w:rPr>
+            <w:color w:val="1155CC"/>
+            <w:u w:val="single"/>
+          </w:rPr>
+          <w:t xml:space="preserve">View Specs</w:t>
+        </w:r>
+      </w:hyperlink>
+      <w:r>
+        <w:t xml:space="preserve"> | </w:t>
+      </w:r>
+      <w:hyperlink r:id="rId39">
+        <w:r>
+          <w:rPr>
+            <w:color w:val="1155CC"/>
+            <w:u w:val="single"/>
+          </w:rPr>
           <w:t xml:space="preserve">View IPP# 83471</w:t>
         </w:r>
       </w:hyperlink>
     </w:p>
     <w:p>
-      <w:hyperlink r:id="rId37">
+      <w:hyperlink r:id="rId40">
         <w:r>
           <w:rPr>
             <w:color w:val="1155CC"/>
@@ -3243,7 +3308,7 @@
         <w:t>Q: What centrifuges does IPP stock in its misc. and hydraulic category?</w:t>
       </w:r>
       <w:r>
-        <w:t xml:space="preserve"> A: IPP's misc. and hydraulic centrifuge category holds Sharples tubular bowl super centrifuges, Podbielniak-type centrifugal extractors from Podbielniak, APV and Baker Perkins, Oil Gear and Sanborn hydraulic drives and pumps, and centrifuge components. Units are good used or refurbished. Browse the IMS inventory for current availability.</w:t>
+        <w:t xml:space="preserve"> A: IPP's misc. and hydraulic centrifuge category holds Sharples tubular bowl super centrifuges, Podbielniak-type centrifugal extractors from Podbielniak, APV and Baker Perkins, Oil Gear and Sanborn hydraulic drives and pumps, and centrifuge components. Units are good used or refurbished. IMS shows what is available today.</w:t>
       </w:r>
     </w:p>
     <w:p>
@@ -3320,7 +3385,7 @@
         <w:t>Q: What does a hydraulic centrifuge drive do?</w:t>
       </w:r>
       <w:r>
-        <w:t xml:space="preserve"> A: A hydraulic centrifuge drive turns the basket through a hydraulic motor fed by a pump and power unit, instead of a direct electric motor or gearbox, which gives high starting torque and smooth acceleration. The same hydraulic power can run the discharge plows on a basket centrifuge, and IPP's Oil Gear and Sanborn units include drives built for basket centrifuges.</w:t>
+        <w:t xml:space="preserve"> A: A hydraulic centrifuge drive turns the basket through a hydraulic motor fed by a pump and power unit, instead of a direct electric motor or gearbox, which delivers high starting torque and smooth acceleration. The same hydraulic power can run the discharge plows on a basket centrifuge, and IPP's Oil Gear and Sanborn units include drives built for basket centrifuges.</w:t>
       </w:r>
     </w:p>
     <w:p>

--- a/docs/new-pages-for-review/tubular-and-podbielniak-centrifuges.docx
+++ b/docs/new-pages-for-review/tubular-and-podbielniak-centrifuges.docx
@@ -2052,7 +2052,7 @@
     </w:p>
     <w:p>
       <w:r>
-        <w:t>Good used units make up most of the category, each listed with its bowl speed, motor power and description.</w:t>
+        <w:t>Good used units dominate this category, and IMS lists each with its bowl speed, motor power and description.</w:t>
       </w:r>
     </w:p>
     <w:p>
@@ -3363,7 +3363,7 @@
         <w:t>Q: How does a Podbielniak centrifugal extractor work?</w:t>
       </w:r>
       <w:r>
-        <w:t xml:space="preserve"> A: A Podbielniak centrifugal extractor brings the heavy and the light liquid into the rotating drum through the shaft from opposite ends, so the two phases flow countercurrent through the drum and leave through the mechanically sealed shaft. The rotation creates a separation force well above gravity, which lets this liquid-liquid extraction machine contact and separate the phases in one compact unit.</w:t>
+        <w:t xml:space="preserve"> A: A Podbielniak centrifugal extractor feeds the heavy and the light liquid into the rotating drum through the shaft from opposite ends, so the two phases flow countercurrent through the drum and leave through the mechanically sealed shaft. The rotation creates a separation force well above gravity, so this liquid-liquid extraction machine contacts and separates the phases in one compact unit.</w:t>
       </w:r>
     </w:p>
     <w:p>
@@ -3374,7 +3374,7 @@
         <w:t>Q: What is a Sharples super centrifuge?</w:t>
       </w:r>
       <w:r>
-        <w:t xml:space="preserve"> A: Sharples super centrifuges are high-speed vertical tubular bowl machines, with AS16 and AS26 series units rated to 15,000 rpm and the turbine-driven T1P to 50,000 rpm. Sharples is the super centrifuge manufacturer behind most of the tubular units in IPP's inventory.</w:t>
+        <w:t xml:space="preserve"> A: Sharples super centrifuges are high-speed vertical tubular bowl machines, with AS16 and AS26 series units rated to 15,000 rpm and the turbine-driven T1P to 50,000 rpm. Sharples built more of IPP's tubular units than any other manufacturer, including the AS16, AS26, AS14, AE-18V and T1P models.</w:t>
       </w:r>
     </w:p>
     <w:p>
@@ -3396,7 +3396,7 @@
         <w:t>Q: Which manufacturers' centrifuges does IPP carry in this category?</w:t>
       </w:r>
       <w:r>
-        <w:t xml:space="preserve"> A: IPP carries Sharples, Podbielniak, APV, Baker Perkins, Oil Gear, Robatel, Rina, Carl Padberg, Sanborn, Tolhurst, Dorr Oliver and Adelet equipment in this category. Sharples leads the tubular bowl units, and Podbielniak, APV and Baker Perkins make up the Podbielniak-type extractors.</w:t>
+        <w:t xml:space="preserve"> A: IPP carries Sharples, Podbielniak, APV, Baker Perkins, Oil Gear, Robatel, Rina, Carl Padberg, Sanborn, Tolhurst, Dorr Oliver and Adelet equipment in this category. Sharples leads the tubular bowl units, and Podbielniak, APV and Baker Perkins built the Podbielniak-type extractors.</w:t>
       </w:r>
     </w:p>
     <w:p>

--- a/docs/new-pages-for-review/tubular-and-podbielniak-centrifuges.docx
+++ b/docs/new-pages-for-review/tubular-and-podbielniak-centrifuges.docx
@@ -12,7 +12,7 @@
     </w:p>
     <w:p>
       <w:r>
-        <w:t>Buying used tubular, Podbielniak and hydraulic centrifuges through International Process Plants (IPP) connects chemical, pharmaceutical, food and specialty manufacturers with the separation equipment IPP groups under Misc. &amp; Hydraulic on its IMS inventory system: Sharples tubular bowl super centrifuges, Podbielniak centrifugal extractors from Podbielniak, APV and Baker Perkins, and Oil Gear and Sanborn hydraulic drives. Bowl speeds reach 50,000 rpm, and buying used saves up to 50% of capital and 90% of lead time versus buying new. IPP has supplied process equipment worldwide since 1980.</w:t>
+        <w:t>Buying good used and refurbished tubular, Podbielniak, and hydraulic centrifuges from International Process Plants (IPP) supplies high-speed clarification, countercurrent liquid-liquid extraction, and hydraulic drive power while reducing issues like long OEM build times and premium new-build budgets. Chemical, pharmaceutical, food and specialty manufacturers reach the separation equipment IPP groups under Misc. &amp; Hydraulic on its IMS inventory system: Sharples tubular bowl super centrifuges, Podbielniak centrifugal extractors from Podbielniak, APV and Baker Perkins, and Oil Gear and Sanborn hydraulic drives. Bowl speeds reach 50,000 rpm, and buying used saves up to 50% of capital and 90% of lead time versus buying new. IPP has supplied process equipment worldwide since 1980.</w:t>
       </w:r>
     </w:p>
     <w:p>
@@ -161,7 +161,7 @@
     </w:p>
     <w:p>
       <w:r>
-        <w:t>Tubular bowl and disc stack centrifuges both spin a vertical bowl to separate fine solids and liquids, and they differ in bowl geometry, G-force, throughput and solids discharge. Key factors for each design appear in the table.</w:t>
+        <w:t>Tubular bowl and disc stack centrifuges both spin a vertical bowl to separate fine solids and liquids, with bowl geometry, G-force, throughput and solids discharge as the dividing lines. Key factors for each design appear in the table.</w:t>
       </w:r>
     </w:p>
     <w:tbl>
@@ -2344,7 +2344,7 @@
     </w:p>
     <w:p>
       <w:r>
-        <w:t>Refurbished units in IPP's inventory include Sharples AS-26 three-phase separators, an APV D36 with a Gyrol fluid drive and a Robatel EC-03, listed on IMS with the condition grade Refurbished/Rebuilt.</w:t>
+        <w:t>Refurbished units in IPP's inventory include Sharples AS-26 three-phase separators, an APV D36 with a Gyrol fluid drive and a Robatel EC-03, each graded refurbished/rebuilt on IMS.</w:t>
       </w:r>
     </w:p>
     <w:p>
@@ -3330,7 +3330,7 @@
         <w:t>Q: What condition grades are available?</w:t>
       </w:r>
       <w:r>
-        <w:t xml:space="preserve"> A: IPP lists the units in this category as good used or refurbished/rebuilt, each IMS listing stating its grade. For new equipment, IPP's Gale Process Solutions (GPS) subsidiary provides custom fabricated stainless steel equipment with 12 to 16 week average delivery.</w:t>
+        <w:t xml:space="preserve"> A: IPP lists the units in this category as good used or refurbished/rebuilt, and the grade appears on every listing. For new equipment, IPP's Gale Process Solutions (GPS) subsidiary provides custom fabricated stainless steel equipment with 12 to 16 week average delivery.</w:t>
       </w:r>
     </w:p>
     <w:p>
@@ -3352,7 +3352,7 @@
         <w:t>Q: How does a tubular bowl centrifuge work?</w:t>
       </w:r>
       <w:r>
-        <w:t xml:space="preserve"> A: A tubular bowl centrifuge works on the principle of high-speed separation in a long, narrow vertical bowl. The feed enters at the bottom, the bowl spins at typically 10,000 to 20,000 rpm, and centrifugal force drives the solids to the bowl wall while the clarified liquid, or a light and a heavy liquid, leave through ports at the top. In a manual discharging tubular centrifuge, the trapped solids are cleaned out after the run, while the liquid flow itself is continuous.</w:t>
+        <w:t xml:space="preserve"> A: Tubular bowl centrifuges rely on a working principle of high-speed separation in a long, narrow vertical bowl. The feed enters at the bottom, the bowl spins at typically 10,000 to 20,000 rpm, and centrifugal force drives the solids to the bowl wall while the clarified liquid, or a light and a heavy liquid, leave through ports at the top. In a manual discharging tubular centrifuge, the trapped solids are cleaned out after the run, while the liquid flow itself is continuous.</w:t>
       </w:r>
     </w:p>
     <w:p>
